--- a/docs/Sistema_Delegacia_v2_Documentacao_SGI-DP.docx
+++ b/docs/Sistema_Delegacia_v2_Documentacao_SGI-DP.docx
@@ -4570,7 +4570,7 @@
           <w:vertAlign w:val="baseline"/>
           <w:rtl w:val="0"/>
         </w:rPr>
-        <w:t xml:space="preserve"> atributo Role.nome permanece como varchar livre (sem enum), pois representa um </w:t>
+        <w:t xml:space="preserve"> atributo Role.acesso permanece como varchar livre (sem enum), pois representa um </w:t>
       </w:r>
       <w:r>
         <w:rPr>
@@ -4674,7 +4674,7 @@
           <w:vertAlign w:val="baseline"/>
           <w:rtl w:val="0"/>
         </w:rPr>
-        <w:t xml:space="preserve"> Java.</w:t>
+        <w:t xml:space="preserve"> Java. Os valores de acesso seguem a convenção do Spring Security, com prefixo ROLE_ (ex.: ROLE_ADMIN, ROLE_DELEGADO, ROLE_POLICIAL, ROLE_ESTAGIARIO), e a própria entidade Role implementa GrantedAuthority, devolvendo esse valor em getAuthority().</w:t>
       </w:r>
       <w:r>
         <w:rPr>
@@ -5320,7 +5320,7 @@
                 <w:szCs w:val="19"/>
                 <w:rtl w:val="0"/>
               </w:rPr>
-              <w:t xml:space="preserve">Token deve conter papel (role) do usuario para autorizacao.</w:t>
+              <w:t xml:space="preserve">Token deve conter o papel do usuario (authority no formato ROLE_*, ex.: ROLE_POLICIAL) para autorizacao.</w:t>
             </w:r>
             <w:r>
               <w:rPr>
@@ -19080,7 +19080,7 @@
           <w:szCs w:val="24"/>
           <w:rtl w:val="0"/>
         </w:rPr>
-        <w:t xml:space="preserve">O modelo de domínio representa as entidades de negócio e seus relacionamentos, servindo de base direta para o mapeamento JPA. As enumerações (papeis de autorização, status) são mostradas em itálico dentro de cada classe. A autorização por papel e modelada através da entidade Role (catalogo extensivel de papeis, sem enum fixo), associada a Usuario por uma relacao N:1 direta - muitos usuários para um papel -, sem necessidade de tabela de junção, já que cada usuário possui exatamente um papel ativo por vez.</w:t>
+        <w:t xml:space="preserve">O modelo de domínio representa as entidades de negócio e seus relacionamentos, servindo de base direta para o mapeamento JPA. As enumerações (papeis de autorização, status) são mostradas em itálico dentro de cada classe. A autorização por papel e modelada através da entidade Role (catalogo extensivel de papeis, sem enum fixo, cujo atributo acesso guarda a authority no padrao do Spring Security, ex.: ROLE_ADMIN), associada a Usuario por uma relacao N:1 direta - muitos usuários para um papel -, sem necessidade de tabela de junção, já que cada usuário possui exatamente um papel ativo por vez.</w:t>
       </w:r>
     </w:p>
     <w:p>
@@ -19206,7 +19206,7 @@
           <w:szCs w:val="24"/>
           <w:rtl w:val="0"/>
         </w:rPr>
-        <w:t xml:space="preserve">O MER espelha o diagrama de classes no "sotaque" de banco de dados relacional, com chaves primárias, chaves estrangeiras, constraints de unicidade e regras de integridade referencial explícitas. Note que role.nome recebe UNIQUE (nao ha dois papeis com o mesmo nome), enquanto matrícula e login em usuário também são UNIQUE por serem identificadores administrativo e de acesso, respectivamente. As entidades veiculo e historico_situacao_veiculo foram incorporadas ao modelo para dar suporte ao controle de veículos apreendidos, com rastreabilidade de mudanças de situação (na DEPOL, em pátio, devolvido, descartado) via histórico dedicado, seguindo o mesmo padrão de auditoria já usado em historico_status_procedimento. Em procedimento, a unicidade é composta por (tipo, numero, ano), pois cada tipo de procedimento (IP, TOC, AIAI, AIFAI) possui numeração própria, que reinicia a cada ano e pode coincidir entre tipos. Em oitiva, responsavel_id indica o servidor que conduz a oitiva (e que recebe a notificação de oitiva próxima), enquanto cadastrado_por_id e data_cadastro registram a autoria do agendamento. O lacre do veículo é gerado automaticamente pela camada de serviço no formato LAC-AAAA-NNNNNN (ano corrente + sequencial de seis dígitos obtido de uma sequence dedicada do banco), garantindo a unicidade exigida pela constraint. </w:t>
+        <w:t xml:space="preserve">O MER espelha o diagrama de classes no "sotaque" de banco de dados relacional, com chaves primárias, chaves estrangeiras, constraints de unicidade e regras de integridade referencial explícitas. Note que role.acesso recebe UNIQUE (nao ha dois papeis com a mesma authority, ex.: ROLE_ADMIN), enquanto matrícula e login em usuário também são UNIQUE por serem identificadores administrativo e de acesso, respectivamente. As entidades veiculo e historico_situacao_veiculo foram incorporadas ao modelo para dar suporte ao controle de veículos apreendidos, com rastreabilidade de mudanças de situação (na DEPOL, em pátio, devolvido, descartado) via histórico dedicado, seguindo o mesmo padrão de auditoria já usado em historico_status_procedimento. Em procedimento, a unicidade é composta por (tipo, numero, ano), pois cada tipo de procedimento (IP, TOC, AIAI, AIFAI) possui numeração própria, que reinicia a cada ano e pode coincidir entre tipos. Em oitiva, responsavel_id indica o servidor que conduz a oitiva (e que recebe a notificação de oitiva próxima), enquanto cadastrado_por_id e data_cadastro registram a autoria do agendamento. O lacre do veículo é gerado automaticamente pela camada de serviço no formato LAC-AAAA-NNNNNN (ano corrente + sequencial de seis dígitos obtido de uma sequence dedicada do banco), garantindo a unicidade exigida pela constraint. </w:t>
       </w:r>
       <w:r>
         <w:rPr/>

--- a/docs/Sistema_Delegacia_v2_Documentacao_SGI-DP.docx
+++ b/docs/Sistema_Delegacia_v2_Documentacao_SGI-DP.docx
@@ -4466,7 +4466,7 @@
           <w:vertAlign w:val="baseline"/>
           <w:rtl w:val="0"/>
         </w:rPr>
-        <w:t xml:space="preserve"> de estado fechado e governado por regra de negocio no codigo (StatusUsuario [PENDENTE, APROVADO, REJEITADO, DESATIVADO], TipoProcedimento [IP, TOC, AIAI, AIFAI], StatusProcedimento, StatusOitiva, StatusRepasse, OrigemCustodia, TipoParte, TipoNotificacao, SituacaoVeiculo, Pericia) sao mapeadas com @Enumerated(EnumType.STRING), gravando o nome do valor (ex.: "PENDENTE") em vez do </w:t>
+        <w:t xml:space="preserve"> de estado fechado e governado por regra de negocio no codigo (StatusUsuario [PENDENTE, APROVADO, REJEITADO, DESATIVADO], TipoProcedimento [BO, IP, TCO, APF, AIAI, AAFAI, ROP], StatusProcedimento, StatusOitiva, StatusRepasse, OrigemCustodia, TipoParte, TipoNotificacao, SituacaoVeiculo, Pericia) sao mapeadas com @Enumerated(EnumType.STRING), gravando o nome do valor (ex.: "PENDENTE") em vez do </w:t>
       </w:r>
       <w:r>
         <w:rPr>
@@ -6904,7 +6904,7 @@
                 <w:szCs w:val="19"/>
                 <w:rtl w:val="0"/>
               </w:rPr>
-              <w:t xml:space="preserve">O sistema deve permitir que Delegado/Policial cadastre um novo procedimento, com tipo (IP, TOC, AIAI, AIFAI), numero, ano, crime, data de abertura.</w:t>
+              <w:t xml:space="preserve">O sistema deve permitir que Delegado/Policial cadastre um novo procedimento, com tipo (BO, IP, TCO, APF, AIAI, AAFAI, ROP), numero, ano, crime, data de abertura.</w:t>
             </w:r>
             <w:r>
               <w:rPr>
@@ -19206,7 +19206,7 @@
           <w:szCs w:val="24"/>
           <w:rtl w:val="0"/>
         </w:rPr>
-        <w:t xml:space="preserve">O MER espelha o diagrama de classes no "sotaque" de banco de dados relacional, com chaves primárias, chaves estrangeiras, constraints de unicidade e regras de integridade referencial explícitas. Note que role.acesso recebe UNIQUE (nao ha dois papeis com a mesma authority, ex.: ROLE_ADMIN), enquanto matrícula e login em usuário também são UNIQUE por serem identificadores administrativo e de acesso, respectivamente. As entidades veiculo e historico_situacao_veiculo foram incorporadas ao modelo para dar suporte ao controle de veículos apreendidos, com rastreabilidade de mudanças de situação (na DEPOL, em pátio, devolvido, descartado) via histórico dedicado, seguindo o mesmo padrão de auditoria já usado em historico_status_procedimento. Em procedimento, a unicidade é composta por (tipo, numero, ano), pois cada tipo de procedimento (IP, TOC, AIAI, AIFAI) possui numeração própria, que reinicia a cada ano e pode coincidir entre tipos. Em oitiva, responsavel_id indica o servidor que conduz a oitiva (e que recebe a notificação de oitiva próxima), enquanto cadastrado_por_id e data_cadastro registram a autoria do agendamento. O lacre do veículo é gerado automaticamente pela camada de serviço no formato LAC-AAAA-NNNNNN (ano corrente + sequencial de seis dígitos obtido de uma sequence dedicada do banco), garantindo a unicidade exigida pela constraint. </w:t>
+        <w:t xml:space="preserve">O MER espelha o diagrama de classes no "sotaque" de banco de dados relacional, com chaves primárias, chaves estrangeiras, constraints de unicidade e regras de integridade referencial explícitas. Note que role.acesso recebe UNIQUE (nao ha dois papeis com a mesma authority, ex.: ROLE_ADMIN), enquanto matrícula e login em usuário também são UNIQUE por serem identificadores administrativo e de acesso, respectivamente. As entidades veiculo e historico_situacao_veiculo foram incorporadas ao modelo para dar suporte ao controle de veículos apreendidos, com rastreabilidade de mudanças de situação (na DEPOL, em pátio, devolvido, descartado) via histórico dedicado, seguindo o mesmo padrão de auditoria já usado em historico_status_procedimento. Em procedimento, a unicidade é composta por (tipo, numero, ano), pois cada tipo de procedimento (BO - Boletim de Ocorrência, IP - Inquérito Policial, TCO - Termo Circunstanciado de Ocorrência, APF - Auto de Prisão em Flagrante, AIAI - Auto de Investigação de Ato Infracional, AAFAI - Auto de Apreensão em Flagrante de Ato Infracional, ROP - Registro de Ocorrência Policial da PM) possui numeração própria, que reinicia a cada ano e pode coincidir entre tipos. O número é armazenado como valor numérico (bigint), o que garante ordenação correta e evita duplicidades causadas por zeros à esquerda; a formatação para exibição fica a cargo da interface. Em oitiva, responsavel_id indica o servidor que conduz a oitiva (e que recebe a notificação de oitiva próxima), enquanto cadastrado_por_id e data_cadastro registram a autoria do agendamento. O lacre do veículo é gerado automaticamente pela camada de serviço no formato LAC-AAAA-NNNNNN (ano corrente + sequencial de seis dígitos obtido de uma sequence dedicada do banco), garantindo a unicidade exigida pela constraint. </w:t>
       </w:r>
       <w:r>
         <w:rPr/>

--- a/docs/Sistema_Delegacia_v2_Documentacao_SGI-DP.docx
+++ b/docs/Sistema_Delegacia_v2_Documentacao_SGI-DP.docx
@@ -3767,7 +3767,7 @@
           <w:vertAlign w:val="baseline"/>
           <w:rtl w:val="0"/>
         </w:rPr>
-        <w:t xml:space="preserve">Oitivas (criar/editar/cancelar): Delegado/Policial.</w:t>
+        <w:t xml:space="preserve">Oitivas (criar/editar/desmarcar): Delegado/Policial.</w:t>
       </w:r>
       <w:r>
         <w:rPr>
@@ -6346,7 +6346,7 @@
                 <w:szCs w:val="19"/>
                 <w:rtl w:val="0"/>
               </w:rPr>
-              <w:t xml:space="preserve">O sistema deve permitir que Delegado/Policial altere data, hora ou status de uma oitiva ja agendada.</w:t>
+              <w:t xml:space="preserve">O sistema deve permitir que Delegado/Policial altere data e hora (remarcacao) ou status de uma oitiva ja agendada.</w:t>
             </w:r>
             <w:r>
               <w:rPr>
@@ -6436,7 +6436,7 @@
                 <w:szCs w:val="19"/>
                 <w:rtl w:val="0"/>
               </w:rPr>
-              <w:t xml:space="preserve">Nao e possivel editar oitiva ja concluida/cancelada.</w:t>
+              <w:t xml:space="preserve">Nao e possivel editar oitiva ja concluida/desmarcada. Remarcar (alterar data/hora) mantem o status AGENDADA.</w:t>
             </w:r>
             <w:r>
               <w:rPr>
@@ -6502,37 +6502,37 @@
                 <w:szCs w:val="19"/>
                 <w:rtl w:val="0"/>
               </w:rPr>
-              <w:t xml:space="preserve">Cancelar oitiva</w:t>
-            </w:r>
-            <w:r>
-              <w:rPr>
-                <w:rtl w:val="0"/>
-              </w:rPr>
-            </w:r>
-          </w:p>
-        </w:tc>
-        <w:tc>
-          <w:tcPr>
-            <w:tcMar>
-              <w:top w:w="80.0" w:type="dxa"/>
-              <w:left w:w="100.0" w:type="dxa"/>
-              <w:bottom w:w="80.0" w:type="dxa"/>
-              <w:right w:w="100.0" w:type="dxa"/>
-            </w:tcMar>
-          </w:tcPr>
-          <w:p>
-            <w:pPr>
-              <w:rPr/>
-            </w:pPr>
-            <w:r>
-              <w:rPr>
-                <w:b w:val="0"/>
-                <w:bCs w:val="0"/>
-                <w:sz w:val="19"/>
-                <w:szCs w:val="19"/>
-                <w:rtl w:val="0"/>
-              </w:rPr>
-              <w:t xml:space="preserve">O sistema deve permitir que Delegado/Policial cancele uma oitiva agendada, exigindo motivo.</w:t>
+              <w:t xml:space="preserve">Desmarcar oitiva</w:t>
+            </w:r>
+            <w:r>
+              <w:rPr>
+                <w:rtl w:val="0"/>
+              </w:rPr>
+            </w:r>
+          </w:p>
+        </w:tc>
+        <w:tc>
+          <w:tcPr>
+            <w:tcMar>
+              <w:top w:w="80.0" w:type="dxa"/>
+              <w:left w:w="100.0" w:type="dxa"/>
+              <w:bottom w:w="80.0" w:type="dxa"/>
+              <w:right w:w="100.0" w:type="dxa"/>
+            </w:tcMar>
+          </w:tcPr>
+          <w:p>
+            <w:pPr>
+              <w:rPr/>
+            </w:pPr>
+            <w:r>
+              <w:rPr>
+                <w:b w:val="0"/>
+                <w:bCs w:val="0"/>
+                <w:sz w:val="19"/>
+                <w:szCs w:val="19"/>
+                <w:rtl w:val="0"/>
+              </w:rPr>
+              <w:t xml:space="preserve">O sistema deve permitir que Delegado/Policial desmarque uma oitiva agendada, exigindo motivo.</w:t>
             </w:r>
             <w:r>
               <w:rPr>
@@ -14001,7 +14001,7 @@
           <w:color w:val="000000"/>
           <w:rtl w:val="0"/>
         </w:rPr>
-        <w:t xml:space="preserve">UC05 - Editar/Cancelar Oitiva (RF07, RF08)</w:t>
+        <w:t xml:space="preserve">UC05 - Editar/Remarcar ou Desmarcar Oitiva (RF07, RF08)</w:t>
       </w:r>
     </w:p>
     <w:p>
@@ -14149,7 +14149,7 @@
           <w:vertAlign w:val="baseline"/>
           <w:rtl w:val="0"/>
         </w:rPr>
-        <w:t xml:space="preserve">Usuario altera data/hora/status.</w:t>
+        <w:t xml:space="preserve">Usuario altera data/hora (remarcacao) ou status; na remarcacao a oitiva permanece com status "agendada".</w:t>
       </w:r>
       <w:r>
         <w:rPr>
@@ -14262,7 +14262,7 @@
           <w:vertAlign w:val="baseline"/>
           <w:rtl w:val="0"/>
         </w:rPr>
-        <w:t xml:space="preserve">Usuario escolhe "Cancelar" em vez de editar.</w:t>
+        <w:t xml:space="preserve">Usuario escolhe "Desmarcar" em vez de editar.</w:t>
       </w:r>
       <w:r>
         <w:rPr>
@@ -14309,7 +14309,7 @@
           <w:vertAlign w:val="baseline"/>
           <w:rtl w:val="0"/>
         </w:rPr>
-        <w:t xml:space="preserve">Sistema exige justificativa de cancelamento.</w:t>
+        <w:t xml:space="preserve">Sistema exige justificativa da desmarcacao.</w:t>
       </w:r>
       <w:r>
         <w:rPr>
@@ -14356,7 +14356,7 @@
           <w:vertAlign w:val="baseline"/>
           <w:rtl w:val="0"/>
         </w:rPr>
-        <w:t xml:space="preserve">Sistema atualiza status para "cancelada".</w:t>
+        <w:t xml:space="preserve">Sistema atualiza status para "desmarcada".</w:t>
       </w:r>
       <w:r>
         <w:rPr>
@@ -14422,7 +14422,7 @@
           <w:vertAlign w:val="baseline"/>
           <w:rtl w:val="0"/>
         </w:rPr>
-        <w:t xml:space="preserve">Oitiva ja esta "concluida" ou "cancelada": sistema bloqueia edicao/cancelamento.</w:t>
+        <w:t xml:space="preserve">Oitiva ja esta "concluida" ou "desmarcada": sistema bloqueia edicao/desmarcacao.</w:t>
       </w:r>
       <w:r>
         <w:rPr>
@@ -14447,7 +14447,7 @@
         <w:rPr>
           <w:rtl w:val="0"/>
         </w:rPr>
-        <w:t xml:space="preserve">Oitiva atualizada (editada ou cancelada) ou operacao bloqueada.</w:t>
+        <w:t xml:space="preserve">Oitiva atualizada (editada/remarcada ou desmarcada) ou operacao bloqueada.</w:t>
       </w:r>
     </w:p>
     <w:p>
@@ -14683,7 +14683,7 @@
         <w:rPr>
           <w:rtl w:val="0"/>
         </w:rPr>
-        <w:t xml:space="preserve">Nenhuma alteracao de estado; apenas exibicao. Para o Estagiario, a interface nao exibe opcoes de criar/editar/cancelar - restricao validada tanto no frontend quanto no backend.</w:t>
+        <w:t xml:space="preserve">Nenhuma alteracao de estado; apenas exibicao. Para o Estagiario, a interface nao exibe opcoes de criar/editar/desmarcar - restricao validada tanto no frontend quanto no backend.</w:t>
       </w:r>
     </w:p>
     <w:p>
@@ -18442,7 +18442,7 @@
         <w:rPr/>
         <w:drawing>
           <wp:inline distB="0" distT="0" distL="0" distR="0">
-            <wp:extent cx="4685164" cy="2892853"/>
+            <wp:extent cx="4685164" cy="3118849"/>
             <wp:effectExtent b="0" l="0" r="0" t="0"/>
             <wp:docPr id="24" name="image3.png"/>
             <a:graphic>
@@ -18462,7 +18462,7 @@
                   <pic:spPr>
                     <a:xfrm>
                       <a:off x="0" y="0"/>
-                      <a:ext cx="4685164" cy="2892853"/>
+                      <a:ext cx="4685164" cy="3118849"/>
                     </a:xfrm>
                     <a:prstGeom prst="rect"/>
                     <a:ln/>

--- a/docs/Sistema_Delegacia_v2_Documentacao_SGI-DP.docx
+++ b/docs/Sistema_Delegacia_v2_Documentacao_SGI-DP.docx
@@ -4466,7 +4466,7 @@
           <w:vertAlign w:val="baseline"/>
           <w:rtl w:val="0"/>
         </w:rPr>
-        <w:t xml:space="preserve"> de estado fechado e governado por regra de negocio no codigo (StatusUsuario [PENDENTE, APROVADO, REJEITADO, DESATIVADO], TipoProcedimento [BO, IP, TCO, APF, AIAI, AAFAI, ROP], StatusProcedimento, StatusOitiva, StatusRepasse, OrigemCustodia, TipoParte, TipoNotificacao, SituacaoVeiculo, Pericia) sao mapeadas com @Enumerated(EnumType.STRING), gravando o nome do valor (ex.: "PENDENTE") em vez do </w:t>
+        <w:t xml:space="preserve"> de estado fechado e governado por regra de negocio no codigo (StatusUsuario [PENDENTE, APROVADO, REJEITADO, DESATIVADO], TipoProcedimento [BO, IP, TCO, APF, AIAI, AAFAI, ROP], StatusProcedimento, StatusOitiva, StatusRepasse, OrigemCustodia, TipoParte, TipoNotificacao [OITIVA_PROXIMA, REPASSE_RECEBIDO, REPASSE_ACEITO, REPASSE_RECUSADO, CADASTRO_PENDENTE], SituacaoVeiculo, Pericia) sao mapeadas com @Enumerated(EnumType.STRING), gravando o nome do valor (ex.: "PENDENTE") em vez do </w:t>
       </w:r>
       <w:r>
         <w:rPr>
@@ -18301,7 +18301,7 @@
         <w:rPr>
           <w:rtl w:val="0"/>
         </w:rPr>
-        <w:t xml:space="preserve">Sistema gera notificacao automatica (oitiva proxima, repasse recebido, repasse respondido) exibida no cabecalho. Nao ha interacao direta do usuario para disparar - e evento de sistema; usuario apenas visualiza ou marca como lida.</w:t>
+        <w:t xml:space="preserve">Sistema gera notificacao automatica (oitiva proxima, repasse recebido, repasse aceito/recusado, cadastro pendente para o Admin) exibida no cabecalho. Cada notificacao guarda a referencia ao registro de origem (oitiva, repasse ou usuario), usada para abrir a tela correspondente e para nao repetir a notificacao de oitiva proxima. Nao ha interacao direta do usuario para disparar - e evento de sistema; usuario apenas visualiza ou marca como lida.</w:t>
       </w:r>
     </w:p>
     <w:p>
@@ -19093,7 +19093,7 @@
         <w:rPr/>
         <w:drawing>
           <wp:inline distB="0" distT="0" distL="0" distR="0">
-            <wp:extent cx="5731510" cy="3788850"/>
+            <wp:extent cx="5731510" cy="3966659"/>
             <wp:effectExtent b="0" l="0" r="0" t="0"/>
             <wp:docPr id="27" name="image9.png"/>
             <a:graphic>
@@ -19113,7 +19113,7 @@
                   <pic:spPr>
                     <a:xfrm>
                       <a:off x="0" y="0"/>
-                      <a:ext cx="5731510" cy="3788850"/>
+                      <a:ext cx="5731510" cy="3966659"/>
                     </a:xfrm>
                     <a:prstGeom prst="rect"/>
                     <a:ln/>
@@ -19206,13 +19206,13 @@
           <w:szCs w:val="24"/>
           <w:rtl w:val="0"/>
         </w:rPr>
-        <w:t xml:space="preserve">O MER espelha o diagrama de classes no "sotaque" de banco de dados relacional, com chaves primárias, chaves estrangeiras, constraints de unicidade e regras de integridade referencial explícitas. Note que role.acesso recebe UNIQUE (nao ha dois papeis com a mesma authority, ex.: ROLE_ADMIN), enquanto matrícula e login em usuário também são UNIQUE por serem identificadores administrativo e de acesso, respectivamente. As entidades veiculo e historico_situacao_veiculo foram incorporadas ao modelo para dar suporte ao controle de veículos apreendidos, com rastreabilidade de mudanças de situação (na DEPOL, em pátio, devolvido, descartado) via histórico dedicado, seguindo o mesmo padrão de auditoria já usado em historico_status_procedimento. Em procedimento, a unicidade é composta por (tipo, numero, ano), pois cada tipo de procedimento (BO - Boletim de Ocorrência, IP - Inquérito Policial, TCO - Termo Circunstanciado de Ocorrência, APF - Auto de Prisão em Flagrante, AIAI - Auto de Investigação de Ato Infracional, AAFAI - Auto de Apreensão em Flagrante de Ato Infracional, ROP - Registro de Ocorrência Policial da PM) possui numeração própria, que reinicia a cada ano e pode coincidir entre tipos. O número é armazenado como valor numérico (bigint), o que garante ordenação correta e evita duplicidades causadas por zeros à esquerda; a formatação para exibição fica a cargo da interface. Em oitiva, responsavel_id indica o servidor que conduz a oitiva (e que recebe a notificação de oitiva próxima), enquanto cadastrado_por_id e data_cadastro registram a autoria do agendamento. O lacre do veículo é gerado automaticamente pela camada de serviço no formato LAC-AAAA-NNNNNN (ano corrente + sequencial de seis dígitos obtido de uma sequence dedicada do banco), garantindo a unicidade exigida pela constraint. </w:t>
+        <w:t xml:space="preserve">O MER espelha o diagrama de classes no "sotaque" de banco de dados relacional, com chaves primárias, chaves estrangeiras, constraints de unicidade e regras de integridade referencial explícitas. Note que role.acesso recebe UNIQUE (nao ha dois papeis com a mesma authority, ex.: ROLE_ADMIN), enquanto matrícula e login em usuário também são UNIQUE por serem identificadores administrativo e de acesso, respectivamente. As entidades veiculo e historico_situacao_veiculo foram incorporadas ao modelo para dar suporte ao controle de veículos apreendidos, com rastreabilidade de mudanças de situação (na DEPOL, em pátio, devolvido, descartado) via histórico dedicado, seguindo o mesmo padrão de auditoria já usado em historico_status_procedimento. Em procedimento, a unicidade é composta por (tipo, numero, ano), pois cada tipo de procedimento (BO - Boletim de Ocorrência, IP - Inquérito Policial, TCO - Termo Circunstanciado de Ocorrência, APF - Auto de Prisão em Flagrante, AIAI - Auto de Investigação de Ato Infracional, AAFAI - Auto de Apreensão em Flagrante de Ato Infracional, ROP - Registro de Ocorrência Policial da PM) possui numeração própria, que reinicia a cada ano e pode coincidir entre tipos. O número é armazenado como valor numérico (bigint), o que garante ordenação correta e evita duplicidades causadas por zeros à esquerda; a formatação para exibição fica a cargo da interface. Em oitiva, responsavel_id indica o servidor que conduz a oitiva (e que recebe a notificação de oitiva próxima), enquanto cadastrado_por_id e data_cadastro registram a autoria do agendamento. O lacre do veículo é gerado automaticamente pela camada de serviço no formato LAC-AAAA-NNNNNN (ano corrente + sequencial de seis dígitos obtido de uma sequence dedicada do banco), garantindo a unicidade exigida pela constraint. Em notificacao, referencia_id guarda o id do registro que originou o aviso, cuja tabela é determinada pelo tipo (OITIVA_PROXIMA aponta para oitiva; REPASSE_RECEBIDO, REPASSE_ACEITO e REPASSE_RECUSADO para repasse; CADASTRO_PENDENTE para usuario); por apontar para tabelas diferentes, não possui chave estrangeira. O índice (usuario_destinatario_id, lida) acelera a consulta de notificações não lidas exibidas no cabeçalho. </w:t>
       </w:r>
       <w:r>
         <w:rPr/>
         <w:drawing>
           <wp:inline distB="0" distT="0" distL="0" distR="0">
-            <wp:extent cx="5731510" cy="3966659"/>
+            <wp:extent cx="5731510" cy="4085829"/>
             <wp:effectExtent b="0" l="0" r="0" t="0"/>
             <wp:docPr id="30" name="image7.png"/>
             <a:graphic>
@@ -19232,7 +19232,7 @@
                   <pic:spPr>
                     <a:xfrm>
                       <a:off x="0" y="0"/>
-                      <a:ext cx="5731510" cy="3966659"/>
+                      <a:ext cx="5731510" cy="4085829"/>
                     </a:xfrm>
                     <a:prstGeom prst="rect"/>
                     <a:ln/>

--- a/docs/Sistema_Delegacia_v2_Documentacao_SGI-DP.docx
+++ b/docs/Sistema_Delegacia_v2_Documentacao_SGI-DP.docx
@@ -4466,7 +4466,7 @@
           <w:vertAlign w:val="baseline"/>
           <w:rtl w:val="0"/>
         </w:rPr>
-        <w:t xml:space="preserve"> de estado fechado e governado por regra de negocio no codigo (StatusUsuario [PENDENTE, APROVADO, REJEITADO, DESATIVADO], TipoProcedimento [BO, IP, TCO, APF, AIAI, AAFAI, ROP], StatusProcedimento, StatusOitiva, StatusRepasse, OrigemCustodia, TipoParte, TipoNotificacao [OITIVA_PROXIMA, REPASSE_RECEBIDO, REPASSE_ACEITO, REPASSE_RECUSADO, CADASTRO_PENDENTE], SituacaoVeiculo, Pericia) sao mapeadas com @Enumerated(EnumType.STRING), gravando o nome do valor (ex.: "PENDENTE") em vez do </w:t>
+        <w:t xml:space="preserve"> de estado fechado e governado por regra de negocio no codigo (StatusUsuario [PENDENTE, APROVADO, REJEITADO, DESATIVADO], TipoProcedimento [BO, IP, TCO, APF, AIAI, AAFAI, ROP], StatusProcedimento, StatusOitiva, StatusRepasse, OrigemHistoricoCustodia, TipoParte, TipoNotificacao [OITIVA_PROXIMA, REPASSE_RECEBIDO, REPASSE_ACEITO, REPASSE_RECUSADO, CADASTRO_PENDENTE], SituacaoVeiculo, StatusPericia) sao mapeadas com @Enumerated(EnumType.STRING), gravando o nome do valor (ex.: "PENDENTE") em vez do </w:t>
       </w:r>
       <w:r>
         <w:rPr>
@@ -9598,7 +9598,7 @@
                 <w:szCs w:val="19"/>
                 <w:rtl w:val="0"/>
               </w:rPr>
-              <w:t xml:space="preserve">Lacre gerado automaticamente (LAC-AAAA-NNNNNN) e unico; placa e chassi sao opcionais (veiculo pode estar sem placa ou com identificacao adulterada); situacao inicial NA_DEPOL (veiculo na delegacia, antes de eventual remocao ao patio).</w:t>
+              <w:t xml:space="preserve">Lacre gerado automaticamente (LAC-AAAA-NNNNNN) e unico; placa e chassi sao opcionais (veiculo pode estar sem placa ou com identificacao adulterada); situacao inicial NA_DEPOL (veiculo na delegacia, antes de eventual remocao ao patio). O lacre usa uma sequence dedicada do banco (seq_lacre_veiculo), criada via script schema.sql por nao estar associada a um id de entidade.</w:t>
             </w:r>
             <w:r>
               <w:rPr>
@@ -9784,7 +9784,7 @@
                 <w:szCs w:val="19"/>
                 <w:rtl w:val="0"/>
               </w:rPr>
-              <w:t xml:space="preserve">Toda mudanca gera registro imutavel em historico_situacao_veiculo (situacao anterior, nova, motivo, responsavel e data); ao passar para EM_PATIO, a localizacao no patio e obrigatoria. As transicoes nao sao bloqueadas pelo sistema: reverter DEVOLVIDO/DESCARTADO exige confirmacao e fica rastreada no historico.</w:t>
+              <w:t xml:space="preserve">Toda mudanca gera registro imutavel em historico_situacao_veiculo (situacao anterior, nova, motivo, responsavel e data). A propria situacao indica onde o veiculo se encontra (NA_DEPOL: na delegacia; EM_PATIO: no patio), sem controle de posicao interna no patio. As transicoes nao sao bloqueadas pelo sistema: reverter DEVOLVIDO/DESCARTADO exige confirmacao e fica rastreada no historico.</w:t>
             </w:r>
             <w:r>
               <w:rPr>
@@ -9880,7 +9880,7 @@
                 <w:szCs w:val="19"/>
                 <w:rtl w:val="0"/>
               </w:rPr>
-              <w:t xml:space="preserve">O sistema deve permitir que Delegado/Policial corrija dados descritivos do veiculo e atualize o status de pericia e a localizacao no patio.</w:t>
+              <w:t xml:space="preserve">O sistema deve permitir que Delegado/Policial corrija dados descritivos do veiculo e atualize o status de pericia.</w:t>
             </w:r>
             <w:r>
               <w:rPr>
@@ -17620,7 +17620,7 @@
           <w:vertAlign w:val="baseline"/>
           <w:rtl w:val="0"/>
         </w:rPr>
-        <w:t xml:space="preserve">Usuario escolhe a nova situacao (NA_DEPOL, EM_PATIO, DEVOLVIDO ou DESCARTADO) e informa o motivo; se a nova situacao for EM_PATIO, informa tambem a localizacao no patio.</w:t>
+        <w:t xml:space="preserve">Usuario escolhe a nova situacao (NA_DEPOL, EM_PATIO, DEVOLVIDO ou DESCARTADO) e informa o motivo.</w:t>
       </w:r>
       <w:r>
         <w:rPr>
@@ -17903,6 +17903,101 @@
     </w:p>
     <w:p>
       <w:pPr>
+        <w:spacing w:after="80" w:lineRule="auto"/>
+        <w:rPr/>
+      </w:pPr>
+      <w:r>
+        <w:rPr>
+          <w:b w:val="1"/>
+          <w:bCs w:val="1"/>
+          <w:rtl w:val="0"/>
+        </w:rPr>
+        <w:t xml:space="preserve">Pos-condicoes: </w:t>
+      </w:r>
+      <w:r>
+        <w:rPr>
+          <w:rtl w:val="0"/>
+        </w:rPr>
+        <w:t xml:space="preserve">Situacao do veiculo atualizada; historico anterior preservado (RNF12).</w:t>
+      </w:r>
+    </w:p>
+    <w:p>
+      <w:pPr>
+        <w:pStyle w:val="Heading2"/>
+        <w:spacing w:after="150" w:before="300" w:lineRule="auto"/>
+        <w:rPr>
+          <w:color w:val="000000"/>
+        </w:rPr>
+      </w:pPr>
+      <w:r>
+        <w:rPr>
+          <w:color w:val="000000"/>
+          <w:rtl w:val="0"/>
+        </w:rPr>
+        <w:t xml:space="preserve">UC20 - Consultar Veiculos Apreendidos (RF27)</w:t>
+      </w:r>
+    </w:p>
+    <w:p>
+      <w:pPr>
+        <w:spacing w:after="80" w:lineRule="auto"/>
+        <w:rPr/>
+      </w:pPr>
+      <w:r>
+        <w:rPr>
+          <w:b w:val="1"/>
+          <w:bCs w:val="1"/>
+          <w:rtl w:val="0"/>
+        </w:rPr>
+        <w:t xml:space="preserve">Ator(es): </w:t>
+      </w:r>
+      <w:r>
+        <w:rPr>
+          <w:rtl w:val="0"/>
+        </w:rPr>
+        <w:t xml:space="preserve">Delegado, Policial, Estagiario</w:t>
+      </w:r>
+    </w:p>
+    <w:p>
+      <w:pPr>
+        <w:spacing w:after="80" w:lineRule="auto"/>
+        <w:rPr/>
+      </w:pPr>
+      <w:r>
+        <w:rPr>
+          <w:b w:val="1"/>
+          <w:bCs w:val="1"/>
+          <w:rtl w:val="0"/>
+        </w:rPr>
+        <w:t xml:space="preserve">Pre-condicoes: </w:t>
+      </w:r>
+      <w:r>
+        <w:rPr>
+          <w:rtl w:val="0"/>
+        </w:rPr>
+        <w:t xml:space="preserve">Usuario autenticado.</w:t>
+      </w:r>
+    </w:p>
+    <w:p>
+      <w:pPr>
+        <w:spacing w:after="120" w:lineRule="auto"/>
+        <w:rPr/>
+      </w:pPr>
+      <w:r>
+        <w:rPr>
+          <w:b w:val="1"/>
+          <w:bCs w:val="1"/>
+          <w:rtl w:val="0"/>
+        </w:rPr>
+        <w:t xml:space="preserve">Fluxo principal:</w:t>
+      </w:r>
+      <w:r>
+        <w:rPr>
+          <w:rtl w:val="0"/>
+        </w:rPr>
+      </w:r>
+    </w:p>
+    <w:p>
+      <w:pPr>
         <w:keepNext w:val="0"/>
         <w:keepLines w:val="0"/>
         <w:pageBreakBefore w:val="0"/>
@@ -17940,102 +18035,7 @@
           <w:vertAlign w:val="baseline"/>
           <w:rtl w:val="0"/>
         </w:rPr>
-        <w:t xml:space="preserve">Nova situacao EM_PATIO sem localizacao no patio: sistema rejeita com mensagem de validacao.</w:t>
-      </w:r>
-      <w:r>
-        <w:rPr>
-          <w:rtl w:val="0"/>
-        </w:rPr>
-      </w:r>
-    </w:p>
-    <w:p>
-      <w:pPr>
-        <w:spacing w:after="80" w:lineRule="auto"/>
-        <w:rPr/>
-      </w:pPr>
-      <w:r>
-        <w:rPr>
-          <w:b w:val="1"/>
-          <w:bCs w:val="1"/>
-          <w:rtl w:val="0"/>
-        </w:rPr>
-        <w:t xml:space="preserve">Pos-condicoes: </w:t>
-      </w:r>
-      <w:r>
-        <w:rPr>
-          <w:rtl w:val="0"/>
-        </w:rPr>
-        <w:t xml:space="preserve">Situacao do veiculo atualizada; historico anterior preservado (RNF12).</w:t>
-      </w:r>
-    </w:p>
-    <w:p>
-      <w:pPr>
-        <w:pStyle w:val="Heading2"/>
-        <w:spacing w:after="150" w:before="300" w:lineRule="auto"/>
-        <w:rPr>
-          <w:color w:val="000000"/>
-        </w:rPr>
-      </w:pPr>
-      <w:r>
-        <w:rPr>
-          <w:color w:val="000000"/>
-          <w:rtl w:val="0"/>
-        </w:rPr>
-        <w:t xml:space="preserve">UC20 - Consultar Veiculos Apreendidos (RF27)</w:t>
-      </w:r>
-    </w:p>
-    <w:p>
-      <w:pPr>
-        <w:spacing w:after="80" w:lineRule="auto"/>
-        <w:rPr/>
-      </w:pPr>
-      <w:r>
-        <w:rPr>
-          <w:b w:val="1"/>
-          <w:bCs w:val="1"/>
-          <w:rtl w:val="0"/>
-        </w:rPr>
-        <w:t xml:space="preserve">Ator(es): </w:t>
-      </w:r>
-      <w:r>
-        <w:rPr>
-          <w:rtl w:val="0"/>
-        </w:rPr>
-        <w:t xml:space="preserve">Delegado, Policial, Estagiario</w:t>
-      </w:r>
-    </w:p>
-    <w:p>
-      <w:pPr>
-        <w:spacing w:after="80" w:lineRule="auto"/>
-        <w:rPr/>
-      </w:pPr>
-      <w:r>
-        <w:rPr>
-          <w:b w:val="1"/>
-          <w:bCs w:val="1"/>
-          <w:rtl w:val="0"/>
-        </w:rPr>
-        <w:t xml:space="preserve">Pre-condicoes: </w:t>
-      </w:r>
-      <w:r>
-        <w:rPr>
-          <w:rtl w:val="0"/>
-        </w:rPr>
-        <w:t xml:space="preserve">Usuario autenticado.</w:t>
-      </w:r>
-    </w:p>
-    <w:p>
-      <w:pPr>
-        <w:spacing w:after="120" w:lineRule="auto"/>
-        <w:rPr/>
-      </w:pPr>
-      <w:r>
-        <w:rPr>
-          <w:b w:val="1"/>
-          <w:bCs w:val="1"/>
-          <w:rtl w:val="0"/>
-        </w:rPr>
-        <w:t xml:space="preserve">Fluxo principal:</w:t>
+        <w:t xml:space="preserve">Usuario acessa a listagem de veiculos.</w:t>
       </w:r>
       <w:r>
         <w:rPr>
@@ -18082,7 +18082,7 @@
           <w:vertAlign w:val="baseline"/>
           <w:rtl w:val="0"/>
         </w:rPr>
-        <w:t xml:space="preserve">Usuario acessa a listagem de veiculos.</w:t>
+        <w:t xml:space="preserve">Usuario aplica filtros (lacre, placa, chassi, situacao, procedimento) - opcional.</w:t>
       </w:r>
       <w:r>
         <w:rPr>
@@ -18129,53 +18129,6 @@
           <w:vertAlign w:val="baseline"/>
           <w:rtl w:val="0"/>
         </w:rPr>
-        <w:t xml:space="preserve">Usuario aplica filtros (lacre, placa, chassi, situacao, procedimento) - opcional.</w:t>
-      </w:r>
-      <w:r>
-        <w:rPr>
-          <w:rtl w:val="0"/>
-        </w:rPr>
-      </w:r>
-    </w:p>
-    <w:p>
-      <w:pPr>
-        <w:keepNext w:val="0"/>
-        <w:keepLines w:val="0"/>
-        <w:pageBreakBefore w:val="0"/>
-        <w:widowControl w:val="1"/>
-        <w:numPr>
-          <w:ilvl w:val="0"/>
-          <w:numId w:val="1"/>
-        </w:numPr>
-        <w:pBdr>
-          <w:top w:space="0" w:sz="0" w:val="nil"/>
-          <w:left w:space="0" w:sz="0" w:val="nil"/>
-          <w:bottom w:space="0" w:sz="0" w:val="nil"/>
-          <w:right w:space="0" w:sz="0" w:val="nil"/>
-          <w:between w:space="0" w:sz="0" w:val="nil"/>
-        </w:pBdr>
-        <w:shd w:fill="auto" w:val="clear"/>
-        <w:spacing w:after="60" w:before="0" w:line="240" w:lineRule="auto"/>
-        <w:ind w:left="720" w:right="0" w:hanging="360"/>
-        <w:jc w:val="left"/>
-        <w:rPr/>
-      </w:pPr>
-      <w:r>
-        <w:rPr>
-          <w:rFonts w:ascii="Times New Roman" w:cs="Times New Roman" w:eastAsia="Times New Roman" w:hAnsi="Times New Roman"/>
-          <w:b w:val="0"/>
-          <w:bCs w:val="0"/>
-          <w:i w:val="0"/>
-          <w:iCs w:val="0"/>
-          <w:smallCaps w:val="0"/>
-          <w:strike w:val="0"/>
-          <w:sz w:val="20"/>
-          <w:szCs w:val="20"/>
-          <w:u w:val="none"/>
-          <w:shd w:fill="auto" w:val="clear"/>
-          <w:vertAlign w:val="baseline"/>
-          <w:rtl w:val="0"/>
-        </w:rPr>
         <w:t xml:space="preserve">Usuario seleciona um veiculo e visualiza seus dados e o historico de situacoes.</w:t>
       </w:r>
       <w:r>
@@ -18357,7 +18310,7 @@
         <w:rPr>
           <w:rtl w:val="0"/>
         </w:rPr>
-        <w:t xml:space="preserve">Delegado/Policial corrige dados descritivos do veiculo, atualiza o status de pericia (SEM_PERICIA, PERICIA_EM_ANDAMENTO, PERICIA_CONCLUIDA, NAO_PRECISA_PERICIA) ou a localizacao no patio (quando EM_PATIO). Excecao: o lacre e somente leitura e nao pode ser alterado.</w:t>
+        <w:t xml:space="preserve">Delegado/Policial corrige dados descritivos do veiculo, atualiza o status de pericia (SEM_PERICIA, PERICIA_EM_ANDAMENTO, PERICIA_CONCLUIDA, NAO_PRECISA_PERICIA). Excecao: o lacre e somente leitura e nao pode ser alterado.</w:t>
       </w:r>
     </w:p>
     <w:p>

--- a/docs/Sistema_Delegacia_v2_Documentacao_SGI-DP.docx
+++ b/docs/Sistema_Delegacia_v2_Documentacao_SGI-DP.docx
@@ -5692,7 +5692,7 @@
                 <w:szCs w:val="19"/>
                 <w:rtl w:val="0"/>
               </w:rPr>
-              <w:t xml:space="preserve">-</w:t>
+              <w:t>Rejeicao exige motivo, exibido ao solicitante no login.</w:t>
             </w:r>
             <w:r>
               <w:rPr>
@@ -13517,7 +13517,7 @@
           <w:vertAlign w:val="baseline"/>
           <w:rtl w:val="0"/>
         </w:rPr>
-        <w:t xml:space="preserve">Admin rejeita o cadastro, informando motivo.</w:t>
+        <w:t>Admin rejeita o cadastro, informando motivo (obrigatorio).</w:t>
       </w:r>
       <w:r>
         <w:rPr>
@@ -13564,7 +13564,7 @@
           <w:vertAlign w:val="baseline"/>
           <w:rtl w:val="0"/>
         </w:rPr>
-        <w:t xml:space="preserve">Sistema atualiza status para "rejeitado" e notifica o solicitante com o motivo.</w:t>
+        <w:t>Sistema atualiza status para "rejeitado" e registra o motivo; como o usuario rejeitado nao acessa o sistema, o motivo e exibido a ele na tentativa de login (UC01), em vez de notificacao.</w:t>
       </w:r>
       <w:r>
         <w:rPr>
@@ -13589,7 +13589,7 @@
         <w:rPr>
           <w:rtl w:val="0"/>
         </w:rPr>
-        <w:t xml:space="preserve">Usuario com status definitivo (aprovado/rejeitado); se aprovado, pode executar UC01.</w:t>
+        <w:t>Usuario com status definitivo (aprovado/rejeitado); se aprovado, pode executar UC01. Login e matricula de cadastro rejeitado permanecem reservados (sem novo cadastro com os mesmos dados).</w:t>
       </w:r>
     </w:p>
     <w:p>

--- a/docs/Sistema_Delegacia_v2_Documentacao_SGI-DP.docx
+++ b/docs/Sistema_Delegacia_v2_Documentacao_SGI-DP.docx
@@ -2946,6 +2946,51 @@
         <w:rPr>
           <w:rtl w:val="0"/>
         </w:rPr>
+      </w:r>
+    </w:p>
+    <w:p>
+      <w:pPr>
+        <w:keepNext w:val="0"/>
+        <w:keepLines w:val="0"/>
+        <w:pageBreakBefore w:val="0"/>
+        <w:widowControl w:val="1"/>
+        <w:numPr>
+          <w:ilvl w:val="0"/>
+          <w:numId w:val="1"/>
+        </w:numPr>
+        <w:pBdr>
+          <w:top w:space="0" w:sz="0" w:val="nil"/>
+          <w:left w:space="0" w:sz="0" w:val="nil"/>
+          <w:bottom w:space="0" w:sz="0" w:val="nil"/>
+          <w:right w:space="0" w:sz="0" w:val="nil"/>
+          <w:between w:space="0" w:sz="0" w:val="nil"/>
+        </w:pBdr>
+        <w:shd w:fill="auto" w:val="clear"/>
+        <w:spacing w:after="60" w:before="0" w:line="240" w:lineRule="auto"/>
+        <w:ind w:left="720" w:right="0" w:hanging="360"/>
+        <w:jc w:val="both"/>
+        <w:rPr>
+          <w:sz w:val="24"/>
+          <w:szCs w:val="24"/>
+        </w:rPr>
+      </w:pPr>
+      <w:r>
+        <w:rPr>
+          <w:rFonts w:ascii="Times New Roman" w:cs="Times New Roman" w:eastAsia="Times New Roman" w:hAnsi="Times New Roman"/>
+          <w:b w:val="0"/>
+          <w:bCs w:val="0"/>
+          <w:i w:val="0"/>
+          <w:iCs w:val="0"/>
+          <w:smallCaps w:val="0"/>
+          <w:strike w:val="0"/>
+          <w:sz w:val="24"/>
+          <w:szCs w:val="24"/>
+          <w:u w:val="none"/>
+          <w:shd w:fill="auto" w:val="clear"/>
+          <w:vertAlign w:val="baseline"/>
+          <w:rtl w:val="0"/>
+        </w:rPr>
+        <w:t>Revogação imediata de acesso: hoje o token JWT continua válido até expirar (8h) mesmo após o usuário ser desativado, permitindo ações nesse intervalo (inclusive reativar a si mesmo). Evolução: conferir o status do usuário a cada requisição (ou lista de tokens revogados).</w:t>
       </w:r>
     </w:p>
     <w:p>

--- a/docs/Sistema_Delegacia_v2_Documentacao_SGI-DP.docx
+++ b/docs/Sistema_Delegacia_v2_Documentacao_SGI-DP.docx
@@ -2991,6 +2991,96 @@
           <w:rtl w:val="0"/>
         </w:rPr>
         <w:t>Revogação imediata de acesso: hoje o token JWT continua válido até expirar (8h) mesmo após o usuário ser desativado, permitindo ações nesse intervalo (inclusive reativar a si mesmo). Evolução: conferir o status do usuário a cada requisição (ou lista de tokens revogados).</w:t>
+      </w:r>
+    </w:p>
+    <w:p>
+      <w:pPr>
+        <w:keepNext w:val="0"/>
+        <w:keepLines w:val="0"/>
+        <w:pageBreakBefore w:val="0"/>
+        <w:widowControl w:val="1"/>
+        <w:numPr>
+          <w:ilvl w:val="0"/>
+          <w:numId w:val="1"/>
+        </w:numPr>
+        <w:pBdr>
+          <w:top w:space="0" w:sz="0" w:val="nil"/>
+          <w:left w:space="0" w:sz="0" w:val="nil"/>
+          <w:bottom w:space="0" w:sz="0" w:val="nil"/>
+          <w:right w:space="0" w:sz="0" w:val="nil"/>
+          <w:between w:space="0" w:sz="0" w:val="nil"/>
+        </w:pBdr>
+        <w:shd w:fill="auto" w:val="clear"/>
+        <w:spacing w:after="60" w:before="0" w:line="240" w:lineRule="auto"/>
+        <w:ind w:left="720" w:right="0" w:hanging="360"/>
+        <w:jc w:val="both"/>
+        <w:rPr>
+          <w:sz w:val="24"/>
+          <w:szCs w:val="24"/>
+        </w:rPr>
+      </w:pPr>
+      <w:r>
+        <w:rPr>
+          <w:rFonts w:ascii="Times New Roman" w:cs="Times New Roman" w:eastAsia="Times New Roman" w:hAnsi="Times New Roman"/>
+          <w:b w:val="0"/>
+          <w:bCs w:val="0"/>
+          <w:i w:val="0"/>
+          <w:iCs w:val="0"/>
+          <w:smallCaps w:val="0"/>
+          <w:strike w:val="0"/>
+          <w:sz w:val="24"/>
+          <w:szCs w:val="24"/>
+          <w:u w:val="none"/>
+          <w:shd w:fill="auto" w:val="clear"/>
+          <w:vertAlign w:val="baseline"/>
+          <w:rtl w:val="0"/>
+        </w:rPr>
+        <w:t>Rastreabilidade completa do veículo: troca do procedimento vinculado com motivo e histórico próprio, e registro das edições de dados (placa, chassi, perícia). No MVP, apenas as mudanças de situação são rastreadas e a edição (RF26) não altera o vínculo.</w:t>
+      </w:r>
+    </w:p>
+    <w:p>
+      <w:pPr>
+        <w:keepNext w:val="0"/>
+        <w:keepLines w:val="0"/>
+        <w:pageBreakBefore w:val="0"/>
+        <w:widowControl w:val="1"/>
+        <w:numPr>
+          <w:ilvl w:val="0"/>
+          <w:numId w:val="1"/>
+        </w:numPr>
+        <w:pBdr>
+          <w:top w:space="0" w:sz="0" w:val="nil"/>
+          <w:left w:space="0" w:sz="0" w:val="nil"/>
+          <w:bottom w:space="0" w:sz="0" w:val="nil"/>
+          <w:right w:space="0" w:sz="0" w:val="nil"/>
+          <w:between w:space="0" w:sz="0" w:val="nil"/>
+        </w:pBdr>
+        <w:shd w:fill="auto" w:val="clear"/>
+        <w:spacing w:after="60" w:before="0" w:line="240" w:lineRule="auto"/>
+        <w:ind w:left="720" w:right="0" w:hanging="360"/>
+        <w:jc w:val="both"/>
+        <w:rPr>
+          <w:sz w:val="24"/>
+          <w:szCs w:val="24"/>
+        </w:rPr>
+      </w:pPr>
+      <w:r>
+        <w:rPr>
+          <w:rFonts w:ascii="Times New Roman" w:cs="Times New Roman" w:eastAsia="Times New Roman" w:hAnsi="Times New Roman"/>
+          <w:b w:val="0"/>
+          <w:bCs w:val="0"/>
+          <w:i w:val="0"/>
+          <w:iCs w:val="0"/>
+          <w:smallCaps w:val="0"/>
+          <w:strike w:val="0"/>
+          <w:sz w:val="24"/>
+          <w:szCs w:val="24"/>
+          <w:u w:val="none"/>
+          <w:shd w:fill="auto" w:val="clear"/>
+          <w:vertAlign w:val="baseline"/>
+          <w:rtl w:val="0"/>
+        </w:rPr>
+        <w:t>Auditoria técnica com Hibernate Envers: versões de todas as alterações das entidades (o quê, quando e por quem), complementando os históricos de negócio, que registram o motivo.</w:t>
       </w:r>
     </w:p>
     <w:p>
@@ -17114,7 +17204,7 @@
         <w:rPr>
           <w:rtl w:val="0"/>
         </w:rPr>
-        <w:t xml:space="preserve">Usuario autenticado; existe o procedimento ao qual o veiculo sera vinculado.</w:t>
+        <w:t>Usuario autenticado; existe o procedimento ao qual o veiculo sera vinculado (em andamento ou arquivado: o arquivamento encerra as diligencias, nao a destinacao do veiculo).</w:t>
       </w:r>
     </w:p>
     <w:p>

--- a/docs/Sistema_Delegacia_v2_Documentacao_SGI-DP.docx
+++ b/docs/Sistema_Delegacia_v2_Documentacao_SGI-DP.docx
@@ -235,7 +235,7 @@
           <w:szCs w:val="22"/>
           <w:rtl w:val="0"/>
         </w:rPr>
-        <w:t xml:space="preserve">Aracaju/SE - Setembro de 2026</w:t>
+        <w:t>Aracaju/SE - Outubro de 2026</w:t>
       </w:r>
       <w:r>
         <w:rPr>
@@ -640,6 +640,7 @@
     </w:p>
     <w:p>
       <w:pPr>
+        <w:keepNext/>
         <w:spacing w:after="120" w:lineRule="auto"/>
         <w:ind w:left="0" w:firstLine="0"/>
         <w:rPr/>
@@ -670,6 +671,7 @@
     </w:p>
     <w:p>
       <w:pPr>
+        <w:keepNext/>
         <w:spacing w:after="80" w:lineRule="auto"/>
         <w:ind w:left="400" w:firstLine="0"/>
         <w:rPr/>
@@ -709,6 +711,7 @@
     </w:p>
     <w:p>
       <w:pPr>
+        <w:keepNext/>
         <w:spacing w:after="80" w:lineRule="auto"/>
         <w:ind w:left="400" w:firstLine="0"/>
         <w:rPr/>
@@ -764,6 +767,7 @@
     </w:p>
     <w:p>
       <w:pPr>
+        <w:keepNext/>
         <w:spacing w:after="80" w:lineRule="auto"/>
         <w:ind w:left="400" w:firstLine="0"/>
         <w:rPr/>
@@ -803,6 +807,7 @@
     </w:p>
     <w:p>
       <w:pPr>
+        <w:keepNext/>
         <w:spacing w:after="80" w:lineRule="auto"/>
         <w:ind w:left="400" w:firstLine="0"/>
         <w:rPr/>
@@ -858,6 +863,7 @@
     </w:p>
     <w:p>
       <w:pPr>
+        <w:keepNext/>
         <w:spacing w:after="80" w:lineRule="auto"/>
         <w:ind w:left="400" w:firstLine="0"/>
         <w:rPr/>
@@ -913,6 +919,7 @@
     </w:p>
     <w:p>
       <w:pPr>
+        <w:keepNext/>
         <w:spacing w:after="120" w:lineRule="auto"/>
         <w:ind w:left="0" w:firstLine="0"/>
         <w:rPr/>
@@ -943,6 +950,7 @@
     </w:p>
     <w:p>
       <w:pPr>
+        <w:keepNext/>
         <w:spacing w:after="120" w:lineRule="auto"/>
         <w:ind w:left="0" w:firstLine="0"/>
         <w:rPr/>
@@ -973,6 +981,7 @@
     </w:p>
     <w:p>
       <w:pPr>
+        <w:keepNext/>
         <w:spacing w:after="120" w:lineRule="auto"/>
         <w:ind w:left="0" w:firstLine="0"/>
         <w:rPr/>
@@ -1248,7 +1257,7 @@
           <w:szCs w:val="24"/>
           <w:rtl w:val="0"/>
         </w:rPr>
-        <w:t xml:space="preserve">Esse controle hoje depende de planilhas e papel, gerando risco de perda de rastreabilidade e retrabalho manual. A versão 2 (v2) não muda o problema de negócio - muda a arquitetura e a maturidade de engenharia da solução, servindo como projeto de portfolio que aplica Spring Boot, Spring Security (JWT) e Angular sobre o mesmo domínio já validado na v1, aproveitando a oportunidade de corrigir limitações estruturais da v1 (ex.: repasse unilateral de custódia) por se tratar de um projeto greenfield.</w:t>
+        <w:t>Esse controle hoje depende de planilhas e papel, gerando risco de perda de rastreabilidade e retrabalho manual. A versão 2 (v2) não muda o problema de negócio - muda a arquitetura e a maturidade de engenharia da solução, servindo como projeto de portfolio que aplica Spring Boot, Spring Security (JWT) e React sobre o mesmo domínio já validado na v1, aproveitando a oportunidade de corrigir limitações estruturais da v1 (ex.: repasse unilateral de custódia) por se tratar de um projeto greenfield.</w:t>
       </w:r>
     </w:p>
     <w:p>
@@ -1878,7 +1887,7 @@
           <w:szCs w:val="24"/>
           <w:rtl w:val="0"/>
         </w:rPr>
-        <w:t xml:space="preserve">Módulo</w:t>
+        <w:t>Módulo de Oitivas (agendamento, remarcação, desmarcação, conclusão e consulta, com alerta de conflito de horário do responsável e sinalização de oitivas atrasadas).</w:t>
       </w:r>
       <w:r>
         <w:rPr>
@@ -1896,7 +1905,6 @@
           <w:vertAlign w:val="baseline"/>
           <w:rtl w:val="0"/>
         </w:rPr>
-        <w:t xml:space="preserve"> de Oitivas (agendamento, consulta, </w:t>
       </w:r>
       <w:r>
         <w:rPr>
@@ -1904,7 +1912,6 @@
           <w:szCs w:val="24"/>
           <w:rtl w:val="0"/>
         </w:rPr>
-        <w:t xml:space="preserve">atualização</w:t>
       </w:r>
       <w:r>
         <w:rPr>
@@ -1922,7 +1929,6 @@
           <w:vertAlign w:val="baseline"/>
           <w:rtl w:val="0"/>
         </w:rPr>
-        <w:t xml:space="preserve"> de status).</w:t>
       </w:r>
       <w:r>
         <w:rPr>
@@ -2046,7 +2052,7 @@
           <w:szCs w:val="24"/>
           <w:rtl w:val="0"/>
         </w:rPr>
-        <w:t xml:space="preserve">Módulo de Veículos Apreendidos (cadastro com lacre gerado automaticamente, controle de situação e perícia, com histórico de mudanças de situação).</w:t>
+        <w:t>Módulo de Veículos Apreendidos (cadastro com lacre gerado automaticamente, controle de situação e perícia, com histórico de mudanças de situação e etiqueta de identificação com QR code).</w:t>
       </w:r>
     </w:p>
     <w:p>
@@ -2209,7 +2215,7 @@
           <w:szCs w:val="24"/>
           <w:rtl w:val="0"/>
         </w:rPr>
-        <w:t xml:space="preserve">Exportação</w:t>
+        <w:t>Exportação de relatórios (XLSX/PDF) dos procedimentos cadastrados diretamente no sistema e dos veículos apreendidos, incluindo o relatório de carga (veículos ainda sob responsabilidade da delegacia) para conferência física.</w:t>
       </w:r>
       <w:r>
         <w:rPr>
@@ -2227,7 +2233,6 @@
           <w:vertAlign w:val="baseline"/>
           <w:rtl w:val="0"/>
         </w:rPr>
-        <w:t xml:space="preserve"> de </w:t>
       </w:r>
       <w:r>
         <w:rPr>
@@ -2235,7 +2240,6 @@
           <w:szCs w:val="24"/>
           <w:rtl w:val="0"/>
         </w:rPr>
-        <w:t xml:space="preserve">relatórios</w:t>
       </w:r>
       <w:r>
         <w:rPr>
@@ -2253,7 +2257,6 @@
           <w:vertAlign w:val="baseline"/>
           <w:rtl w:val="0"/>
         </w:rPr>
-        <w:t xml:space="preserve"> (XLSX/PDF) dos procedimentos cadastrados diretamente no sistema.</w:t>
       </w:r>
       <w:r>
         <w:rPr>
@@ -2293,7 +2296,7 @@
           <w:szCs w:val="24"/>
           <w:rtl w:val="0"/>
         </w:rPr>
-        <w:t xml:space="preserve">Notificações</w:t>
+        <w:t>Notificações no cabeçalho (oitivas próximas, atribuídas e sem baixa; repasses recebidos/aceitos/recusados; cadastros pendentes para o Admin).</w:t>
       </w:r>
       <w:r>
         <w:rPr>
@@ -2311,7 +2314,6 @@
           <w:vertAlign w:val="baseline"/>
           <w:rtl w:val="0"/>
         </w:rPr>
-        <w:t xml:space="preserve"> no </w:t>
       </w:r>
       <w:r>
         <w:rPr>
@@ -2319,7 +2321,6 @@
           <w:szCs w:val="24"/>
           <w:rtl w:val="0"/>
         </w:rPr>
-        <w:t xml:space="preserve">cabeçalho</w:t>
       </w:r>
       <w:r>
         <w:rPr>
@@ -2337,7 +2338,6 @@
           <w:vertAlign w:val="baseline"/>
           <w:rtl w:val="0"/>
         </w:rPr>
-        <w:t xml:space="preserve"> (oitivas </w:t>
       </w:r>
       <w:r>
         <w:rPr>
@@ -2345,7 +2345,6 @@
           <w:szCs w:val="24"/>
           <w:rtl w:val="0"/>
         </w:rPr>
-        <w:t xml:space="preserve">próximas</w:t>
       </w:r>
       <w:r>
         <w:rPr>
@@ -2363,7 +2362,6 @@
           <w:vertAlign w:val="baseline"/>
           <w:rtl w:val="0"/>
         </w:rPr>
-        <w:t xml:space="preserve">, repasses recebidos/aceitos/recusados).</w:t>
       </w:r>
       <w:r>
         <w:rPr>
@@ -3493,7 +3491,7 @@
                 <w:szCs w:val="19"/>
                 <w:rtl w:val="0"/>
               </w:rPr>
-              <w:t xml:space="preserve">Acesso restrito: (1) Oitivas - apenas buscar e listar; (2) Documentos - participa de posse e repasse de procedimentos, sem acesso a arquivamento ou remessa final; (3) Veiculos - apenas consulta.</w:t>
+              <w:t>Acesso restrito: (1) Oitivas - agenda, edita, remarca, desmarca e conclui oitivas e pode ser responsavel por elas (conduz oitivas sob supervisao e agenda para os policiais); (2) Documentos - participa de posse e repasse de procedimentos, sem acesso a cadastro, arquivamento ou remessa final; (3) Veiculos - apenas consulta e etiqueta; (4) nao exporta relatorios.</w:t>
             </w:r>
             <w:r>
               <w:rPr>
@@ -3902,7 +3900,7 @@
           <w:vertAlign w:val="baseline"/>
           <w:rtl w:val="0"/>
         </w:rPr>
-        <w:t xml:space="preserve">Oitivas (criar/editar/desmarcar): Delegado/Policial.</w:t>
+        <w:t>Oitivas (agendar, editar, remarcar, desmarcar e concluir): Delegado, Policial e Estagiário. O Admin não acessa o módulo.</w:t>
       </w:r>
       <w:r>
         <w:rPr>
@@ -3952,7 +3950,7 @@
           <w:vertAlign w:val="baseline"/>
           <w:rtl w:val="0"/>
         </w:rPr>
-        <w:t xml:space="preserve">Oitivas (buscar/listar): todos, incluindo </w:t>
+        <w:t>Oitivas (buscar/listar): Delegado, Policial e Estagiário.</w:t>
       </w:r>
       <w:r>
         <w:rPr>
@@ -3960,7 +3958,6 @@
           <w:szCs w:val="24"/>
           <w:rtl w:val="0"/>
         </w:rPr>
-        <w:t xml:space="preserve">Estagiário</w:t>
       </w:r>
       <w:r>
         <w:rPr>
@@ -3978,7 +3975,6 @@
           <w:vertAlign w:val="baseline"/>
           <w:rtl w:val="0"/>
         </w:rPr>
-        <w:t xml:space="preserve">.</w:t>
       </w:r>
       <w:r>
         <w:rPr>
@@ -4014,14 +4010,6 @@
       </w:pPr>
       <w:r>
         <w:rPr>
-          <w:sz w:val="24"/>
-          <w:szCs w:val="24"/>
-          <w:rtl w:val="0"/>
-        </w:rPr>
-        <w:t xml:space="preserve">Aprovação</w:t>
-      </w:r>
-      <w:r>
-        <w:rPr>
           <w:rFonts w:ascii="Times New Roman" w:cs="Times New Roman" w:eastAsia="Times New Roman" w:hAnsi="Times New Roman"/>
           <w:b w:val="0"/>
           <w:bCs w:val="0"/>
@@ -4036,7 +4024,7 @@
           <w:vertAlign w:val="baseline"/>
           <w:rtl w:val="0"/>
         </w:rPr>
-        <w:t xml:space="preserve"> de cadastro e </w:t>
+        <w:t>Exportação de relatórios (procedimentos e veículos): Delegado/Policial.</w:t>
       </w:r>
       <w:r>
         <w:rPr>
@@ -4044,7 +4032,6 @@
           <w:szCs w:val="24"/>
           <w:rtl w:val="0"/>
         </w:rPr>
-        <w:t xml:space="preserve">gestão</w:t>
       </w:r>
       <w:r>
         <w:rPr>
@@ -4062,58 +4049,11 @@
           <w:vertAlign w:val="baseline"/>
           <w:rtl w:val="0"/>
         </w:rPr>
-        <w:t xml:space="preserve"> de </w:t>
-      </w:r>
-      <w:r>
-        <w:rPr>
-          <w:sz w:val="24"/>
-          <w:szCs w:val="24"/>
-          <w:rtl w:val="0"/>
-        </w:rPr>
-        <w:t xml:space="preserve">usuários</w:t>
-      </w:r>
-      <w:r>
-        <w:rPr>
-          <w:rFonts w:ascii="Times New Roman" w:cs="Times New Roman" w:eastAsia="Times New Roman" w:hAnsi="Times New Roman"/>
-          <w:b w:val="0"/>
-          <w:bCs w:val="0"/>
-          <w:i w:val="0"/>
-          <w:iCs w:val="0"/>
-          <w:smallCaps w:val="0"/>
-          <w:strike w:val="0"/>
-          <w:sz w:val="24"/>
-          <w:szCs w:val="24"/>
-          <w:u w:val="none"/>
-          <w:shd w:fill="auto" w:val="clear"/>
-          <w:vertAlign w:val="baseline"/>
-          <w:rtl w:val="0"/>
-        </w:rPr>
-        <w:t xml:space="preserve">: Admin.</w:t>
-      </w:r>
-      <w:r>
-        <w:rPr>
-          <w:rtl w:val="0"/>
-        </w:rPr>
-      </w:r>
-    </w:p>
-    <w:p>
-      <w:pPr>
-        <w:pStyle w:val="Heading2"/>
-        <w:spacing w:after="150" w:before="300" w:lineRule="auto"/>
-        <w:rPr>
-          <w:b w:val="1"/>
-          <w:bCs w:val="1"/>
-          <w:color w:val="000000"/>
-        </w:rPr>
-      </w:pPr>
-      <w:r>
-        <w:rPr>
-          <w:b w:val="1"/>
-          <w:bCs w:val="1"/>
-          <w:color w:val="000000"/>
-          <w:rtl w:val="0"/>
-        </w:rPr>
-        <w:t xml:space="preserve">1.6 Visão Geral da Solução</w:t>
+      </w:r>
+      <w:r>
+        <w:rPr>
+          <w:rtl w:val="0"/>
+        </w:rPr>
       </w:r>
     </w:p>
     <w:p>
@@ -4144,6 +4084,14 @@
       </w:pPr>
       <w:r>
         <w:rPr>
+          <w:sz w:val="24"/>
+          <w:szCs w:val="24"/>
+          <w:rtl w:val="0"/>
+        </w:rPr>
+        <w:t xml:space="preserve">Aprovação</w:t>
+      </w:r>
+      <w:r>
+        <w:rPr>
           <w:rFonts w:ascii="Times New Roman" w:cs="Times New Roman" w:eastAsia="Times New Roman" w:hAnsi="Times New Roman"/>
           <w:b w:val="0"/>
           <w:bCs w:val="0"/>
@@ -4158,12 +4106,84 @@
           <w:vertAlign w:val="baseline"/>
           <w:rtl w:val="0"/>
         </w:rPr>
-        <w:t xml:space="preserve">Frontend: Angular (SPA), consumindo API REST.</w:t>
-      </w:r>
-      <w:r>
-        <w:rPr>
-          <w:rtl w:val="0"/>
-        </w:rPr>
+        <w:t xml:space="preserve"> de cadastro e </w:t>
+      </w:r>
+      <w:r>
+        <w:rPr>
+          <w:sz w:val="24"/>
+          <w:szCs w:val="24"/>
+          <w:rtl w:val="0"/>
+        </w:rPr>
+        <w:t xml:space="preserve">gestão</w:t>
+      </w:r>
+      <w:r>
+        <w:rPr>
+          <w:rFonts w:ascii="Times New Roman" w:cs="Times New Roman" w:eastAsia="Times New Roman" w:hAnsi="Times New Roman"/>
+          <w:b w:val="0"/>
+          <w:bCs w:val="0"/>
+          <w:i w:val="0"/>
+          <w:iCs w:val="0"/>
+          <w:smallCaps w:val="0"/>
+          <w:strike w:val="0"/>
+          <w:sz w:val="24"/>
+          <w:szCs w:val="24"/>
+          <w:u w:val="none"/>
+          <w:shd w:fill="auto" w:val="clear"/>
+          <w:vertAlign w:val="baseline"/>
+          <w:rtl w:val="0"/>
+        </w:rPr>
+        <w:t xml:space="preserve"> de </w:t>
+      </w:r>
+      <w:r>
+        <w:rPr>
+          <w:sz w:val="24"/>
+          <w:szCs w:val="24"/>
+          <w:rtl w:val="0"/>
+        </w:rPr>
+        <w:t xml:space="preserve">usuários</w:t>
+      </w:r>
+      <w:r>
+        <w:rPr>
+          <w:rFonts w:ascii="Times New Roman" w:cs="Times New Roman" w:eastAsia="Times New Roman" w:hAnsi="Times New Roman"/>
+          <w:b w:val="0"/>
+          <w:bCs w:val="0"/>
+          <w:i w:val="0"/>
+          <w:iCs w:val="0"/>
+          <w:smallCaps w:val="0"/>
+          <w:strike w:val="0"/>
+          <w:sz w:val="24"/>
+          <w:szCs w:val="24"/>
+          <w:u w:val="none"/>
+          <w:shd w:fill="auto" w:val="clear"/>
+          <w:vertAlign w:val="baseline"/>
+          <w:rtl w:val="0"/>
+        </w:rPr>
+        <w:t xml:space="preserve">: Admin.</w:t>
+      </w:r>
+      <w:r>
+        <w:rPr>
+          <w:rtl w:val="0"/>
+        </w:rPr>
+      </w:r>
+    </w:p>
+    <w:p>
+      <w:pPr>
+        <w:pStyle w:val="Heading2"/>
+        <w:spacing w:after="150" w:before="300" w:lineRule="auto"/>
+        <w:rPr>
+          <w:b w:val="1"/>
+          <w:bCs w:val="1"/>
+          <w:color w:val="000000"/>
+        </w:rPr>
+      </w:pPr>
+      <w:r>
+        <w:rPr>
+          <w:b w:val="1"/>
+          <w:bCs w:val="1"/>
+          <w:color w:val="000000"/>
+          <w:rtl w:val="0"/>
+        </w:rPr>
+        <w:t xml:space="preserve">1.6 Visão Geral da Solução</w:t>
       </w:r>
     </w:p>
     <w:p>
@@ -4208,7 +4228,7 @@
           <w:vertAlign w:val="baseline"/>
           <w:rtl w:val="0"/>
         </w:rPr>
-        <w:t xml:space="preserve">Backend: Spring Boot, Spring Security com JWT, Spring Data JPA.</w:t>
+        <w:t>Frontend: React (SPA, Vite), consumindo API REST.</w:t>
       </w:r>
       <w:r>
         <w:rPr>
@@ -4258,7 +4278,7 @@
           <w:vertAlign w:val="baseline"/>
           <w:rtl w:val="0"/>
         </w:rPr>
-        <w:t xml:space="preserve">Banco de dados: PostgreSQL.</w:t>
+        <w:t xml:space="preserve">Backend: Spring Boot, Spring Security com JWT, Spring Data JPA.</w:t>
       </w:r>
       <w:r>
         <w:rPr>
@@ -4308,7 +4328,7 @@
           <w:vertAlign w:val="baseline"/>
           <w:rtl w:val="0"/>
         </w:rPr>
-        <w:t xml:space="preserve">Arquitetura: Angular -&gt; API REST (Spring Boot) -&gt; Spring Security (filtro JWT) -&gt; Camada de Servico -&gt; Spring Data JPA -&gt; PostgreSQL.</w:t>
+        <w:t xml:space="preserve">Banco de dados: PostgreSQL.</w:t>
       </w:r>
       <w:r>
         <w:rPr>
@@ -4358,40 +4378,7 @@
           <w:vertAlign w:val="baseline"/>
           <w:rtl w:val="0"/>
         </w:rPr>
-        <w:t xml:space="preserve">Ambiente de desenvolvimento: IntelliJ IDEA como IDE, Java 21 (LTS) como JDK.</w:t>
-      </w:r>
-      <w:r>
-        <w:rPr>
-          <w:rtl w:val="0"/>
-        </w:rPr>
-      </w:r>
-    </w:p>
-    <w:p>
-      <w:pPr>
-        <w:pStyle w:val="Heading2"/>
-        <w:spacing w:after="150" w:before="300" w:lineRule="auto"/>
-        <w:rPr>
-          <w:b w:val="1"/>
-          <w:bCs w:val="1"/>
-          <w:i w:val="0"/>
-          <w:iCs w:val="0"/>
-          <w:smallCaps w:val="0"/>
-          <w:strike w:val="0"/>
-          <w:sz w:val="20"/>
-          <w:szCs w:val="20"/>
-          <w:u w:val="none"/>
-          <w:shd w:fill="auto" w:val="clear"/>
-          <w:vertAlign w:val="baseline"/>
-        </w:rPr>
-      </w:pPr>
-      <w:r>
-        <w:rPr>
-          <w:b w:val="1"/>
-          <w:bCs w:val="1"/>
-          <w:color w:val="000000"/>
-          <w:rtl w:val="0"/>
-        </w:rPr>
-        <w:t xml:space="preserve">1.7 Restrições</w:t>
+        <w:t>Arquitetura: React -&gt; API REST (Spring Boot) -&gt; Spring Security (filtro JWT) -&gt; Camada de Servico -&gt; Spring Data JPA -&gt; PostgreSQL.</w:t>
       </w:r>
       <w:r>
         <w:rPr>
@@ -4441,7 +4428,40 @@
           <w:vertAlign w:val="baseline"/>
           <w:rtl w:val="0"/>
         </w:rPr>
-        <w:t xml:space="preserve">Uso de Lombok: @Getter/@Setter em entidades JPA (evitando @Data nelas, por risco de StackOverflowError em equals()/hashCode() com relacionamentos bidirecionais e de lazy loading acidental via toString()); @Data reservado a DTOs e classes sem relacionamento JPA.</w:t>
+        <w:t xml:space="preserve">Ambiente de desenvolvimento: IntelliJ IDEA como IDE, Java 21 (LTS) como JDK.</w:t>
+      </w:r>
+      <w:r>
+        <w:rPr>
+          <w:rtl w:val="0"/>
+        </w:rPr>
+      </w:r>
+    </w:p>
+    <w:p>
+      <w:pPr>
+        <w:pStyle w:val="Heading2"/>
+        <w:spacing w:after="150" w:before="300" w:lineRule="auto"/>
+        <w:rPr>
+          <w:b w:val="1"/>
+          <w:bCs w:val="1"/>
+          <w:i w:val="0"/>
+          <w:iCs w:val="0"/>
+          <w:smallCaps w:val="0"/>
+          <w:strike w:val="0"/>
+          <w:sz w:val="20"/>
+          <w:szCs w:val="20"/>
+          <w:u w:val="none"/>
+          <w:shd w:fill="auto" w:val="clear"/>
+          <w:vertAlign w:val="baseline"/>
+        </w:rPr>
+      </w:pPr>
+      <w:r>
+        <w:rPr>
+          <w:b w:val="1"/>
+          <w:bCs w:val="1"/>
+          <w:color w:val="000000"/>
+          <w:rtl w:val="0"/>
+        </w:rPr>
+        <w:t xml:space="preserve">1.7 Restrições</w:t>
       </w:r>
       <w:r>
         <w:rPr>
@@ -4491,59 +4511,7 @@
           <w:vertAlign w:val="baseline"/>
           <w:rtl w:val="0"/>
         </w:rPr>
-        <w:t xml:space="preserve">@SequenceGenerator e @JoinColumn/@ForeignKey </w:t>
-      </w:r>
-      <w:r>
-        <w:rPr>
-          <w:sz w:val="24"/>
-          <w:szCs w:val="24"/>
-          <w:rtl w:val="0"/>
-        </w:rPr>
-        <w:t xml:space="preserve">explícitos</w:t>
-      </w:r>
-      <w:r>
-        <w:rPr>
-          <w:rFonts w:ascii="Times New Roman" w:cs="Times New Roman" w:eastAsia="Times New Roman" w:hAnsi="Times New Roman"/>
-          <w:b w:val="0"/>
-          <w:bCs w:val="0"/>
-          <w:i w:val="0"/>
-          <w:iCs w:val="0"/>
-          <w:smallCaps w:val="0"/>
-          <w:strike w:val="0"/>
-          <w:sz w:val="24"/>
-          <w:szCs w:val="24"/>
-          <w:u w:val="none"/>
-          <w:shd w:fill="auto" w:val="clear"/>
-          <w:vertAlign w:val="baseline"/>
-          <w:rtl w:val="0"/>
-        </w:rPr>
-        <w:t xml:space="preserve">, mantendo </w:t>
-      </w:r>
-      <w:r>
-        <w:rPr>
-          <w:sz w:val="24"/>
-          <w:szCs w:val="24"/>
-          <w:rtl w:val="0"/>
-        </w:rPr>
-        <w:t xml:space="preserve">padrão já</w:t>
-      </w:r>
-      <w:r>
-        <w:rPr>
-          <w:rFonts w:ascii="Times New Roman" w:cs="Times New Roman" w:eastAsia="Times New Roman" w:hAnsi="Times New Roman"/>
-          <w:b w:val="0"/>
-          <w:bCs w:val="0"/>
-          <w:i w:val="0"/>
-          <w:iCs w:val="0"/>
-          <w:smallCaps w:val="0"/>
-          <w:strike w:val="0"/>
-          <w:sz w:val="24"/>
-          <w:szCs w:val="24"/>
-          <w:u w:val="none"/>
-          <w:shd w:fill="auto" w:val="clear"/>
-          <w:vertAlign w:val="baseline"/>
-          <w:rtl w:val="0"/>
-        </w:rPr>
-        <w:t xml:space="preserve"> adotado em projetos anteriores da autora.</w:t>
+        <w:t xml:space="preserve">Uso de Lombok: @Getter/@Setter em entidades JPA (evitando @Data nelas, por risco de StackOverflowError em equals()/hashCode() com relacionamentos bidirecionais e de lazy loading acidental via toString()); @Data reservado a DTOs e classes sem relacionamento JPA.</w:t>
       </w:r>
       <w:r>
         <w:rPr>
@@ -4579,14 +4547,6 @@
       </w:pPr>
       <w:r>
         <w:rPr>
-          <w:sz w:val="24"/>
-          <w:szCs w:val="24"/>
-          <w:rtl w:val="0"/>
-        </w:rPr>
-        <w:t xml:space="preserve">Enumerações</w:t>
-      </w:r>
-      <w:r>
-        <w:rPr>
           <w:rFonts w:ascii="Times New Roman" w:cs="Times New Roman" w:eastAsia="Times New Roman" w:hAnsi="Times New Roman"/>
           <w:b w:val="0"/>
           <w:bCs w:val="0"/>
@@ -4601,7 +4561,7 @@
           <w:vertAlign w:val="baseline"/>
           <w:rtl w:val="0"/>
         </w:rPr>
-        <w:t xml:space="preserve"> de estado fechado e governado por regra de negocio no codigo (StatusUsuario [PENDENTE, APROVADO, REJEITADO, DESATIVADO], TipoProcedimento [BO, IP, TCO, APF, AIAI, AAFAI, ROP], StatusProcedimento, StatusOitiva, StatusRepasse, OrigemHistoricoCustodia, TipoParte, TipoNotificacao [OITIVA_PROXIMA, REPASSE_RECEBIDO, REPASSE_ACEITO, REPASSE_RECUSADO, CADASTRO_PENDENTE], SituacaoVeiculo, StatusPericia) sao mapeadas com @Enumerated(EnumType.STRING), gravando o nome do valor (ex.: "PENDENTE") em vez do </w:t>
+        <w:t xml:space="preserve">@SequenceGenerator e @JoinColumn/@ForeignKey </w:t>
       </w:r>
       <w:r>
         <w:rPr>
@@ -4609,7 +4569,7 @@
           <w:szCs w:val="24"/>
           <w:rtl w:val="0"/>
         </w:rPr>
-        <w:t xml:space="preserve">índice</w:t>
+        <w:t xml:space="preserve">explícitos</w:t>
       </w:r>
       <w:r>
         <w:rPr>
@@ -4627,7 +4587,7 @@
           <w:vertAlign w:val="baseline"/>
           <w:rtl w:val="0"/>
         </w:rPr>
-        <w:t xml:space="preserve"> </w:t>
+        <w:t xml:space="preserve">, mantendo </w:t>
       </w:r>
       <w:r>
         <w:rPr>
@@ -4635,7 +4595,7 @@
           <w:szCs w:val="24"/>
           <w:rtl w:val="0"/>
         </w:rPr>
-        <w:t xml:space="preserve">numérico</w:t>
+        <w:t xml:space="preserve">padrão já</w:t>
       </w:r>
       <w:r>
         <w:rPr>
@@ -4653,216 +4613,12 @@
           <w:vertAlign w:val="baseline"/>
           <w:rtl w:val="0"/>
         </w:rPr>
-        <w:t xml:space="preserve">, evitando </w:t>
-      </w:r>
-      <w:r>
-        <w:rPr>
-          <w:sz w:val="24"/>
-          <w:szCs w:val="24"/>
-          <w:rtl w:val="0"/>
-        </w:rPr>
-        <w:t xml:space="preserve">corrupção</w:t>
-      </w:r>
-      <w:r>
-        <w:rPr>
-          <w:rFonts w:ascii="Times New Roman" w:cs="Times New Roman" w:eastAsia="Times New Roman" w:hAnsi="Times New Roman"/>
-          <w:b w:val="0"/>
-          <w:bCs w:val="0"/>
-          <w:i w:val="0"/>
-          <w:iCs w:val="0"/>
-          <w:smallCaps w:val="0"/>
-          <w:strike w:val="0"/>
-          <w:sz w:val="24"/>
-          <w:szCs w:val="24"/>
-          <w:u w:val="none"/>
-          <w:shd w:fill="auto" w:val="clear"/>
-          <w:vertAlign w:val="baseline"/>
-          <w:rtl w:val="0"/>
-        </w:rPr>
-        <w:t xml:space="preserve"> de dados caso o enum seja reordenado no futuro. </w:t>
-      </w:r>
-      <w:r>
-        <w:rPr>
-          <w:sz w:val="24"/>
-          <w:szCs w:val="24"/>
-          <w:rtl w:val="0"/>
-        </w:rPr>
-        <w:t xml:space="preserve">Já o</w:t>
-      </w:r>
-      <w:r>
-        <w:rPr>
-          <w:rFonts w:ascii="Times New Roman" w:cs="Times New Roman" w:eastAsia="Times New Roman" w:hAnsi="Times New Roman"/>
-          <w:b w:val="0"/>
-          <w:bCs w:val="0"/>
-          <w:i w:val="0"/>
-          <w:iCs w:val="0"/>
-          <w:smallCaps w:val="0"/>
-          <w:strike w:val="0"/>
-          <w:sz w:val="24"/>
-          <w:szCs w:val="24"/>
-          <w:u w:val="none"/>
-          <w:shd w:fill="auto" w:val="clear"/>
-          <w:vertAlign w:val="baseline"/>
-          <w:rtl w:val="0"/>
-        </w:rPr>
-        <w:t xml:space="preserve"> atributo Role.acesso permanece como varchar livre (sem enum), pois representa um </w:t>
-      </w:r>
-      <w:r>
-        <w:rPr>
-          <w:sz w:val="24"/>
-          <w:szCs w:val="24"/>
-          <w:rtl w:val="0"/>
-        </w:rPr>
-        <w:t xml:space="preserve">catálogo</w:t>
-      </w:r>
-      <w:r>
-        <w:rPr>
-          <w:rFonts w:ascii="Times New Roman" w:cs="Times New Roman" w:eastAsia="Times New Roman" w:hAnsi="Times New Roman"/>
-          <w:b w:val="0"/>
-          <w:bCs w:val="0"/>
-          <w:i w:val="0"/>
-          <w:iCs w:val="0"/>
-          <w:smallCaps w:val="0"/>
-          <w:strike w:val="0"/>
-          <w:sz w:val="24"/>
-          <w:szCs w:val="24"/>
-          <w:u w:val="none"/>
-          <w:shd w:fill="auto" w:val="clear"/>
-          <w:vertAlign w:val="baseline"/>
-          <w:rtl w:val="0"/>
-        </w:rPr>
-        <w:t xml:space="preserve"> </w:t>
-      </w:r>
-      <w:r>
-        <w:rPr>
-          <w:sz w:val="24"/>
-          <w:szCs w:val="24"/>
-          <w:rtl w:val="0"/>
-        </w:rPr>
-        <w:t xml:space="preserve">extensível</w:t>
-      </w:r>
-      <w:r>
-        <w:rPr>
-          <w:rFonts w:ascii="Times New Roman" w:cs="Times New Roman" w:eastAsia="Times New Roman" w:hAnsi="Times New Roman"/>
-          <w:b w:val="0"/>
-          <w:bCs w:val="0"/>
-          <w:i w:val="0"/>
-          <w:iCs w:val="0"/>
-          <w:smallCaps w:val="0"/>
-          <w:strike w:val="0"/>
-          <w:sz w:val="24"/>
-          <w:szCs w:val="24"/>
-          <w:u w:val="none"/>
-          <w:shd w:fill="auto" w:val="clear"/>
-          <w:vertAlign w:val="baseline"/>
-          <w:rtl w:val="0"/>
-        </w:rPr>
-        <w:t xml:space="preserve"> em tempo de </w:t>
-      </w:r>
-      <w:r>
-        <w:rPr>
-          <w:sz w:val="24"/>
-          <w:szCs w:val="24"/>
-          <w:rtl w:val="0"/>
-        </w:rPr>
-        <w:t xml:space="preserve">execução</w:t>
-      </w:r>
-      <w:r>
-        <w:rPr>
-          <w:rFonts w:ascii="Times New Roman" w:cs="Times New Roman" w:eastAsia="Times New Roman" w:hAnsi="Times New Roman"/>
-          <w:b w:val="0"/>
-          <w:bCs w:val="0"/>
-          <w:i w:val="0"/>
-          <w:iCs w:val="0"/>
-          <w:smallCaps w:val="0"/>
-          <w:strike w:val="0"/>
-          <w:sz w:val="24"/>
-          <w:szCs w:val="24"/>
-          <w:u w:val="none"/>
-          <w:shd w:fill="auto" w:val="clear"/>
-          <w:vertAlign w:val="baseline"/>
-          <w:rtl w:val="0"/>
-        </w:rPr>
-        <w:t xml:space="preserve">, sem acoplamento a </w:t>
-      </w:r>
-      <w:r>
-        <w:rPr>
-          <w:sz w:val="24"/>
-          <w:szCs w:val="24"/>
-          <w:rtl w:val="0"/>
-        </w:rPr>
-        <w:t xml:space="preserve">código</w:t>
-      </w:r>
-      <w:r>
-        <w:rPr>
-          <w:rFonts w:ascii="Times New Roman" w:cs="Times New Roman" w:eastAsia="Times New Roman" w:hAnsi="Times New Roman"/>
-          <w:b w:val="0"/>
-          <w:bCs w:val="0"/>
-          <w:i w:val="0"/>
-          <w:iCs w:val="0"/>
-          <w:smallCaps w:val="0"/>
-          <w:strike w:val="0"/>
-          <w:sz w:val="24"/>
-          <w:szCs w:val="24"/>
-          <w:u w:val="none"/>
-          <w:shd w:fill="auto" w:val="clear"/>
-          <w:vertAlign w:val="baseline"/>
-          <w:rtl w:val="0"/>
-        </w:rPr>
-        <w:t xml:space="preserve"> Java. Os valores de acesso seguem a convenção do Spring Security, com prefixo ROLE_ (ex.: ROLE_ADMIN, ROLE_DELEGADO, ROLE_POLICIAL, ROLE_ESTAGIARIO), e a própria entidade Role implementa GrantedAuthority, devolvendo esse valor em getAuthority().</w:t>
-      </w:r>
-      <w:r>
-        <w:rPr>
-          <w:rtl w:val="0"/>
-        </w:rPr>
-      </w:r>
-    </w:p>
-    <w:p>
-      <w:pPr>
-        <w:pStyle w:val="Heading2"/>
-        <w:spacing w:after="150" w:before="300" w:lineRule="auto"/>
-        <w:rPr>
-          <w:b w:val="1"/>
-          <w:bCs w:val="1"/>
-          <w:color w:val="000000"/>
-        </w:rPr>
-      </w:pPr>
-      <w:r>
-        <w:rPr>
-          <w:b w:val="1"/>
-          <w:bCs w:val="1"/>
-          <w:color w:val="000000"/>
-          <w:rtl w:val="0"/>
-        </w:rPr>
-        <w:t xml:space="preserve">1.8 Decisões em Aberto (a discutir com professor orientador)</w:t>
-      </w:r>
-    </w:p>
-    <w:p>
-      <w:pPr>
-        <w:spacing w:after="80" w:lineRule="auto"/>
-        <w:jc w:val="both"/>
-        <w:rPr>
-          <w:sz w:val="22"/>
-          <w:szCs w:val="22"/>
-        </w:rPr>
-      </w:pPr>
-      <w:r>
-        <w:rPr>
-          <w:b w:val="1"/>
-          <w:bCs w:val="1"/>
-          <w:sz w:val="22"/>
-          <w:szCs w:val="22"/>
-          <w:rtl w:val="0"/>
-        </w:rPr>
-        <w:t xml:space="preserve">Modelo de implantação: </w:t>
-      </w:r>
-      <w:r>
-        <w:rPr>
-          <w:sz w:val="22"/>
-          <w:szCs w:val="22"/>
-          <w:rtl w:val="0"/>
-        </w:rPr>
-        <w:t xml:space="preserve">duas alternativas estao em avaliacao para a arquitetura de implantacao do sistema.</w:t>
+        <w:t xml:space="preserve"> adotado em projetos anteriores da autora.</w:t>
+      </w:r>
+      <w:r>
+        <w:rPr>
+          <w:rtl w:val="0"/>
+        </w:rPr>
       </w:r>
     </w:p>
     <w:p>
@@ -4887,10 +4643,18 @@
         <w:ind w:left="720" w:right="0" w:hanging="360"/>
         <w:jc w:val="both"/>
         <w:rPr>
-          <w:sz w:val="22"/>
-          <w:szCs w:val="22"/>
-        </w:rPr>
-      </w:pPr>
+          <w:sz w:val="24"/>
+          <w:szCs w:val="24"/>
+        </w:rPr>
+      </w:pPr>
+      <w:r>
+        <w:rPr>
+          <w:sz w:val="24"/>
+          <w:szCs w:val="24"/>
+          <w:rtl w:val="0"/>
+        </w:rPr>
+        <w:t xml:space="preserve">Enumerações</w:t>
+      </w:r>
       <w:r>
         <w:rPr>
           <w:rFonts w:ascii="Times New Roman" w:cs="Times New Roman" w:eastAsia="Times New Roman" w:hAnsi="Times New Roman"/>
@@ -4900,19 +4664,275 @@
           <w:iCs w:val="0"/>
           <w:smallCaps w:val="0"/>
           <w:strike w:val="0"/>
-          <w:sz w:val="22"/>
-          <w:szCs w:val="22"/>
+          <w:sz w:val="24"/>
+          <w:szCs w:val="24"/>
           <w:u w:val="none"/>
           <w:shd w:fill="auto" w:val="clear"/>
           <w:vertAlign w:val="baseline"/>
           <w:rtl w:val="0"/>
         </w:rPr>
-        <w:t xml:space="preserve">Opcao A - Multi-tenant SaaS centralizado: uma unica instancia do sistema atenderia multiplas delegacias, cada uma como um tenant. Oferece maior potencial de escala e manutencao centralizada, porem exige isolamento de dados por tenant, provisionamento de novos clientes e atencao redobrada a seguranca (risco de vazamento entre tenants).</w:t>
-      </w:r>
-      <w:r>
-        <w:rPr>
-          <w:rtl w:val="0"/>
-        </w:rPr>
+        <w:t xml:space="preserve"> de estado fechado e governado por regra de negocio no codigo (StatusUsuario [PENDENTE, APROVADO, REJEITADO, DESATIVADO], TipoProcedimento [BO, IP, TCO, APF, AIAI, AAFAI, ROP], StatusProcedimento, StatusOitiva, StatusRepasse, OrigemHistoricoCustodia, TipoParte, TipoNotificacao [OITIVA_PROXIMA, OITIVA_SEM_BAIXA, OITIVA_ATRIBUIDA, REPASSE_RECEBIDO, REPASSE_ACEITO, REPASSE_RECUSADO, CADASTRO_PENDENTE], SituacaoVeiculo, StatusPericia) sao mapeadas com @Enumerated(EnumType.STRING), gravando o nome do valor (ex.: "PENDENTE") em vez do </w:t>
+      </w:r>
+      <w:r>
+        <w:rPr>
+          <w:sz w:val="24"/>
+          <w:szCs w:val="24"/>
+          <w:rtl w:val="0"/>
+        </w:rPr>
+        <w:t xml:space="preserve">índice</w:t>
+      </w:r>
+      <w:r>
+        <w:rPr>
+          <w:rFonts w:ascii="Times New Roman" w:cs="Times New Roman" w:eastAsia="Times New Roman" w:hAnsi="Times New Roman"/>
+          <w:b w:val="0"/>
+          <w:bCs w:val="0"/>
+          <w:i w:val="0"/>
+          <w:iCs w:val="0"/>
+          <w:smallCaps w:val="0"/>
+          <w:strike w:val="0"/>
+          <w:sz w:val="24"/>
+          <w:szCs w:val="24"/>
+          <w:u w:val="none"/>
+          <w:shd w:fill="auto" w:val="clear"/>
+          <w:vertAlign w:val="baseline"/>
+          <w:rtl w:val="0"/>
+        </w:rPr>
+        <w:t xml:space="preserve"> </w:t>
+      </w:r>
+      <w:r>
+        <w:rPr>
+          <w:sz w:val="24"/>
+          <w:szCs w:val="24"/>
+          <w:rtl w:val="0"/>
+        </w:rPr>
+        <w:t xml:space="preserve">numérico</w:t>
+      </w:r>
+      <w:r>
+        <w:rPr>
+          <w:rFonts w:ascii="Times New Roman" w:cs="Times New Roman" w:eastAsia="Times New Roman" w:hAnsi="Times New Roman"/>
+          <w:b w:val="0"/>
+          <w:bCs w:val="0"/>
+          <w:i w:val="0"/>
+          <w:iCs w:val="0"/>
+          <w:smallCaps w:val="0"/>
+          <w:strike w:val="0"/>
+          <w:sz w:val="24"/>
+          <w:szCs w:val="24"/>
+          <w:u w:val="none"/>
+          <w:shd w:fill="auto" w:val="clear"/>
+          <w:vertAlign w:val="baseline"/>
+          <w:rtl w:val="0"/>
+        </w:rPr>
+        <w:t xml:space="preserve">, evitando </w:t>
+      </w:r>
+      <w:r>
+        <w:rPr>
+          <w:sz w:val="24"/>
+          <w:szCs w:val="24"/>
+          <w:rtl w:val="0"/>
+        </w:rPr>
+        <w:t xml:space="preserve">corrupção</w:t>
+      </w:r>
+      <w:r>
+        <w:rPr>
+          <w:rFonts w:ascii="Times New Roman" w:cs="Times New Roman" w:eastAsia="Times New Roman" w:hAnsi="Times New Roman"/>
+          <w:b w:val="0"/>
+          <w:bCs w:val="0"/>
+          <w:i w:val="0"/>
+          <w:iCs w:val="0"/>
+          <w:smallCaps w:val="0"/>
+          <w:strike w:val="0"/>
+          <w:sz w:val="24"/>
+          <w:szCs w:val="24"/>
+          <w:u w:val="none"/>
+          <w:shd w:fill="auto" w:val="clear"/>
+          <w:vertAlign w:val="baseline"/>
+          <w:rtl w:val="0"/>
+        </w:rPr>
+        <w:t xml:space="preserve"> de dados caso o enum seja reordenado no futuro. </w:t>
+      </w:r>
+      <w:r>
+        <w:rPr>
+          <w:sz w:val="24"/>
+          <w:szCs w:val="24"/>
+          <w:rtl w:val="0"/>
+        </w:rPr>
+        <w:t xml:space="preserve">Já o</w:t>
+      </w:r>
+      <w:r>
+        <w:rPr>
+          <w:rFonts w:ascii="Times New Roman" w:cs="Times New Roman" w:eastAsia="Times New Roman" w:hAnsi="Times New Roman"/>
+          <w:b w:val="0"/>
+          <w:bCs w:val="0"/>
+          <w:i w:val="0"/>
+          <w:iCs w:val="0"/>
+          <w:smallCaps w:val="0"/>
+          <w:strike w:val="0"/>
+          <w:sz w:val="24"/>
+          <w:szCs w:val="24"/>
+          <w:u w:val="none"/>
+          <w:shd w:fill="auto" w:val="clear"/>
+          <w:vertAlign w:val="baseline"/>
+          <w:rtl w:val="0"/>
+        </w:rPr>
+        <w:t xml:space="preserve"> atributo Role.acesso permanece como varchar livre (sem enum), pois representa um </w:t>
+      </w:r>
+      <w:r>
+        <w:rPr>
+          <w:sz w:val="24"/>
+          <w:szCs w:val="24"/>
+          <w:rtl w:val="0"/>
+        </w:rPr>
+        <w:t xml:space="preserve">catálogo</w:t>
+      </w:r>
+      <w:r>
+        <w:rPr>
+          <w:rFonts w:ascii="Times New Roman" w:cs="Times New Roman" w:eastAsia="Times New Roman" w:hAnsi="Times New Roman"/>
+          <w:b w:val="0"/>
+          <w:bCs w:val="0"/>
+          <w:i w:val="0"/>
+          <w:iCs w:val="0"/>
+          <w:smallCaps w:val="0"/>
+          <w:strike w:val="0"/>
+          <w:sz w:val="24"/>
+          <w:szCs w:val="24"/>
+          <w:u w:val="none"/>
+          <w:shd w:fill="auto" w:val="clear"/>
+          <w:vertAlign w:val="baseline"/>
+          <w:rtl w:val="0"/>
+        </w:rPr>
+        <w:t xml:space="preserve"> </w:t>
+      </w:r>
+      <w:r>
+        <w:rPr>
+          <w:sz w:val="24"/>
+          <w:szCs w:val="24"/>
+          <w:rtl w:val="0"/>
+        </w:rPr>
+        <w:t xml:space="preserve">extensível</w:t>
+      </w:r>
+      <w:r>
+        <w:rPr>
+          <w:rFonts w:ascii="Times New Roman" w:cs="Times New Roman" w:eastAsia="Times New Roman" w:hAnsi="Times New Roman"/>
+          <w:b w:val="0"/>
+          <w:bCs w:val="0"/>
+          <w:i w:val="0"/>
+          <w:iCs w:val="0"/>
+          <w:smallCaps w:val="0"/>
+          <w:strike w:val="0"/>
+          <w:sz w:val="24"/>
+          <w:szCs w:val="24"/>
+          <w:u w:val="none"/>
+          <w:shd w:fill="auto" w:val="clear"/>
+          <w:vertAlign w:val="baseline"/>
+          <w:rtl w:val="0"/>
+        </w:rPr>
+        <w:t xml:space="preserve"> em tempo de </w:t>
+      </w:r>
+      <w:r>
+        <w:rPr>
+          <w:sz w:val="24"/>
+          <w:szCs w:val="24"/>
+          <w:rtl w:val="0"/>
+        </w:rPr>
+        <w:t xml:space="preserve">execução</w:t>
+      </w:r>
+      <w:r>
+        <w:rPr>
+          <w:rFonts w:ascii="Times New Roman" w:cs="Times New Roman" w:eastAsia="Times New Roman" w:hAnsi="Times New Roman"/>
+          <w:b w:val="0"/>
+          <w:bCs w:val="0"/>
+          <w:i w:val="0"/>
+          <w:iCs w:val="0"/>
+          <w:smallCaps w:val="0"/>
+          <w:strike w:val="0"/>
+          <w:sz w:val="24"/>
+          <w:szCs w:val="24"/>
+          <w:u w:val="none"/>
+          <w:shd w:fill="auto" w:val="clear"/>
+          <w:vertAlign w:val="baseline"/>
+          <w:rtl w:val="0"/>
+        </w:rPr>
+        <w:t xml:space="preserve">, sem acoplamento a </w:t>
+      </w:r>
+      <w:r>
+        <w:rPr>
+          <w:sz w:val="24"/>
+          <w:szCs w:val="24"/>
+          <w:rtl w:val="0"/>
+        </w:rPr>
+        <w:t xml:space="preserve">código</w:t>
+      </w:r>
+      <w:r>
+        <w:rPr>
+          <w:rFonts w:ascii="Times New Roman" w:cs="Times New Roman" w:eastAsia="Times New Roman" w:hAnsi="Times New Roman"/>
+          <w:b w:val="0"/>
+          <w:bCs w:val="0"/>
+          <w:i w:val="0"/>
+          <w:iCs w:val="0"/>
+          <w:smallCaps w:val="0"/>
+          <w:strike w:val="0"/>
+          <w:sz w:val="24"/>
+          <w:szCs w:val="24"/>
+          <w:u w:val="none"/>
+          <w:shd w:fill="auto" w:val="clear"/>
+          <w:vertAlign w:val="baseline"/>
+          <w:rtl w:val="0"/>
+        </w:rPr>
+        <w:t xml:space="preserve"> Java. Os valores de acesso seguem a convenção do Spring Security, com prefixo ROLE_ (ex.: ROLE_ADMIN, ROLE_DELEGADO, ROLE_POLICIAL, ROLE_ESTAGIARIO), e a própria entidade Role implementa GrantedAuthority, devolvendo esse valor em getAuthority().</w:t>
+      </w:r>
+      <w:r>
+        <w:rPr>
+          <w:rtl w:val="0"/>
+        </w:rPr>
+      </w:r>
+    </w:p>
+    <w:p>
+      <w:pPr>
+        <w:pStyle w:val="Heading2"/>
+        <w:spacing w:after="150" w:before="300" w:lineRule="auto"/>
+        <w:rPr>
+          <w:b w:val="1"/>
+          <w:bCs w:val="1"/>
+          <w:color w:val="000000"/>
+        </w:rPr>
+      </w:pPr>
+      <w:r>
+        <w:rPr>
+          <w:b w:val="1"/>
+          <w:bCs w:val="1"/>
+          <w:color w:val="000000"/>
+          <w:rtl w:val="0"/>
+        </w:rPr>
+        <w:t xml:space="preserve">1.8 Decisões em Aberto (a discutir com professor orientador)</w:t>
+      </w:r>
+    </w:p>
+    <w:p>
+      <w:pPr>
+        <w:spacing w:after="80" w:lineRule="auto"/>
+        <w:jc w:val="both"/>
+        <w:rPr>
+          <w:sz w:val="22"/>
+          <w:szCs w:val="22"/>
+        </w:rPr>
+      </w:pPr>
+      <w:r>
+        <w:rPr>
+          <w:b w:val="1"/>
+          <w:bCs w:val="1"/>
+          <w:sz w:val="22"/>
+          <w:szCs w:val="22"/>
+          <w:rtl w:val="0"/>
+        </w:rPr>
+        <w:t xml:space="preserve">Modelo de implantação: </w:t>
+      </w:r>
+      <w:r>
+        <w:rPr>
+          <w:sz w:val="22"/>
+          <w:szCs w:val="22"/>
+          <w:rtl w:val="0"/>
+        </w:rPr>
+        <w:t xml:space="preserve">duas alternativas estao em avaliacao para a arquitetura de implantacao do sistema.</w:t>
       </w:r>
     </w:p>
     <w:p>
@@ -4957,6 +4977,56 @@
           <w:vertAlign w:val="baseline"/>
           <w:rtl w:val="0"/>
         </w:rPr>
+        <w:t xml:space="preserve">Opcao A - Multi-tenant SaaS centralizado: uma unica instancia do sistema atenderia multiplas delegacias, cada uma como um tenant. Oferece maior potencial de escala e manutencao centralizada, porem exige isolamento de dados por tenant, provisionamento de novos clientes e atencao redobrada a seguranca (risco de vazamento entre tenants).</w:t>
+      </w:r>
+      <w:r>
+        <w:rPr>
+          <w:rtl w:val="0"/>
+        </w:rPr>
+      </w:r>
+    </w:p>
+    <w:p>
+      <w:pPr>
+        <w:keepNext w:val="0"/>
+        <w:keepLines w:val="0"/>
+        <w:pageBreakBefore w:val="0"/>
+        <w:widowControl w:val="1"/>
+        <w:numPr>
+          <w:ilvl w:val="0"/>
+          <w:numId w:val="1"/>
+        </w:numPr>
+        <w:pBdr>
+          <w:top w:space="0" w:sz="0" w:val="nil"/>
+          <w:left w:space="0" w:sz="0" w:val="nil"/>
+          <w:bottom w:space="0" w:sz="0" w:val="nil"/>
+          <w:right w:space="0" w:sz="0" w:val="nil"/>
+          <w:between w:space="0" w:sz="0" w:val="nil"/>
+        </w:pBdr>
+        <w:shd w:fill="auto" w:val="clear"/>
+        <w:spacing w:after="60" w:before="0" w:line="240" w:lineRule="auto"/>
+        <w:ind w:left="720" w:right="0" w:hanging="360"/>
+        <w:jc w:val="both"/>
+        <w:rPr>
+          <w:sz w:val="22"/>
+          <w:szCs w:val="22"/>
+        </w:rPr>
+      </w:pPr>
+      <w:r>
+        <w:rPr>
+          <w:rFonts w:ascii="Times New Roman" w:cs="Times New Roman" w:eastAsia="Times New Roman" w:hAnsi="Times New Roman"/>
+          <w:b w:val="0"/>
+          <w:bCs w:val="0"/>
+          <w:i w:val="0"/>
+          <w:iCs w:val="0"/>
+          <w:smallCaps w:val="0"/>
+          <w:strike w:val="0"/>
+          <w:sz w:val="22"/>
+          <w:szCs w:val="22"/>
+          <w:u w:val="none"/>
+          <w:shd w:fill="auto" w:val="clear"/>
+          <w:vertAlign w:val="baseline"/>
+          <w:rtl w:val="0"/>
+        </w:rPr>
         <w:t xml:space="preserve">Opcao B - Instancia local por delegacia: cada delegacia mantem sua propria instancia (rede interna, similar ao modelo ja usado na v1), possivelmente distribuida via container Docker para facilitar instalacao. Resolve naturalmente questoes de sigilo de inquerito e eventuais exigencias de hospedagem soberana de dados de seguranca publica, com menor complexidade de implementacao.</w:t>
       </w:r>
       <w:r>
@@ -4980,7 +5050,7 @@
           <w:szCs w:val="22"/>
           <w:rtl w:val="0"/>
         </w:rPr>
-        <w:t xml:space="preserve">Criterios a considerar na decisao: sigilo de dados de investigacao criminal, exigencias legais de hospedagem para dados de seguranca publica, complexidade de implementacao versus tempo disponivel no semestre letivo, e escopo de aprendizado do projeto (Spring/Angular/Security e nao necessariamente DevOps de infraestrutura multi-tenant). Enquanto a decisao nao e tomada, o RNF11 permanece redigido de forma compativel com ambas as opcoes.</w:t>
+        <w:t>Criterios a considerar na decisao: sigilo de dados de investigacao criminal, exigencias legais de hospedagem para dados de seguranca publica, complexidade de implementacao versus tempo disponivel no semestre letivo, e escopo de aprendizado do projeto (Spring/React/Security e nao necessariamente DevOps de infraestrutura multi-tenant). Enquanto a decisao nao e tomada, o RNF11 permanece redigido de forma compativel com ambas as opcoes.</w:t>
       </w:r>
     </w:p>
     <w:p>
@@ -6295,37 +6365,37 @@
                 <w:szCs w:val="19"/>
                 <w:rtl w:val="0"/>
               </w:rPr>
-              <w:t xml:space="preserve">O sistema deve permitir que Delegado/Policial cadastre uma nova oitiva, vinculando-a a um procedimento e a um servidor responsavel.</w:t>
-            </w:r>
-            <w:r>
-              <w:rPr>
-                <w:rtl w:val="0"/>
-              </w:rPr>
-            </w:r>
-          </w:p>
-        </w:tc>
-        <w:tc>
-          <w:tcPr>
-            <w:tcMar>
-              <w:top w:w="80.0" w:type="dxa"/>
-              <w:left w:w="100.0" w:type="dxa"/>
-              <w:bottom w:w="80.0" w:type="dxa"/>
-              <w:right w:w="100.0" w:type="dxa"/>
-            </w:tcMar>
-          </w:tcPr>
-          <w:p>
-            <w:pPr>
-              <w:rPr/>
-            </w:pPr>
-            <w:r>
-              <w:rPr>
-                <w:b w:val="0"/>
-                <w:bCs w:val="0"/>
-                <w:sz w:val="19"/>
-                <w:szCs w:val="19"/>
-                <w:rtl w:val="0"/>
-              </w:rPr>
-              <w:t xml:space="preserve">Delegado, Policial</w:t>
+              <w:t>O sistema deve permitir que Delegado, Policial ou Estagiario cadastre uma nova oitiva, vinculando-a a um procedimento e a um servidor responsavel.</w:t>
+            </w:r>
+            <w:r>
+              <w:rPr>
+                <w:rtl w:val="0"/>
+              </w:rPr>
+            </w:r>
+          </w:p>
+        </w:tc>
+        <w:tc>
+          <w:tcPr>
+            <w:tcMar>
+              <w:top w:w="80.0" w:type="dxa"/>
+              <w:left w:w="100.0" w:type="dxa"/>
+              <w:bottom w:w="80.0" w:type="dxa"/>
+              <w:right w:w="100.0" w:type="dxa"/>
+            </w:tcMar>
+          </w:tcPr>
+          <w:p>
+            <w:pPr>
+              <w:rPr/>
+            </w:pPr>
+            <w:r>
+              <w:rPr>
+                <w:b w:val="0"/>
+                <w:bCs w:val="0"/>
+                <w:sz w:val="19"/>
+                <w:szCs w:val="19"/>
+                <w:rtl w:val="0"/>
+              </w:rPr>
+              <w:t>Delegado, Policial, Estagiario</w:t>
             </w:r>
             <w:r>
               <w:rPr>
@@ -6385,7 +6455,7 @@
                 <w:szCs w:val="19"/>
                 <w:rtl w:val="0"/>
               </w:rPr>
-              <w:t xml:space="preserve">Oitiva deve estar vinculada a um procedimento existente e a um responsavel; o sistema registra quem cadastrou e a data/hora do cadastro.</w:t>
+              <w:t>Oitiva deve estar vinculada a um procedimento existente e a um responsavel; o sistema registra quem cadastrou e a data/hora do cadastro. Data/hora no passado e bloqueada; procedimento arquivado nao aceita oitiva; conflito de horario do responsavel (outra oitiva agendada ate 59 min antes ou depois) gera alerta com confirmacao, sem bloquear.</w:t>
             </w:r>
             <w:r>
               <w:rPr>
@@ -6451,67 +6521,67 @@
                 <w:szCs w:val="19"/>
                 <w:rtl w:val="0"/>
               </w:rPr>
-              <w:t xml:space="preserve">Editar oitiva</w:t>
-            </w:r>
-            <w:r>
-              <w:rPr>
-                <w:rtl w:val="0"/>
-              </w:rPr>
-            </w:r>
-          </w:p>
-        </w:tc>
-        <w:tc>
-          <w:tcPr>
-            <w:tcMar>
-              <w:top w:w="80.0" w:type="dxa"/>
-              <w:left w:w="100.0" w:type="dxa"/>
-              <w:bottom w:w="80.0" w:type="dxa"/>
-              <w:right w:w="100.0" w:type="dxa"/>
-            </w:tcMar>
-          </w:tcPr>
-          <w:p>
-            <w:pPr>
-              <w:rPr/>
-            </w:pPr>
-            <w:r>
-              <w:rPr>
-                <w:b w:val="0"/>
-                <w:bCs w:val="0"/>
-                <w:sz w:val="19"/>
-                <w:szCs w:val="19"/>
-                <w:rtl w:val="0"/>
-              </w:rPr>
-              <w:t xml:space="preserve">O sistema deve permitir que Delegado/Policial altere data e hora (remarcacao) ou status de uma oitiva ja agendada.</w:t>
-            </w:r>
-            <w:r>
-              <w:rPr>
-                <w:rtl w:val="0"/>
-              </w:rPr>
-            </w:r>
-          </w:p>
-        </w:tc>
-        <w:tc>
-          <w:tcPr>
-            <w:tcMar>
-              <w:top w:w="80.0" w:type="dxa"/>
-              <w:left w:w="100.0" w:type="dxa"/>
-              <w:bottom w:w="80.0" w:type="dxa"/>
-              <w:right w:w="100.0" w:type="dxa"/>
-            </w:tcMar>
-          </w:tcPr>
-          <w:p>
-            <w:pPr>
-              <w:rPr/>
-            </w:pPr>
-            <w:r>
-              <w:rPr>
-                <w:b w:val="0"/>
-                <w:bCs w:val="0"/>
-                <w:sz w:val="19"/>
-                <w:szCs w:val="19"/>
-                <w:rtl w:val="0"/>
-              </w:rPr>
-              <w:t xml:space="preserve">Delegado, Policial</w:t>
+              <w:t>Editar, remarcar e concluir oitiva</w:t>
+            </w:r>
+            <w:r>
+              <w:rPr>
+                <w:rtl w:val="0"/>
+              </w:rPr>
+            </w:r>
+          </w:p>
+        </w:tc>
+        <w:tc>
+          <w:tcPr>
+            <w:tcMar>
+              <w:top w:w="80.0" w:type="dxa"/>
+              <w:left w:w="100.0" w:type="dxa"/>
+              <w:bottom w:w="80.0" w:type="dxa"/>
+              <w:right w:w="100.0" w:type="dxa"/>
+            </w:tcMar>
+          </w:tcPr>
+          <w:p>
+            <w:pPr>
+              <w:rPr/>
+            </w:pPr>
+            <w:r>
+              <w:rPr>
+                <w:b w:val="0"/>
+                <w:bCs w:val="0"/>
+                <w:sz w:val="19"/>
+                <w:szCs w:val="19"/>
+                <w:rtl w:val="0"/>
+              </w:rPr>
+              <w:t>O sistema deve permitir que Delegado, Policial ou Estagiario altere data e hora (remarcacao), o responsavel e as partes de uma oitiva agendada, ou registre sua conclusao.</w:t>
+            </w:r>
+            <w:r>
+              <w:rPr>
+                <w:rtl w:val="0"/>
+              </w:rPr>
+            </w:r>
+          </w:p>
+        </w:tc>
+        <w:tc>
+          <w:tcPr>
+            <w:tcMar>
+              <w:top w:w="80.0" w:type="dxa"/>
+              <w:left w:w="100.0" w:type="dxa"/>
+              <w:bottom w:w="80.0" w:type="dxa"/>
+              <w:right w:w="100.0" w:type="dxa"/>
+            </w:tcMar>
+          </w:tcPr>
+          <w:p>
+            <w:pPr>
+              <w:rPr/>
+            </w:pPr>
+            <w:r>
+              <w:rPr>
+                <w:b w:val="0"/>
+                <w:bCs w:val="0"/>
+                <w:sz w:val="19"/>
+                <w:szCs w:val="19"/>
+                <w:rtl w:val="0"/>
+              </w:rPr>
+              <w:t>Delegado, Policial, Estagiario</w:t>
             </w:r>
             <w:r>
               <w:rPr>
@@ -6571,7 +6641,7 @@
                 <w:szCs w:val="19"/>
                 <w:rtl w:val="0"/>
               </w:rPr>
-              <w:t xml:space="preserve">Nao e possivel editar oitiva ja concluida/desmarcada. Remarcar (alterar data/hora) mantem o status AGENDADA.</w:t>
+              <w:t>Nao e possivel editar oitiva ja concluida/desmarcada. Remarcar (alterar data/hora) mantem o status AGENDADA. Concluir antes da data marcada (oitiva antecipada) registra o momento da conclusao como data/hora.</w:t>
             </w:r>
             <w:r>
               <w:rPr>
@@ -6667,37 +6737,37 @@
                 <w:szCs w:val="19"/>
                 <w:rtl w:val="0"/>
               </w:rPr>
-              <w:t xml:space="preserve">O sistema deve permitir que Delegado/Policial desmarque uma oitiva agendada, exigindo motivo.</w:t>
-            </w:r>
-            <w:r>
-              <w:rPr>
-                <w:rtl w:val="0"/>
-              </w:rPr>
-            </w:r>
-          </w:p>
-        </w:tc>
-        <w:tc>
-          <w:tcPr>
-            <w:tcMar>
-              <w:top w:w="80.0" w:type="dxa"/>
-              <w:left w:w="100.0" w:type="dxa"/>
-              <w:bottom w:w="80.0" w:type="dxa"/>
-              <w:right w:w="100.0" w:type="dxa"/>
-            </w:tcMar>
-          </w:tcPr>
-          <w:p>
-            <w:pPr>
-              <w:rPr/>
-            </w:pPr>
-            <w:r>
-              <w:rPr>
-                <w:b w:val="0"/>
-                <w:bCs w:val="0"/>
-                <w:sz w:val="19"/>
-                <w:szCs w:val="19"/>
-                <w:rtl w:val="0"/>
-              </w:rPr>
-              <w:t xml:space="preserve">Delegado, Policial</w:t>
+              <w:t>O sistema deve permitir que Delegado, Policial ou Estagiario desmarque uma oitiva agendada, exigindo motivo.</w:t>
+            </w:r>
+            <w:r>
+              <w:rPr>
+                <w:rtl w:val="0"/>
+              </w:rPr>
+            </w:r>
+          </w:p>
+        </w:tc>
+        <w:tc>
+          <w:tcPr>
+            <w:tcMar>
+              <w:top w:w="80.0" w:type="dxa"/>
+              <w:left w:w="100.0" w:type="dxa"/>
+              <w:bottom w:w="80.0" w:type="dxa"/>
+              <w:right w:w="100.0" w:type="dxa"/>
+            </w:tcMar>
+          </w:tcPr>
+          <w:p>
+            <w:pPr>
+              <w:rPr/>
+            </w:pPr>
+            <w:r>
+              <w:rPr>
+                <w:b w:val="0"/>
+                <w:bCs w:val="0"/>
+                <w:sz w:val="19"/>
+                <w:szCs w:val="19"/>
+                <w:rtl w:val="0"/>
+              </w:rPr>
+              <w:t>Delegado, Policial, Estagiario</w:t>
             </w:r>
             <w:r>
               <w:rPr>
@@ -6853,7 +6923,7 @@
                 <w:szCs w:val="19"/>
                 <w:rtl w:val="0"/>
               </w:rPr>
-              <w:t xml:space="preserve">O sistema deve permitir que qualquer ator operacional busque e liste oitivas agendadas, com filtros (data, status, procedimento).</w:t>
+              <w:t>O sistema deve permitir que qualquer ator operacional busque e liste oitivas agendadas, com filtros (periodo, status, procedimento, responsavel, minhas oitivas e atrasadas).</w:t>
             </w:r>
             <w:r>
               <w:rPr>
@@ -6943,7 +7013,7 @@
                 <w:szCs w:val="19"/>
                 <w:rtl w:val="0"/>
               </w:rPr>
-              <w:t xml:space="preserve">Estagiario tem acesso somente de leitura a este recurso.</w:t>
+              <w:t>Oitiva "atrasada" (agendada com data ja passada, sem baixa) e calculada na consulta, nao e um status salvo. O Admin nao acessa o modulo.</w:t>
             </w:r>
             <w:r>
               <w:rPr>
@@ -7873,7 +7943,7 @@
                 <w:szCs w:val="19"/>
                 <w:rtl w:val="0"/>
               </w:rPr>
-              <w:t xml:space="preserve">Procedimento arquivado nao pode receber nova solicitacao de repasse.</w:t>
+              <w:t>Procedimento arquivado nao pode receber nova solicitacao de repasse nem nova oitiva. O arquivamento exige que nao haja repasse pendente nem oitiva agendada.</w:t>
             </w:r>
             <w:r>
               <w:rPr>
@@ -8341,37 +8411,37 @@
                 <w:szCs w:val="19"/>
                 <w:rtl w:val="0"/>
               </w:rPr>
-              <w:t xml:space="preserve">O sistema deve notificar, no cabecalho, os atores responsaveis sobre oitivas agendadas para as proximas 24-48h.</w:t>
-            </w:r>
-            <w:r>
-              <w:rPr>
-                <w:rtl w:val="0"/>
-              </w:rPr>
-            </w:r>
-          </w:p>
-        </w:tc>
-        <w:tc>
-          <w:tcPr>
-            <w:tcMar>
-              <w:top w:w="80.0" w:type="dxa"/>
-              <w:left w:w="100.0" w:type="dxa"/>
-              <w:bottom w:w="80.0" w:type="dxa"/>
-              <w:right w:w="100.0" w:type="dxa"/>
-            </w:tcMar>
-          </w:tcPr>
-          <w:p>
-            <w:pPr>
-              <w:rPr/>
-            </w:pPr>
-            <w:r>
-              <w:rPr>
-                <w:b w:val="0"/>
-                <w:bCs w:val="0"/>
-                <w:sz w:val="19"/>
-                <w:szCs w:val="19"/>
-                <w:rtl w:val="0"/>
-              </w:rPr>
-              <w:t xml:space="preserve">Delegado, Policial</w:t>
+              <w:t>O sistema deve notificar, no cabecalho, os atores responsaveis sobre oitivas agendadas para as proximas 24h.</w:t>
+            </w:r>
+            <w:r>
+              <w:rPr>
+                <w:rtl w:val="0"/>
+              </w:rPr>
+            </w:r>
+          </w:p>
+        </w:tc>
+        <w:tc>
+          <w:tcPr>
+            <w:tcMar>
+              <w:top w:w="80.0" w:type="dxa"/>
+              <w:left w:w="100.0" w:type="dxa"/>
+              <w:bottom w:w="80.0" w:type="dxa"/>
+              <w:right w:w="100.0" w:type="dxa"/>
+            </w:tcMar>
+          </w:tcPr>
+          <w:p>
+            <w:pPr>
+              <w:rPr/>
+            </w:pPr>
+            <w:r>
+              <w:rPr>
+                <w:b w:val="0"/>
+                <w:bCs w:val="0"/>
+                <w:sz w:val="19"/>
+                <w:szCs w:val="19"/>
+                <w:rtl w:val="0"/>
+              </w:rPr>
+              <w:t>Delegado, Policial, Estagiario (responsavel)</w:t>
             </w:r>
             <w:r>
               <w:rPr>
@@ -8431,7 +8501,7 @@
                 <w:szCs w:val="19"/>
                 <w:rtl w:val="0"/>
               </w:rPr>
-              <w:t xml:space="preserve">Janela de antecedencia a definir em configuracao.</w:t>
+              <w:t>Gerado por tarefa agendada (frequencia configuravel), uma vez por oitiva. Tambem avisa oitiva atribuida por outro usuario e oitiva sem baixa (agendada com data passada ha mais de 2h).</w:t>
             </w:r>
             <w:r>
               <w:rPr>
@@ -8989,7 +9059,7 @@
                 <w:szCs w:val="19"/>
                 <w:rtl w:val="0"/>
               </w:rPr>
-              <w:t xml:space="preserve">Nao inclui dados de importacao de acervo historico (fora de escopo na Fase 1).</w:t>
+              <w:t>Filtros: periodo de abertura, tipo e status. Lista vazia e informada em vez de gerar arquivo vazio. Nao inclui dados de importacao de acervo historico (fora de escopo na Fase 1).</w:t>
             </w:r>
             <w:r>
               <w:rPr>
@@ -9733,7 +9803,7 @@
                 <w:szCs w:val="19"/>
                 <w:rtl w:val="0"/>
               </w:rPr>
-              <w:t xml:space="preserve">Lacre gerado automaticamente (LAC-AAAA-NNNNNN) e unico; placa e chassi sao opcionais (veiculo pode estar sem placa ou com identificacao adulterada); situacao inicial NA_DEPOL (veiculo na delegacia, antes de eventual remocao ao patio). O lacre usa uma sequence dedicada do banco (seq_lacre_veiculo), criada via script schema.sql por nao estar associada a um id de entidade.</w:t>
+              <w:t>Lacre gerado automaticamente (LAC-AAAA-NNNNNN) e unico; placa e chassi sao opcionais (veiculo pode estar sem placa ou com identificacao adulterada); situacao inicial NA_DEPOL (veiculo na delegacia, antes de eventual remocao ao patio). O lacre usa uma sequence dedicada do banco (seq_lacre_veiculo), criada via script schema.sql por nao estar associada a um id de entidade. Placa, chassi ou motor ja usado por veiculo ainda na delegacia ou no patio gera alerta de possivel duplicidade, com confirmacao.</w:t>
             </w:r>
             <w:r>
               <w:rPr>
@@ -10201,7 +10271,7 @@
                 <w:szCs w:val="19"/>
                 <w:rtl w:val="0"/>
               </w:rPr>
-              <w:t xml:space="preserve">O sistema deve permitir que qualquer ator operacional busque veiculos (por lacre, placa, chassi, situacao ou procedimento) e visualize o historico de situacoes.</w:t>
+              <w:t>O sistema deve permitir que qualquer ator operacional busque veiculos (por lacre, placa, chassi, motor, situacao ou procedimento) e visualize o historico de situacoes.</w:t>
             </w:r>
             <w:r>
               <w:rPr>
@@ -10292,6 +10362,378 @@
                 <w:rtl w:val="0"/>
               </w:rPr>
               <w:t xml:space="preserve">Estagiario tem acesso somente de leitura a este recurso.</w:t>
+            </w:r>
+            <w:r>
+              <w:rPr>
+                <w:rtl w:val="0"/>
+              </w:rPr>
+            </w:r>
+          </w:p>
+        </w:tc>
+      </w:tr>
+      <w:tr>
+        <w:trPr>
+          <w:cantSplit w:val="0"/>
+          <w:tblHeader w:val="0"/>
+        </w:trPr>
+        <w:tc>
+          <w:tcPr>
+            <w:tcMar>
+              <w:top w:w="80.0" w:type="dxa"/>
+              <w:left w:w="100.0" w:type="dxa"/>
+              <w:bottom w:w="80.0" w:type="dxa"/>
+              <w:right w:w="100.0" w:type="dxa"/>
+            </w:tcMar>
+          </w:tcPr>
+          <w:p>
+            <w:pPr>
+              <w:rPr/>
+            </w:pPr>
+            <w:r>
+              <w:rPr>
+                <w:b w:val="0"/>
+                <w:bCs w:val="0"/>
+                <w:sz w:val="19"/>
+                <w:szCs w:val="19"/>
+                <w:rtl w:val="0"/>
+              </w:rPr>
+              <w:t>RF28</w:t>
+            </w:r>
+            <w:r>
+              <w:rPr>
+                <w:rtl w:val="0"/>
+              </w:rPr>
+            </w:r>
+          </w:p>
+        </w:tc>
+        <w:tc>
+          <w:tcPr>
+            <w:tcMar>
+              <w:top w:w="80.0" w:type="dxa"/>
+              <w:left w:w="100.0" w:type="dxa"/>
+              <w:bottom w:w="80.0" w:type="dxa"/>
+              <w:right w:w="100.0" w:type="dxa"/>
+            </w:tcMar>
+          </w:tcPr>
+          <w:p>
+            <w:pPr>
+              <w:rPr/>
+            </w:pPr>
+            <w:r>
+              <w:rPr>
+                <w:b w:val="0"/>
+                <w:bCs w:val="0"/>
+                <w:sz w:val="19"/>
+                <w:szCs w:val="19"/>
+                <w:rtl w:val="0"/>
+              </w:rPr>
+              <w:t>Exportar veiculos e relatorio de carga</w:t>
+            </w:r>
+            <w:r>
+              <w:rPr>
+                <w:rtl w:val="0"/>
+              </w:rPr>
+            </w:r>
+          </w:p>
+        </w:tc>
+        <w:tc>
+          <w:tcPr>
+            <w:tcMar>
+              <w:top w:w="80.0" w:type="dxa"/>
+              <w:left w:w="100.0" w:type="dxa"/>
+              <w:bottom w:w="80.0" w:type="dxa"/>
+              <w:right w:w="100.0" w:type="dxa"/>
+            </w:tcMar>
+          </w:tcPr>
+          <w:p>
+            <w:pPr>
+              <w:rPr/>
+            </w:pPr>
+            <w:r>
+              <w:rPr>
+                <w:b w:val="0"/>
+                <w:bCs w:val="0"/>
+                <w:sz w:val="19"/>
+                <w:szCs w:val="19"/>
+                <w:rtl w:val="0"/>
+              </w:rPr>
+              <w:t>O sistema deve permitir que Delegado/Policial exporte, em XLSX e/ou PDF, a listagem de veiculos apreendidos, com filtros (situacao, pericia, procedimento e periodo de entrada), incluindo o relatorio de carga.</w:t>
+            </w:r>
+            <w:r>
+              <w:rPr>
+                <w:rtl w:val="0"/>
+              </w:rPr>
+            </w:r>
+          </w:p>
+        </w:tc>
+        <w:tc>
+          <w:tcPr>
+            <w:tcMar>
+              <w:top w:w="80.0" w:type="dxa"/>
+              <w:left w:w="100.0" w:type="dxa"/>
+              <w:bottom w:w="80.0" w:type="dxa"/>
+              <w:right w:w="100.0" w:type="dxa"/>
+            </w:tcMar>
+          </w:tcPr>
+          <w:p>
+            <w:pPr>
+              <w:rPr/>
+            </w:pPr>
+            <w:r>
+              <w:rPr>
+                <w:b w:val="0"/>
+                <w:bCs w:val="0"/>
+                <w:sz w:val="19"/>
+                <w:szCs w:val="19"/>
+                <w:rtl w:val="0"/>
+              </w:rPr>
+              <w:t>Delegado, Policial</w:t>
+            </w:r>
+            <w:r>
+              <w:rPr>
+                <w:rtl w:val="0"/>
+              </w:rPr>
+            </w:r>
+          </w:p>
+        </w:tc>
+        <w:tc>
+          <w:tcPr>
+            <w:tcMar>
+              <w:top w:w="80.0" w:type="dxa"/>
+              <w:left w:w="100.0" w:type="dxa"/>
+              <w:bottom w:w="80.0" w:type="dxa"/>
+              <w:right w:w="100.0" w:type="dxa"/>
+            </w:tcMar>
+          </w:tcPr>
+          <w:p>
+            <w:pPr>
+              <w:rPr/>
+            </w:pPr>
+            <w:r>
+              <w:rPr>
+                <w:b w:val="0"/>
+                <w:bCs w:val="0"/>
+                <w:sz w:val="19"/>
+                <w:szCs w:val="19"/>
+                <w:rtl w:val="0"/>
+              </w:rPr>
+              <w:t>Should</w:t>
+            </w:r>
+            <w:r>
+              <w:rPr>
+                <w:rtl w:val="0"/>
+              </w:rPr>
+            </w:r>
+          </w:p>
+        </w:tc>
+        <w:tc>
+          <w:tcPr>
+            <w:tcMar>
+              <w:top w:w="80.0" w:type="dxa"/>
+              <w:left w:w="100.0" w:type="dxa"/>
+              <w:bottom w:w="80.0" w:type="dxa"/>
+              <w:right w:w="100.0" w:type="dxa"/>
+            </w:tcMar>
+          </w:tcPr>
+          <w:p>
+            <w:pPr>
+              <w:rPr/>
+            </w:pPr>
+            <w:r>
+              <w:rPr>
+                <w:b w:val="0"/>
+                <w:bCs w:val="0"/>
+                <w:sz w:val="19"/>
+                <w:szCs w:val="19"/>
+                <w:rtl w:val="0"/>
+              </w:rPr>
+              <w:t>Relatorio de carga = veiculos NA_DEPOL e EM_PATIO, com totais por situacao; o PDF traz coluna de conferencia e campo de assinatura. Lista vazia e informada em vez de gerar arquivo vazio.</w:t>
+            </w:r>
+            <w:r>
+              <w:rPr>
+                <w:rtl w:val="0"/>
+              </w:rPr>
+            </w:r>
+          </w:p>
+        </w:tc>
+      </w:tr>
+      <w:tr>
+        <w:trPr>
+          <w:cantSplit w:val="0"/>
+          <w:tblHeader w:val="0"/>
+        </w:trPr>
+        <w:tc>
+          <w:tcPr>
+            <w:tcMar>
+              <w:top w:w="80.0" w:type="dxa"/>
+              <w:left w:w="100.0" w:type="dxa"/>
+              <w:bottom w:w="80.0" w:type="dxa"/>
+              <w:right w:w="100.0" w:type="dxa"/>
+            </w:tcMar>
+          </w:tcPr>
+          <w:p>
+            <w:pPr>
+              <w:rPr/>
+            </w:pPr>
+            <w:r>
+              <w:rPr>
+                <w:b w:val="0"/>
+                <w:bCs w:val="0"/>
+                <w:sz w:val="19"/>
+                <w:szCs w:val="19"/>
+                <w:rtl w:val="0"/>
+              </w:rPr>
+              <w:t>RF29</w:t>
+            </w:r>
+            <w:r>
+              <w:rPr>
+                <w:rtl w:val="0"/>
+              </w:rPr>
+            </w:r>
+          </w:p>
+        </w:tc>
+        <w:tc>
+          <w:tcPr>
+            <w:tcMar>
+              <w:top w:w="80.0" w:type="dxa"/>
+              <w:left w:w="100.0" w:type="dxa"/>
+              <w:bottom w:w="80.0" w:type="dxa"/>
+              <w:right w:w="100.0" w:type="dxa"/>
+            </w:tcMar>
+          </w:tcPr>
+          <w:p>
+            <w:pPr>
+              <w:rPr/>
+            </w:pPr>
+            <w:r>
+              <w:rPr>
+                <w:b w:val="0"/>
+                <w:bCs w:val="0"/>
+                <w:sz w:val="19"/>
+                <w:szCs w:val="19"/>
+                <w:rtl w:val="0"/>
+              </w:rPr>
+              <w:t>Gerar etiqueta do veiculo</w:t>
+            </w:r>
+            <w:r>
+              <w:rPr>
+                <w:rtl w:val="0"/>
+              </w:rPr>
+            </w:r>
+          </w:p>
+        </w:tc>
+        <w:tc>
+          <w:tcPr>
+            <w:tcMar>
+              <w:top w:w="80.0" w:type="dxa"/>
+              <w:left w:w="100.0" w:type="dxa"/>
+              <w:bottom w:w="80.0" w:type="dxa"/>
+              <w:right w:w="100.0" w:type="dxa"/>
+            </w:tcMar>
+          </w:tcPr>
+          <w:p>
+            <w:pPr>
+              <w:rPr/>
+            </w:pPr>
+            <w:r>
+              <w:rPr>
+                <w:b w:val="0"/>
+                <w:bCs w:val="0"/>
+                <w:sz w:val="19"/>
+                <w:szCs w:val="19"/>
+                <w:rtl w:val="0"/>
+              </w:rPr>
+              <w:t>O sistema deve gerar uma etiqueta adesiva em PDF (100 x 50 mm) com o lacre, dados basicos do veiculo e um QR code que abre a ficha do veiculo no sistema.</w:t>
+            </w:r>
+            <w:r>
+              <w:rPr>
+                <w:rtl w:val="0"/>
+              </w:rPr>
+            </w:r>
+          </w:p>
+        </w:tc>
+        <w:tc>
+          <w:tcPr>
+            <w:tcMar>
+              <w:top w:w="80.0" w:type="dxa"/>
+              <w:left w:w="100.0" w:type="dxa"/>
+              <w:bottom w:w="80.0" w:type="dxa"/>
+              <w:right w:w="100.0" w:type="dxa"/>
+            </w:tcMar>
+          </w:tcPr>
+          <w:p>
+            <w:pPr>
+              <w:rPr/>
+            </w:pPr>
+            <w:r>
+              <w:rPr>
+                <w:b w:val="0"/>
+                <w:bCs w:val="0"/>
+                <w:sz w:val="19"/>
+                <w:szCs w:val="19"/>
+                <w:rtl w:val="0"/>
+              </w:rPr>
+              <w:t>Delegado, Policial, Estagiario</w:t>
+            </w:r>
+            <w:r>
+              <w:rPr>
+                <w:rtl w:val="0"/>
+              </w:rPr>
+            </w:r>
+          </w:p>
+        </w:tc>
+        <w:tc>
+          <w:tcPr>
+            <w:tcMar>
+              <w:top w:w="80.0" w:type="dxa"/>
+              <w:left w:w="100.0" w:type="dxa"/>
+              <w:bottom w:w="80.0" w:type="dxa"/>
+              <w:right w:w="100.0" w:type="dxa"/>
+            </w:tcMar>
+          </w:tcPr>
+          <w:p>
+            <w:pPr>
+              <w:rPr/>
+            </w:pPr>
+            <w:r>
+              <w:rPr>
+                <w:b w:val="0"/>
+                <w:bCs w:val="0"/>
+                <w:sz w:val="19"/>
+                <w:szCs w:val="19"/>
+                <w:rtl w:val="0"/>
+              </w:rPr>
+              <w:t>Could</w:t>
+            </w:r>
+            <w:r>
+              <w:rPr>
+                <w:rtl w:val="0"/>
+              </w:rPr>
+            </w:r>
+          </w:p>
+        </w:tc>
+        <w:tc>
+          <w:tcPr>
+            <w:tcMar>
+              <w:top w:w="80.0" w:type="dxa"/>
+              <w:left w:w="100.0" w:type="dxa"/>
+              <w:bottom w:w="80.0" w:type="dxa"/>
+              <w:right w:w="100.0" w:type="dxa"/>
+            </w:tcMar>
+          </w:tcPr>
+          <w:p>
+            <w:pPr>
+              <w:rPr/>
+            </w:pPr>
+            <w:r>
+              <w:rPr>
+                <w:b w:val="0"/>
+                <w:bCs w:val="0"/>
+                <w:sz w:val="19"/>
+                <w:szCs w:val="19"/>
+                <w:rtl w:val="0"/>
+              </w:rPr>
+              <w:t>O QR code contem apenas o endereco da ficha (exige login); a etiqueta nao exibe nomes de pessoas.</w:t>
             </w:r>
             <w:r>
               <w:rPr>
@@ -11257,7 +11699,7 @@
                 <w:szCs w:val="19"/>
                 <w:rtl w:val="0"/>
               </w:rPr>
-              <w:t xml:space="preserve">A comunicacao entre Angular e backend deve seguir convencoes REST (verbos HTTP, status codes semanticos, JSON).</w:t>
+              <w:t>A comunicacao entre o frontend (React) e o backend deve seguir convencoes REST (verbos HTTP, status codes semanticos, JSON).</w:t>
             </w:r>
             <w:r>
               <w:rPr>
@@ -11569,7 +12011,7 @@
                 <w:szCs w:val="19"/>
                 <w:rtl w:val="0"/>
               </w:rPr>
-              <w:t xml:space="preserve">A interface Angular deve ser utilizavel em desktop e tablet, sem quebra de layout.</w:t>
+              <w:t>A interface React deve ser utilizavel em desktop e tablet, sem quebra de layout.</w:t>
             </w:r>
             <w:r>
               <w:rPr>
@@ -13754,13 +14196,12 @@
           <w:bCs w:val="1"/>
           <w:rtl w:val="0"/>
         </w:rPr>
-        <w:t xml:space="preserve">Ator(es): </w:t>
-      </w:r>
-      <w:r>
-        <w:rPr>
-          <w:rtl w:val="0"/>
-        </w:rPr>
-        <w:t xml:space="preserve">Delegado, Policial</w:t>
+        <w:t>Ator(es): Delegado, Policial, Estagiario</w:t>
+      </w:r>
+      <w:r>
+        <w:rPr>
+          <w:rtl w:val="0"/>
+        </w:rPr>
       </w:r>
     </w:p>
     <w:p>
@@ -13935,7 +14376,7 @@
           <w:vertAlign w:val="baseline"/>
           <w:rtl w:val="0"/>
         </w:rPr>
-        <w:t xml:space="preserve">Sistema valida os dados (data futura, campos obrigatorios).</w:t>
+        <w:t>Sistema valida os dados (data futura, campos obrigatorios, procedimento nao arquivado).</w:t>
       </w:r>
       <w:r>
         <w:rPr>
@@ -14095,102 +14536,7 @@
           <w:vertAlign w:val="baseline"/>
           <w:rtl w:val="0"/>
         </w:rPr>
-        <w:t xml:space="preserve">Ja existe oitiva no mesmo horario para o mesmo responsavel: sistema alerta conflito.</w:t>
-      </w:r>
-      <w:r>
-        <w:rPr>
-          <w:rtl w:val="0"/>
-        </w:rPr>
-      </w:r>
-    </w:p>
-    <w:p>
-      <w:pPr>
-        <w:spacing w:after="80" w:lineRule="auto"/>
-        <w:rPr/>
-      </w:pPr>
-      <w:r>
-        <w:rPr>
-          <w:b w:val="1"/>
-          <w:bCs w:val="1"/>
-          <w:rtl w:val="0"/>
-        </w:rPr>
-        <w:t xml:space="preserve">Pos-condicoes: </w:t>
-      </w:r>
-      <w:r>
-        <w:rPr>
-          <w:rtl w:val="0"/>
-        </w:rPr>
-        <w:t xml:space="preserve">Oitiva criada e visivel em UC06 (busca/listagem).</w:t>
-      </w:r>
-    </w:p>
-    <w:p>
-      <w:pPr>
-        <w:pStyle w:val="Heading2"/>
-        <w:spacing w:after="150" w:before="300" w:lineRule="auto"/>
-        <w:rPr>
-          <w:color w:val="000000"/>
-        </w:rPr>
-      </w:pPr>
-      <w:r>
-        <w:rPr>
-          <w:color w:val="000000"/>
-          <w:rtl w:val="0"/>
-        </w:rPr>
-        <w:t xml:space="preserve">UC05 - Editar/Remarcar ou Desmarcar Oitiva (RF07, RF08)</w:t>
-      </w:r>
-    </w:p>
-    <w:p>
-      <w:pPr>
-        <w:spacing w:after="80" w:lineRule="auto"/>
-        <w:rPr/>
-      </w:pPr>
-      <w:r>
-        <w:rPr>
-          <w:b w:val="1"/>
-          <w:bCs w:val="1"/>
-          <w:rtl w:val="0"/>
-        </w:rPr>
-        <w:t xml:space="preserve">Ator(es): </w:t>
-      </w:r>
-      <w:r>
-        <w:rPr>
-          <w:rtl w:val="0"/>
-        </w:rPr>
-        <w:t xml:space="preserve">Delegado, Policial</w:t>
-      </w:r>
-    </w:p>
-    <w:p>
-      <w:pPr>
-        <w:spacing w:after="80" w:lineRule="auto"/>
-        <w:rPr/>
-      </w:pPr>
-      <w:r>
-        <w:rPr>
-          <w:b w:val="1"/>
-          <w:bCs w:val="1"/>
-          <w:rtl w:val="0"/>
-        </w:rPr>
-        <w:t xml:space="preserve">Pre-condicoes: </w:t>
-      </w:r>
-      <w:r>
-        <w:rPr>
-          <w:rtl w:val="0"/>
-        </w:rPr>
-        <w:t xml:space="preserve">Oitiva existe e esta com status "agendada".</w:t>
-      </w:r>
-    </w:p>
-    <w:p>
-      <w:pPr>
-        <w:spacing w:after="120" w:lineRule="auto"/>
-        <w:rPr/>
-      </w:pPr>
-      <w:r>
-        <w:rPr>
-          <w:b w:val="1"/>
-          <w:bCs w:val="1"/>
-          <w:rtl w:val="0"/>
-        </w:rPr>
-        <w:t xml:space="preserve">Fluxo principal:</w:t>
+        <w:t>Ja existe oitiva agendada para o mesmo responsavel ate 59 minutos antes ou depois: sistema alerta o conflito e pede confirmacao (nao bloqueia).</w:t>
       </w:r>
       <w:r>
         <w:rPr>
@@ -14237,7 +14583,101 @@
           <w:vertAlign w:val="baseline"/>
           <w:rtl w:val="0"/>
         </w:rPr>
-        <w:t xml:space="preserve">Usuario seleciona oitiva agendada.</w:t>
+        <w:t>Procedimento arquivado: sistema bloqueia, informando que e necessario desarquivar para novas diligencias.</w:t>
+      </w:r>
+      <w:r>
+        <w:rPr>
+          <w:rtl w:val="0"/>
+        </w:rPr>
+      </w:r>
+    </w:p>
+    <w:p>
+      <w:pPr>
+        <w:spacing w:after="80" w:lineRule="auto"/>
+        <w:rPr/>
+      </w:pPr>
+      <w:r>
+        <w:rPr>
+          <w:b w:val="1"/>
+          <w:bCs w:val="1"/>
+          <w:rtl w:val="0"/>
+        </w:rPr>
+        <w:t xml:space="preserve">Pos-condicoes: </w:t>
+      </w:r>
+      <w:r>
+        <w:rPr>
+          <w:rtl w:val="0"/>
+        </w:rPr>
+        <w:t>Oitiva criada e visivel em UC06 (busca/listagem); o responsavel e notificado se nao for quem agendou.</w:t>
+      </w:r>
+    </w:p>
+    <w:p>
+      <w:pPr>
+        <w:pStyle w:val="Heading2"/>
+        <w:spacing w:after="150" w:before="300" w:lineRule="auto"/>
+        <w:rPr>
+          <w:color w:val="000000"/>
+        </w:rPr>
+      </w:pPr>
+      <w:r>
+        <w:rPr>
+          <w:color w:val="000000"/>
+          <w:rtl w:val="0"/>
+        </w:rPr>
+        <w:t>UC05 - Editar/Remarcar, Desmarcar ou Concluir Oitiva (RF07, RF08)</w:t>
+      </w:r>
+    </w:p>
+    <w:p>
+      <w:pPr>
+        <w:spacing w:after="80" w:lineRule="auto"/>
+        <w:rPr/>
+      </w:pPr>
+      <w:r>
+        <w:rPr>
+          <w:b w:val="1"/>
+          <w:bCs w:val="1"/>
+          <w:rtl w:val="0"/>
+        </w:rPr>
+        <w:t>Ator(es): Delegado, Policial, Estagiario</w:t>
+      </w:r>
+      <w:r>
+        <w:rPr>
+          <w:rtl w:val="0"/>
+        </w:rPr>
+      </w:r>
+    </w:p>
+    <w:p>
+      <w:pPr>
+        <w:spacing w:after="80" w:lineRule="auto"/>
+        <w:rPr/>
+      </w:pPr>
+      <w:r>
+        <w:rPr>
+          <w:b w:val="1"/>
+          <w:bCs w:val="1"/>
+          <w:rtl w:val="0"/>
+        </w:rPr>
+        <w:t xml:space="preserve">Pre-condicoes: </w:t>
+      </w:r>
+      <w:r>
+        <w:rPr>
+          <w:rtl w:val="0"/>
+        </w:rPr>
+        <w:t xml:space="preserve">Oitiva existe e esta com status "agendada".</w:t>
+      </w:r>
+    </w:p>
+    <w:p>
+      <w:pPr>
+        <w:spacing w:after="120" w:lineRule="auto"/>
+        <w:rPr/>
+      </w:pPr>
+      <w:r>
+        <w:rPr>
+          <w:b w:val="1"/>
+          <w:bCs w:val="1"/>
+          <w:rtl w:val="0"/>
+        </w:rPr>
+        <w:t xml:space="preserve">Fluxo principal:</w:t>
       </w:r>
       <w:r>
         <w:rPr>
@@ -14284,7 +14724,7 @@
           <w:vertAlign w:val="baseline"/>
           <w:rtl w:val="0"/>
         </w:rPr>
-        <w:t xml:space="preserve">Usuario altera data/hora (remarcacao) ou status; na remarcacao a oitiva permanece com status "agendada".</w:t>
+        <w:t xml:space="preserve">Usuario seleciona oitiva agendada.</w:t>
       </w:r>
       <w:r>
         <w:rPr>
@@ -14331,26 +14771,7 @@
           <w:vertAlign w:val="baseline"/>
           <w:rtl w:val="0"/>
         </w:rPr>
-        <w:t xml:space="preserve">Sistema valida e salva alteracao.</w:t>
-      </w:r>
-      <w:r>
-        <w:rPr>
-          <w:rtl w:val="0"/>
-        </w:rPr>
-      </w:r>
-    </w:p>
-    <w:p>
-      <w:pPr>
-        <w:spacing w:after="120" w:lineRule="auto"/>
-        <w:rPr/>
-      </w:pPr>
-      <w:r>
-        <w:rPr>
-          <w:b w:val="1"/>
-          <w:bCs w:val="1"/>
-          <w:rtl w:val="0"/>
-        </w:rPr>
-        <w:t xml:space="preserve">Fluxo alternativo:</w:t>
+        <w:t>Usuario altera data/hora (remarcacao), o responsavel ou as partes; na remarcacao a oitiva permanece com status "agendada".</w:t>
       </w:r>
       <w:r>
         <w:rPr>
@@ -14397,7 +14818,26 @@
           <w:vertAlign w:val="baseline"/>
           <w:rtl w:val="0"/>
         </w:rPr>
-        <w:t xml:space="preserve">Usuario escolhe "Desmarcar" em vez de editar.</w:t>
+        <w:t>Sistema valida e salva a alteracao, registrando quem alterou; remarcacao ou troca de responsavel gera o mesmo alerta de conflito de horario do UC04.</w:t>
+      </w:r>
+      <w:r>
+        <w:rPr>
+          <w:rtl w:val="0"/>
+        </w:rPr>
+      </w:r>
+    </w:p>
+    <w:p>
+      <w:pPr>
+        <w:spacing w:after="120" w:lineRule="auto"/>
+        <w:rPr/>
+      </w:pPr>
+      <w:r>
+        <w:rPr>
+          <w:b w:val="1"/>
+          <w:bCs w:val="1"/>
+          <w:rtl w:val="0"/>
+        </w:rPr>
+        <w:t xml:space="preserve">Fluxo alternativo:</w:t>
       </w:r>
       <w:r>
         <w:rPr>
@@ -14444,7 +14884,7 @@
           <w:vertAlign w:val="baseline"/>
           <w:rtl w:val="0"/>
         </w:rPr>
-        <w:t xml:space="preserve">Sistema exige justificativa da desmarcacao.</w:t>
+        <w:t xml:space="preserve">Usuario escolhe "Desmarcar" em vez de editar.</w:t>
       </w:r>
       <w:r>
         <w:rPr>
@@ -14491,26 +14931,7 @@
           <w:vertAlign w:val="baseline"/>
           <w:rtl w:val="0"/>
         </w:rPr>
-        <w:t xml:space="preserve">Sistema atualiza status para "desmarcada".</w:t>
-      </w:r>
-      <w:r>
-        <w:rPr>
-          <w:rtl w:val="0"/>
-        </w:rPr>
-      </w:r>
-    </w:p>
-    <w:p>
-      <w:pPr>
-        <w:spacing w:after="120" w:lineRule="auto"/>
-        <w:rPr/>
-      </w:pPr>
-      <w:r>
-        <w:rPr>
-          <w:b w:val="1"/>
-          <w:bCs w:val="1"/>
-          <w:rtl w:val="0"/>
-        </w:rPr>
-        <w:t xml:space="preserve">Fluxo de excecao:</w:t>
+        <w:t xml:space="preserve">Sistema exige justificativa da desmarcacao.</w:t>
       </w:r>
       <w:r>
         <w:rPr>
@@ -14557,102 +14978,7 @@
           <w:vertAlign w:val="baseline"/>
           <w:rtl w:val="0"/>
         </w:rPr>
-        <w:t xml:space="preserve">Oitiva ja esta "concluida" ou "desmarcada": sistema bloqueia edicao/desmarcacao.</w:t>
-      </w:r>
-      <w:r>
-        <w:rPr>
-          <w:rtl w:val="0"/>
-        </w:rPr>
-      </w:r>
-    </w:p>
-    <w:p>
-      <w:pPr>
-        <w:spacing w:after="80" w:lineRule="auto"/>
-        <w:rPr/>
-      </w:pPr>
-      <w:r>
-        <w:rPr>
-          <w:b w:val="1"/>
-          <w:bCs w:val="1"/>
-          <w:rtl w:val="0"/>
-        </w:rPr>
-        <w:t xml:space="preserve">Pos-condicoes: </w:t>
-      </w:r>
-      <w:r>
-        <w:rPr>
-          <w:rtl w:val="0"/>
-        </w:rPr>
-        <w:t xml:space="preserve">Oitiva atualizada (editada/remarcada ou desmarcada) ou operacao bloqueada.</w:t>
-      </w:r>
-    </w:p>
-    <w:p>
-      <w:pPr>
-        <w:pStyle w:val="Heading2"/>
-        <w:spacing w:after="150" w:before="300" w:lineRule="auto"/>
-        <w:rPr>
-          <w:color w:val="000000"/>
-        </w:rPr>
-      </w:pPr>
-      <w:r>
-        <w:rPr>
-          <w:color w:val="000000"/>
-          <w:rtl w:val="0"/>
-        </w:rPr>
-        <w:t xml:space="preserve">UC06 - Buscar/Listar Oitivas (RF09)</w:t>
-      </w:r>
-    </w:p>
-    <w:p>
-      <w:pPr>
-        <w:spacing w:after="80" w:lineRule="auto"/>
-        <w:rPr/>
-      </w:pPr>
-      <w:r>
-        <w:rPr>
-          <w:b w:val="1"/>
-          <w:bCs w:val="1"/>
-          <w:rtl w:val="0"/>
-        </w:rPr>
-        <w:t xml:space="preserve">Ator(es): </w:t>
-      </w:r>
-      <w:r>
-        <w:rPr>
-          <w:rtl w:val="0"/>
-        </w:rPr>
-        <w:t xml:space="preserve">Delegado, Policial, Estagiario</w:t>
-      </w:r>
-    </w:p>
-    <w:p>
-      <w:pPr>
-        <w:spacing w:after="80" w:lineRule="auto"/>
-        <w:rPr/>
-      </w:pPr>
-      <w:r>
-        <w:rPr>
-          <w:b w:val="1"/>
-          <w:bCs w:val="1"/>
-          <w:rtl w:val="0"/>
-        </w:rPr>
-        <w:t xml:space="preserve">Pre-condicoes: </w:t>
-      </w:r>
-      <w:r>
-        <w:rPr>
-          <w:rtl w:val="0"/>
-        </w:rPr>
-        <w:t xml:space="preserve">Usuario autenticado.</w:t>
-      </w:r>
-    </w:p>
-    <w:p>
-      <w:pPr>
-        <w:spacing w:after="120" w:lineRule="auto"/>
-        <w:rPr/>
-      </w:pPr>
-      <w:r>
-        <w:rPr>
-          <w:b w:val="1"/>
-          <w:bCs w:val="1"/>
-          <w:rtl w:val="0"/>
-        </w:rPr>
-        <w:t xml:space="preserve">Fluxo principal:</w:t>
+        <w:t>Sistema atualiza status para "desmarcada".</w:t>
       </w:r>
       <w:r>
         <w:rPr>
@@ -14699,7 +15025,26 @@
           <w:vertAlign w:val="baseline"/>
           <w:rtl w:val="0"/>
         </w:rPr>
-        <w:t xml:space="preserve">Usuario acessa a listagem de oitivas.</w:t>
+        <w:t>Usuario conclui a oitiva; se a conclusao ocorrer antes da data marcada (oitiva antecipada), a data/hora passa a ser o momento da conclusao.</w:t>
+      </w:r>
+      <w:r>
+        <w:rPr>
+          <w:rtl w:val="0"/>
+        </w:rPr>
+      </w:r>
+    </w:p>
+    <w:p>
+      <w:pPr>
+        <w:spacing w:after="120" w:lineRule="auto"/>
+        <w:rPr/>
+      </w:pPr>
+      <w:r>
+        <w:rPr>
+          <w:b w:val="1"/>
+          <w:bCs w:val="1"/>
+          <w:rtl w:val="0"/>
+        </w:rPr>
+        <w:t xml:space="preserve">Fluxo de excecao:</w:t>
       </w:r>
       <w:r>
         <w:rPr>
@@ -14746,7 +15091,102 @@
           <w:vertAlign w:val="baseline"/>
           <w:rtl w:val="0"/>
         </w:rPr>
-        <w:t xml:space="preserve">Usuario aplica filtros (data, status, procedimento) - opcional.</w:t>
+        <w:t xml:space="preserve">Oitiva ja esta "concluida" ou "desmarcada": sistema bloqueia edicao/desmarcacao.</w:t>
+      </w:r>
+      <w:r>
+        <w:rPr>
+          <w:rtl w:val="0"/>
+        </w:rPr>
+      </w:r>
+    </w:p>
+    <w:p>
+      <w:pPr>
+        <w:spacing w:after="80" w:lineRule="auto"/>
+        <w:rPr/>
+      </w:pPr>
+      <w:r>
+        <w:rPr>
+          <w:b w:val="1"/>
+          <w:bCs w:val="1"/>
+          <w:rtl w:val="0"/>
+        </w:rPr>
+        <w:t xml:space="preserve">Pos-condicoes: </w:t>
+      </w:r>
+      <w:r>
+        <w:rPr>
+          <w:rtl w:val="0"/>
+        </w:rPr>
+        <w:t xml:space="preserve">Oitiva atualizada (editada/remarcada ou desmarcada) ou operacao bloqueada.</w:t>
+      </w:r>
+    </w:p>
+    <w:p>
+      <w:pPr>
+        <w:pStyle w:val="Heading2"/>
+        <w:spacing w:after="150" w:before="300" w:lineRule="auto"/>
+        <w:rPr>
+          <w:color w:val="000000"/>
+        </w:rPr>
+      </w:pPr>
+      <w:r>
+        <w:rPr>
+          <w:color w:val="000000"/>
+          <w:rtl w:val="0"/>
+        </w:rPr>
+        <w:t xml:space="preserve">UC06 - Buscar/Listar Oitivas (RF09)</w:t>
+      </w:r>
+    </w:p>
+    <w:p>
+      <w:pPr>
+        <w:spacing w:after="80" w:lineRule="auto"/>
+        <w:rPr/>
+      </w:pPr>
+      <w:r>
+        <w:rPr>
+          <w:b w:val="1"/>
+          <w:bCs w:val="1"/>
+          <w:rtl w:val="0"/>
+        </w:rPr>
+        <w:t xml:space="preserve">Ator(es): </w:t>
+      </w:r>
+      <w:r>
+        <w:rPr>
+          <w:rtl w:val="0"/>
+        </w:rPr>
+        <w:t xml:space="preserve">Delegado, Policial, Estagiario</w:t>
+      </w:r>
+    </w:p>
+    <w:p>
+      <w:pPr>
+        <w:spacing w:after="80" w:lineRule="auto"/>
+        <w:rPr/>
+      </w:pPr>
+      <w:r>
+        <w:rPr>
+          <w:b w:val="1"/>
+          <w:bCs w:val="1"/>
+          <w:rtl w:val="0"/>
+        </w:rPr>
+        <w:t xml:space="preserve">Pre-condicoes: </w:t>
+      </w:r>
+      <w:r>
+        <w:rPr>
+          <w:rtl w:val="0"/>
+        </w:rPr>
+        <w:t xml:space="preserve">Usuario autenticado.</w:t>
+      </w:r>
+    </w:p>
+    <w:p>
+      <w:pPr>
+        <w:spacing w:after="120" w:lineRule="auto"/>
+        <w:rPr/>
+      </w:pPr>
+      <w:r>
+        <w:rPr>
+          <w:b w:val="1"/>
+          <w:bCs w:val="1"/>
+          <w:rtl w:val="0"/>
+        </w:rPr>
+        <w:t xml:space="preserve">Fluxo principal:</w:t>
       </w:r>
       <w:r>
         <w:rPr>
@@ -14793,102 +15233,7 @@
           <w:vertAlign w:val="baseline"/>
           <w:rtl w:val="0"/>
         </w:rPr>
-        <w:t xml:space="preserve">Sistema retorna lista conforme permissao de visualizacao (ampla para todos os papeis operacionais).</w:t>
-      </w:r>
-      <w:r>
-        <w:rPr>
-          <w:rtl w:val="0"/>
-        </w:rPr>
-      </w:r>
-    </w:p>
-    <w:p>
-      <w:pPr>
-        <w:spacing w:after="80" w:lineRule="auto"/>
-        <w:rPr/>
-      </w:pPr>
-      <w:r>
-        <w:rPr>
-          <w:b w:val="1"/>
-          <w:bCs w:val="1"/>
-          <w:rtl w:val="0"/>
-        </w:rPr>
-        <w:t xml:space="preserve">Pos-condicoes: </w:t>
-      </w:r>
-      <w:r>
-        <w:rPr>
-          <w:rtl w:val="0"/>
-        </w:rPr>
-        <w:t xml:space="preserve">Nenhuma alteracao de estado; apenas exibicao. Para o Estagiario, a interface nao exibe opcoes de criar/editar/desmarcar - restricao validada tanto no frontend quanto no backend.</w:t>
-      </w:r>
-    </w:p>
-    <w:p>
-      <w:pPr>
-        <w:pStyle w:val="Heading2"/>
-        <w:spacing w:after="150" w:before="300" w:lineRule="auto"/>
-        <w:rPr>
-          <w:color w:val="000000"/>
-        </w:rPr>
-      </w:pPr>
-      <w:r>
-        <w:rPr>
-          <w:color w:val="000000"/>
-          <w:rtl w:val="0"/>
-        </w:rPr>
-        <w:t xml:space="preserve">UC07 - Cadastrar Procedimento (RF10)</w:t>
-      </w:r>
-    </w:p>
-    <w:p>
-      <w:pPr>
-        <w:spacing w:after="80" w:lineRule="auto"/>
-        <w:rPr/>
-      </w:pPr>
-      <w:r>
-        <w:rPr>
-          <w:b w:val="1"/>
-          <w:bCs w:val="1"/>
-          <w:rtl w:val="0"/>
-        </w:rPr>
-        <w:t xml:space="preserve">Ator(es): </w:t>
-      </w:r>
-      <w:r>
-        <w:rPr>
-          <w:rtl w:val="0"/>
-        </w:rPr>
-        <w:t xml:space="preserve">Delegado, Policial</w:t>
-      </w:r>
-    </w:p>
-    <w:p>
-      <w:pPr>
-        <w:spacing w:after="80" w:lineRule="auto"/>
-        <w:rPr/>
-      </w:pPr>
-      <w:r>
-        <w:rPr>
-          <w:b w:val="1"/>
-          <w:bCs w:val="1"/>
-          <w:rtl w:val="0"/>
-        </w:rPr>
-        <w:t xml:space="preserve">Pre-condicoes: </w:t>
-      </w:r>
-      <w:r>
-        <w:rPr>
-          <w:rtl w:val="0"/>
-        </w:rPr>
-        <w:t xml:space="preserve">Usuario autenticado.</w:t>
-      </w:r>
-    </w:p>
-    <w:p>
-      <w:pPr>
-        <w:spacing w:after="120" w:lineRule="auto"/>
-        <w:rPr/>
-      </w:pPr>
-      <w:r>
-        <w:rPr>
-          <w:b w:val="1"/>
-          <w:bCs w:val="1"/>
-          <w:rtl w:val="0"/>
-        </w:rPr>
-        <w:t xml:space="preserve">Fluxo principal:</w:t>
+        <w:t xml:space="preserve">Usuario acessa a listagem de oitivas.</w:t>
       </w:r>
       <w:r>
         <w:rPr>
@@ -14935,7 +15280,7 @@
           <w:vertAlign w:val="baseline"/>
           <w:rtl w:val="0"/>
         </w:rPr>
-        <w:t xml:space="preserve">Usuario informa tipo, numero, ano, crime, data de abertura.</w:t>
+        <w:t>Usuario aplica filtros (periodo, status, procedimento, responsavel, minhas oitivas, atrasadas) - opcional.</w:t>
       </w:r>
       <w:r>
         <w:rPr>
@@ -14982,7 +15327,102 @@
           <w:vertAlign w:val="baseline"/>
           <w:rtl w:val="0"/>
         </w:rPr>
-        <w:t xml:space="preserve">Sistema valida unicidade de tipo+numero+ano.</w:t>
+        <w:t xml:space="preserve">Sistema retorna lista conforme permissao de visualizacao (ampla para todos os papeis operacionais).</w:t>
+      </w:r>
+      <w:r>
+        <w:rPr>
+          <w:rtl w:val="0"/>
+        </w:rPr>
+      </w:r>
+    </w:p>
+    <w:p>
+      <w:pPr>
+        <w:spacing w:after="80" w:lineRule="auto"/>
+        <w:rPr/>
+      </w:pPr>
+      <w:r>
+        <w:rPr>
+          <w:b w:val="1"/>
+          <w:bCs w:val="1"/>
+          <w:rtl w:val="0"/>
+        </w:rPr>
+        <w:t xml:space="preserve">Pos-condicoes: </w:t>
+      </w:r>
+      <w:r>
+        <w:rPr>
+          <w:rtl w:val="0"/>
+        </w:rPr>
+        <w:t>Nenhuma alteracao de estado; apenas exibicao. Oitivas agendadas com data ja passada sao sinalizadas como atrasadas. O Admin nao acessa o modulo.</w:t>
+      </w:r>
+    </w:p>
+    <w:p>
+      <w:pPr>
+        <w:pStyle w:val="Heading2"/>
+        <w:spacing w:after="150" w:before="300" w:lineRule="auto"/>
+        <w:rPr>
+          <w:color w:val="000000"/>
+        </w:rPr>
+      </w:pPr>
+      <w:r>
+        <w:rPr>
+          <w:color w:val="000000"/>
+          <w:rtl w:val="0"/>
+        </w:rPr>
+        <w:t xml:space="preserve">UC07 - Cadastrar Procedimento (RF10)</w:t>
+      </w:r>
+    </w:p>
+    <w:p>
+      <w:pPr>
+        <w:spacing w:after="80" w:lineRule="auto"/>
+        <w:rPr/>
+      </w:pPr>
+      <w:r>
+        <w:rPr>
+          <w:b w:val="1"/>
+          <w:bCs w:val="1"/>
+          <w:rtl w:val="0"/>
+        </w:rPr>
+        <w:t xml:space="preserve">Ator(es): </w:t>
+      </w:r>
+      <w:r>
+        <w:rPr>
+          <w:rtl w:val="0"/>
+        </w:rPr>
+        <w:t xml:space="preserve">Delegado, Policial</w:t>
+      </w:r>
+    </w:p>
+    <w:p>
+      <w:pPr>
+        <w:spacing w:after="80" w:lineRule="auto"/>
+        <w:rPr/>
+      </w:pPr>
+      <w:r>
+        <w:rPr>
+          <w:b w:val="1"/>
+          <w:bCs w:val="1"/>
+          <w:rtl w:val="0"/>
+        </w:rPr>
+        <w:t xml:space="preserve">Pre-condicoes: </w:t>
+      </w:r>
+      <w:r>
+        <w:rPr>
+          <w:rtl w:val="0"/>
+        </w:rPr>
+        <w:t xml:space="preserve">Usuario autenticado.</w:t>
+      </w:r>
+    </w:p>
+    <w:p>
+      <w:pPr>
+        <w:spacing w:after="120" w:lineRule="auto"/>
+        <w:rPr/>
+      </w:pPr>
+      <w:r>
+        <w:rPr>
+          <w:b w:val="1"/>
+          <w:bCs w:val="1"/>
+          <w:rtl w:val="0"/>
+        </w:rPr>
+        <w:t xml:space="preserve">Fluxo principal:</w:t>
       </w:r>
       <w:r>
         <w:rPr>
@@ -15029,26 +15469,7 @@
           <w:vertAlign w:val="baseline"/>
           <w:rtl w:val="0"/>
         </w:rPr>
-        <w:t xml:space="preserve">Sistema cria o procedimento com o usuario criador como detentor inicial da custodia.</w:t>
-      </w:r>
-      <w:r>
-        <w:rPr>
-          <w:rtl w:val="0"/>
-        </w:rPr>
-      </w:r>
-    </w:p>
-    <w:p>
-      <w:pPr>
-        <w:spacing w:after="120" w:lineRule="auto"/>
-        <w:rPr/>
-      </w:pPr>
-      <w:r>
-        <w:rPr>
-          <w:b w:val="1"/>
-          <w:bCs w:val="1"/>
-          <w:rtl w:val="0"/>
-        </w:rPr>
-        <w:t xml:space="preserve">Fluxo de excecao:</w:t>
+        <w:t xml:space="preserve">Usuario informa tipo, numero, ano, crime, data de abertura.</w:t>
       </w:r>
       <w:r>
         <w:rPr>
@@ -15095,102 +15516,7 @@
           <w:vertAlign w:val="baseline"/>
           <w:rtl w:val="0"/>
         </w:rPr>
-        <w:t xml:space="preserve">Tipo+numero+ano ja existente: sistema rejeita com mensagem de duplicidade.</w:t>
-      </w:r>
-      <w:r>
-        <w:rPr>
-          <w:rtl w:val="0"/>
-        </w:rPr>
-      </w:r>
-    </w:p>
-    <w:p>
-      <w:pPr>
-        <w:spacing w:after="80" w:lineRule="auto"/>
-        <w:rPr/>
-      </w:pPr>
-      <w:r>
-        <w:rPr>
-          <w:b w:val="1"/>
-          <w:bCs w:val="1"/>
-          <w:rtl w:val="0"/>
-        </w:rPr>
-        <w:t xml:space="preserve">Pos-condicoes: </w:t>
-      </w:r>
-      <w:r>
-        <w:rPr>
-          <w:rtl w:val="0"/>
-        </w:rPr>
-        <w:t xml:space="preserve">Procedimento criado, custodia inicial registrada.</w:t>
-      </w:r>
-    </w:p>
-    <w:p>
-      <w:pPr>
-        <w:pStyle w:val="Heading2"/>
-        <w:spacing w:after="150" w:before="300" w:lineRule="auto"/>
-        <w:rPr>
-          <w:color w:val="000000"/>
-        </w:rPr>
-      </w:pPr>
-      <w:r>
-        <w:rPr>
-          <w:color w:val="000000"/>
-          <w:rtl w:val="0"/>
-        </w:rPr>
-        <w:t xml:space="preserve">UC08 - Solicitar Repasse de Custodia (RF11)</w:t>
-      </w:r>
-    </w:p>
-    <w:p>
-      <w:pPr>
-        <w:spacing w:after="80" w:lineRule="auto"/>
-        <w:rPr/>
-      </w:pPr>
-      <w:r>
-        <w:rPr>
-          <w:b w:val="1"/>
-          <w:bCs w:val="1"/>
-          <w:rtl w:val="0"/>
-        </w:rPr>
-        <w:t xml:space="preserve">Ator(es): </w:t>
-      </w:r>
-      <w:r>
-        <w:rPr>
-          <w:rtl w:val="0"/>
-        </w:rPr>
-        <w:t xml:space="preserve">Delegado, Policial, Estagiario (detentor atual)</w:t>
-      </w:r>
-    </w:p>
-    <w:p>
-      <w:pPr>
-        <w:spacing w:after="80" w:lineRule="auto"/>
-        <w:rPr/>
-      </w:pPr>
-      <w:r>
-        <w:rPr>
-          <w:b w:val="1"/>
-          <w:bCs w:val="1"/>
-          <w:rtl w:val="0"/>
-        </w:rPr>
-        <w:t xml:space="preserve">Pre-condicoes: </w:t>
-      </w:r>
-      <w:r>
-        <w:rPr>
-          <w:rtl w:val="0"/>
-        </w:rPr>
-        <w:t xml:space="preserve">Usuario e o detentor atual do procedimento; procedimento nao esta arquivado.</w:t>
-      </w:r>
-    </w:p>
-    <w:p>
-      <w:pPr>
-        <w:spacing w:after="120" w:lineRule="auto"/>
-        <w:rPr/>
-      </w:pPr>
-      <w:r>
-        <w:rPr>
-          <w:b w:val="1"/>
-          <w:bCs w:val="1"/>
-          <w:rtl w:val="0"/>
-        </w:rPr>
-        <w:t xml:space="preserve">Fluxo principal:</w:t>
+        <w:t xml:space="preserve">Sistema valida unicidade de tipo+numero+ano.</w:t>
       </w:r>
       <w:r>
         <w:rPr>
@@ -15237,7 +15563,26 @@
           <w:vertAlign w:val="baseline"/>
           <w:rtl w:val="0"/>
         </w:rPr>
-        <w:t xml:space="preserve">Usuario seleciona o procedimento em sua posse.</w:t>
+        <w:t xml:space="preserve">Sistema cria o procedimento com o usuario criador como detentor inicial da custodia.</w:t>
+      </w:r>
+      <w:r>
+        <w:rPr>
+          <w:rtl w:val="0"/>
+        </w:rPr>
+      </w:r>
+    </w:p>
+    <w:p>
+      <w:pPr>
+        <w:spacing w:after="120" w:lineRule="auto"/>
+        <w:rPr/>
+      </w:pPr>
+      <w:r>
+        <w:rPr>
+          <w:b w:val="1"/>
+          <w:bCs w:val="1"/>
+          <w:rtl w:val="0"/>
+        </w:rPr>
+        <w:t xml:space="preserve">Fluxo de excecao:</w:t>
       </w:r>
       <w:r>
         <w:rPr>
@@ -15284,7 +15629,102 @@
           <w:vertAlign w:val="baseline"/>
           <w:rtl w:val="0"/>
         </w:rPr>
-        <w:t xml:space="preserve">Usuario seleciona o servidor destinatario do repasse.</w:t>
+        <w:t xml:space="preserve">Tipo+numero+ano ja existente: sistema rejeita com mensagem de duplicidade.</w:t>
+      </w:r>
+      <w:r>
+        <w:rPr>
+          <w:rtl w:val="0"/>
+        </w:rPr>
+      </w:r>
+    </w:p>
+    <w:p>
+      <w:pPr>
+        <w:spacing w:after="80" w:lineRule="auto"/>
+        <w:rPr/>
+      </w:pPr>
+      <w:r>
+        <w:rPr>
+          <w:b w:val="1"/>
+          <w:bCs w:val="1"/>
+          <w:rtl w:val="0"/>
+        </w:rPr>
+        <w:t xml:space="preserve">Pos-condicoes: </w:t>
+      </w:r>
+      <w:r>
+        <w:rPr>
+          <w:rtl w:val="0"/>
+        </w:rPr>
+        <w:t xml:space="preserve">Procedimento criado, custodia inicial registrada.</w:t>
+      </w:r>
+    </w:p>
+    <w:p>
+      <w:pPr>
+        <w:pStyle w:val="Heading2"/>
+        <w:spacing w:after="150" w:before="300" w:lineRule="auto"/>
+        <w:rPr>
+          <w:color w:val="000000"/>
+        </w:rPr>
+      </w:pPr>
+      <w:r>
+        <w:rPr>
+          <w:color w:val="000000"/>
+          <w:rtl w:val="0"/>
+        </w:rPr>
+        <w:t xml:space="preserve">UC08 - Solicitar Repasse de Custodia (RF11)</w:t>
+      </w:r>
+    </w:p>
+    <w:p>
+      <w:pPr>
+        <w:spacing w:after="80" w:lineRule="auto"/>
+        <w:rPr/>
+      </w:pPr>
+      <w:r>
+        <w:rPr>
+          <w:b w:val="1"/>
+          <w:bCs w:val="1"/>
+          <w:rtl w:val="0"/>
+        </w:rPr>
+        <w:t xml:space="preserve">Ator(es): </w:t>
+      </w:r>
+      <w:r>
+        <w:rPr>
+          <w:rtl w:val="0"/>
+        </w:rPr>
+        <w:t xml:space="preserve">Delegado, Policial, Estagiario (detentor atual)</w:t>
+      </w:r>
+    </w:p>
+    <w:p>
+      <w:pPr>
+        <w:spacing w:after="80" w:lineRule="auto"/>
+        <w:rPr/>
+      </w:pPr>
+      <w:r>
+        <w:rPr>
+          <w:b w:val="1"/>
+          <w:bCs w:val="1"/>
+          <w:rtl w:val="0"/>
+        </w:rPr>
+        <w:t xml:space="preserve">Pre-condicoes: </w:t>
+      </w:r>
+      <w:r>
+        <w:rPr>
+          <w:rtl w:val="0"/>
+        </w:rPr>
+        <w:t xml:space="preserve">Usuario e o detentor atual do procedimento; procedimento nao esta arquivado.</w:t>
+      </w:r>
+    </w:p>
+    <w:p>
+      <w:pPr>
+        <w:spacing w:after="120" w:lineRule="auto"/>
+        <w:rPr/>
+      </w:pPr>
+      <w:r>
+        <w:rPr>
+          <w:b w:val="1"/>
+          <w:bCs w:val="1"/>
+          <w:rtl w:val="0"/>
+        </w:rPr>
+        <w:t xml:space="preserve">Fluxo principal:</w:t>
       </w:r>
       <w:r>
         <w:rPr>
@@ -15331,7 +15771,7 @@
           <w:vertAlign w:val="baseline"/>
           <w:rtl w:val="0"/>
         </w:rPr>
-        <w:t xml:space="preserve">Sistema cria registro de repasse com status "pendente".</w:t>
+        <w:t xml:space="preserve">Usuario seleciona o procedimento em sua posse.</w:t>
       </w:r>
       <w:r>
         <w:rPr>
@@ -15378,26 +15818,7 @@
           <w:vertAlign w:val="baseline"/>
           <w:rtl w:val="0"/>
         </w:rPr>
-        <w:t xml:space="preserve">Sistema notifica o destinatario (RF18).</w:t>
-      </w:r>
-      <w:r>
-        <w:rPr>
-          <w:rtl w:val="0"/>
-        </w:rPr>
-      </w:r>
-    </w:p>
-    <w:p>
-      <w:pPr>
-        <w:spacing w:after="120" w:lineRule="auto"/>
-        <w:rPr/>
-      </w:pPr>
-      <w:r>
-        <w:rPr>
-          <w:b w:val="1"/>
-          <w:bCs w:val="1"/>
-          <w:rtl w:val="0"/>
-        </w:rPr>
-        <w:t xml:space="preserve">Fluxo de excecao:</w:t>
+        <w:t xml:space="preserve">Usuario seleciona o servidor destinatario do repasse.</w:t>
       </w:r>
       <w:r>
         <w:rPr>
@@ -15444,7 +15865,7 @@
           <w:vertAlign w:val="baseline"/>
           <w:rtl w:val="0"/>
         </w:rPr>
-        <w:t xml:space="preserve">Procedimento esta arquivado: sistema bloqueia solicitacao.</w:t>
+        <w:t xml:space="preserve">Sistema cria registro de repasse com status "pendente".</w:t>
       </w:r>
       <w:r>
         <w:rPr>
@@ -15491,17 +15912,17 @@
           <w:vertAlign w:val="baseline"/>
           <w:rtl w:val="0"/>
         </w:rPr>
-        <w:t xml:space="preserve">Ja existe um repasse "pendente" em aberto para esse procedimento: sistema impede nova solicitacao simultanea.</w:t>
-      </w:r>
-      <w:r>
-        <w:rPr>
-          <w:rtl w:val="0"/>
-        </w:rPr>
-      </w:r>
-    </w:p>
-    <w:p>
-      <w:pPr>
-        <w:spacing w:after="80" w:lineRule="auto"/>
+        <w:t xml:space="preserve">Sistema notifica o destinatario (RF18).</w:t>
+      </w:r>
+      <w:r>
+        <w:rPr>
+          <w:rtl w:val="0"/>
+        </w:rPr>
+      </w:r>
+    </w:p>
+    <w:p>
+      <w:pPr>
+        <w:spacing w:after="120" w:lineRule="auto"/>
         <w:rPr/>
       </w:pPr>
       <w:r>
@@ -15510,83 +15931,7 @@
           <w:bCs w:val="1"/>
           <w:rtl w:val="0"/>
         </w:rPr>
-        <w:t xml:space="preserve">Pos-condicoes: </w:t>
-      </w:r>
-      <w:r>
-        <w:rPr>
-          <w:rtl w:val="0"/>
-        </w:rPr>
-        <w:t xml:space="preserve">Repasse criado com status "pendente", aguardando UC09.</w:t>
-      </w:r>
-    </w:p>
-    <w:p>
-      <w:pPr>
-        <w:pStyle w:val="Heading2"/>
-        <w:spacing w:after="150" w:before="300" w:lineRule="auto"/>
-        <w:rPr>
-          <w:color w:val="000000"/>
-        </w:rPr>
-      </w:pPr>
-      <w:r>
-        <w:rPr>
-          <w:color w:val="000000"/>
-          <w:rtl w:val="0"/>
-        </w:rPr>
-        <w:t xml:space="preserve">UC09 - Responder Solicitacao de Repasse (RF12)</w:t>
-      </w:r>
-    </w:p>
-    <w:p>
-      <w:pPr>
-        <w:spacing w:after="80" w:lineRule="auto"/>
-        <w:rPr/>
-      </w:pPr>
-      <w:r>
-        <w:rPr>
-          <w:b w:val="1"/>
-          <w:bCs w:val="1"/>
-          <w:rtl w:val="0"/>
-        </w:rPr>
-        <w:t xml:space="preserve">Ator(es): </w:t>
-      </w:r>
-      <w:r>
-        <w:rPr>
-          <w:rtl w:val="0"/>
-        </w:rPr>
-        <w:t xml:space="preserve">Delegado, Policial, Estagiario (destinatario)</w:t>
-      </w:r>
-    </w:p>
-    <w:p>
-      <w:pPr>
-        <w:spacing w:after="80" w:lineRule="auto"/>
-        <w:rPr/>
-      </w:pPr>
-      <w:r>
-        <w:rPr>
-          <w:b w:val="1"/>
-          <w:bCs w:val="1"/>
-          <w:rtl w:val="0"/>
-        </w:rPr>
-        <w:t xml:space="preserve">Pre-condicoes: </w:t>
-      </w:r>
-      <w:r>
-        <w:rPr>
-          <w:rtl w:val="0"/>
-        </w:rPr>
-        <w:t xml:space="preserve">Existe solicitacao de repasse "pendente" enderecada ao usuario.</w:t>
-      </w:r>
-    </w:p>
-    <w:p>
-      <w:pPr>
-        <w:spacing w:after="120" w:lineRule="auto"/>
-        <w:rPr/>
-      </w:pPr>
-      <w:r>
-        <w:rPr>
-          <w:b w:val="1"/>
-          <w:bCs w:val="1"/>
-          <w:rtl w:val="0"/>
-        </w:rPr>
-        <w:t xml:space="preserve">Fluxo principal:</w:t>
+        <w:t xml:space="preserve">Fluxo de excecao:</w:t>
       </w:r>
       <w:r>
         <w:rPr>
@@ -15633,7 +15978,7 @@
           <w:vertAlign w:val="baseline"/>
           <w:rtl w:val="0"/>
         </w:rPr>
-        <w:t xml:space="preserve">Usuario acessa lista de solicitacoes pendentes.</w:t>
+        <w:t xml:space="preserve">Procedimento esta arquivado: sistema bloqueia solicitacao.</w:t>
       </w:r>
       <w:r>
         <w:rPr>
@@ -15680,7 +16025,102 @@
           <w:vertAlign w:val="baseline"/>
           <w:rtl w:val="0"/>
         </w:rPr>
-        <w:t xml:space="preserve">Usuario visualiza dados do procedimento e do solicitante.</w:t>
+        <w:t xml:space="preserve">Ja existe um repasse "pendente" em aberto para esse procedimento: sistema impede nova solicitacao simultanea.</w:t>
+      </w:r>
+      <w:r>
+        <w:rPr>
+          <w:rtl w:val="0"/>
+        </w:rPr>
+      </w:r>
+    </w:p>
+    <w:p>
+      <w:pPr>
+        <w:spacing w:after="80" w:lineRule="auto"/>
+        <w:rPr/>
+      </w:pPr>
+      <w:r>
+        <w:rPr>
+          <w:b w:val="1"/>
+          <w:bCs w:val="1"/>
+          <w:rtl w:val="0"/>
+        </w:rPr>
+        <w:t xml:space="preserve">Pos-condicoes: </w:t>
+      </w:r>
+      <w:r>
+        <w:rPr>
+          <w:rtl w:val="0"/>
+        </w:rPr>
+        <w:t xml:space="preserve">Repasse criado com status "pendente", aguardando UC09.</w:t>
+      </w:r>
+    </w:p>
+    <w:p>
+      <w:pPr>
+        <w:pStyle w:val="Heading2"/>
+        <w:spacing w:after="150" w:before="300" w:lineRule="auto"/>
+        <w:rPr>
+          <w:color w:val="000000"/>
+        </w:rPr>
+      </w:pPr>
+      <w:r>
+        <w:rPr>
+          <w:color w:val="000000"/>
+          <w:rtl w:val="0"/>
+        </w:rPr>
+        <w:t xml:space="preserve">UC09 - Responder Solicitacao de Repasse (RF12)</w:t>
+      </w:r>
+    </w:p>
+    <w:p>
+      <w:pPr>
+        <w:spacing w:after="80" w:lineRule="auto"/>
+        <w:rPr/>
+      </w:pPr>
+      <w:r>
+        <w:rPr>
+          <w:b w:val="1"/>
+          <w:bCs w:val="1"/>
+          <w:rtl w:val="0"/>
+        </w:rPr>
+        <w:t xml:space="preserve">Ator(es): </w:t>
+      </w:r>
+      <w:r>
+        <w:rPr>
+          <w:rtl w:val="0"/>
+        </w:rPr>
+        <w:t xml:space="preserve">Delegado, Policial, Estagiario (destinatario)</w:t>
+      </w:r>
+    </w:p>
+    <w:p>
+      <w:pPr>
+        <w:spacing w:after="80" w:lineRule="auto"/>
+        <w:rPr/>
+      </w:pPr>
+      <w:r>
+        <w:rPr>
+          <w:b w:val="1"/>
+          <w:bCs w:val="1"/>
+          <w:rtl w:val="0"/>
+        </w:rPr>
+        <w:t xml:space="preserve">Pre-condicoes: </w:t>
+      </w:r>
+      <w:r>
+        <w:rPr>
+          <w:rtl w:val="0"/>
+        </w:rPr>
+        <w:t xml:space="preserve">Existe solicitacao de repasse "pendente" enderecada ao usuario.</w:t>
+      </w:r>
+    </w:p>
+    <w:p>
+      <w:pPr>
+        <w:spacing w:after="120" w:lineRule="auto"/>
+        <w:rPr/>
+      </w:pPr>
+      <w:r>
+        <w:rPr>
+          <w:b w:val="1"/>
+          <w:bCs w:val="1"/>
+          <w:rtl w:val="0"/>
+        </w:rPr>
+        <w:t xml:space="preserve">Fluxo principal:</w:t>
       </w:r>
       <w:r>
         <w:rPr>
@@ -15727,7 +16167,7 @@
           <w:vertAlign w:val="baseline"/>
           <w:rtl w:val="0"/>
         </w:rPr>
-        <w:t xml:space="preserve">Usuario aceita a solicitacao.</w:t>
+        <w:t xml:space="preserve">Usuario acessa lista de solicitacoes pendentes.</w:t>
       </w:r>
       <w:r>
         <w:rPr>
@@ -15774,7 +16214,7 @@
           <w:vertAlign w:val="baseline"/>
           <w:rtl w:val="0"/>
         </w:rPr>
-        <w:t xml:space="preserve">Sistema atualiza status para "aceito" e transfere a custodia.</w:t>
+        <w:t xml:space="preserve">Usuario visualiza dados do procedimento e do solicitante.</w:t>
       </w:r>
       <w:r>
         <w:rPr>
@@ -15821,26 +16261,7 @@
           <w:vertAlign w:val="baseline"/>
           <w:rtl w:val="0"/>
         </w:rPr>
-        <w:t xml:space="preserve">Sistema notifica o solicitante (RF19).</w:t>
-      </w:r>
-      <w:r>
-        <w:rPr>
-          <w:rtl w:val="0"/>
-        </w:rPr>
-      </w:r>
-    </w:p>
-    <w:p>
-      <w:pPr>
-        <w:spacing w:after="120" w:lineRule="auto"/>
-        <w:rPr/>
-      </w:pPr>
-      <w:r>
-        <w:rPr>
-          <w:b w:val="1"/>
-          <w:bCs w:val="1"/>
-          <w:rtl w:val="0"/>
-        </w:rPr>
-        <w:t xml:space="preserve">Fluxo alternativo:</w:t>
+        <w:t xml:space="preserve">Usuario aceita a solicitacao.</w:t>
       </w:r>
       <w:r>
         <w:rPr>
@@ -15887,7 +16308,7 @@
           <w:vertAlign w:val="baseline"/>
           <w:rtl w:val="0"/>
         </w:rPr>
-        <w:t xml:space="preserve">Usuario recusa, informando justificativa.</w:t>
+        <w:t xml:space="preserve">Sistema atualiza status para "aceito" e transfere a custodia.</w:t>
       </w:r>
       <w:r>
         <w:rPr>
@@ -15934,7 +16355,26 @@
           <w:vertAlign w:val="baseline"/>
           <w:rtl w:val="0"/>
         </w:rPr>
-        <w:t xml:space="preserve">Sistema atualiza status para "recusado"; custodia permanece com o solicitante original.</w:t>
+        <w:t xml:space="preserve">Sistema notifica o solicitante (RF19).</w:t>
+      </w:r>
+      <w:r>
+        <w:rPr>
+          <w:rtl w:val="0"/>
+        </w:rPr>
+      </w:r>
+    </w:p>
+    <w:p>
+      <w:pPr>
+        <w:spacing w:after="120" w:lineRule="auto"/>
+        <w:rPr/>
+      </w:pPr>
+      <w:r>
+        <w:rPr>
+          <w:b w:val="1"/>
+          <w:bCs w:val="1"/>
+          <w:rtl w:val="0"/>
+        </w:rPr>
+        <w:t xml:space="preserve">Fluxo alternativo:</w:t>
       </w:r>
       <w:r>
         <w:rPr>
@@ -15981,26 +16421,7 @@
           <w:vertAlign w:val="baseline"/>
           <w:rtl w:val="0"/>
         </w:rPr>
-        <w:t xml:space="preserve">Sistema notifica o solicitante com o motivo da recusa.</w:t>
-      </w:r>
-      <w:r>
-        <w:rPr>
-          <w:rtl w:val="0"/>
-        </w:rPr>
-      </w:r>
-    </w:p>
-    <w:p>
-      <w:pPr>
-        <w:spacing w:after="120" w:lineRule="auto"/>
-        <w:rPr/>
-      </w:pPr>
-      <w:r>
-        <w:rPr>
-          <w:b w:val="1"/>
-          <w:bCs w:val="1"/>
-          <w:rtl w:val="0"/>
-        </w:rPr>
-        <w:t xml:space="preserve">Fluxo de excecao:</w:t>
+        <w:t xml:space="preserve">Usuario recusa, informando justificativa.</w:t>
       </w:r>
       <w:r>
         <w:rPr>
@@ -16047,102 +16468,7 @@
           <w:vertAlign w:val="baseline"/>
           <w:rtl w:val="0"/>
         </w:rPr>
-        <w:t xml:space="preserve">Repasse nao esta mais "pendente" (ja foi respondido por outra via): sistema bloqueia acao e exibe estado atual.</w:t>
-      </w:r>
-      <w:r>
-        <w:rPr>
-          <w:rtl w:val="0"/>
-        </w:rPr>
-      </w:r>
-    </w:p>
-    <w:p>
-      <w:pPr>
-        <w:spacing w:after="80" w:lineRule="auto"/>
-        <w:rPr/>
-      </w:pPr>
-      <w:r>
-        <w:rPr>
-          <w:b w:val="1"/>
-          <w:bCs w:val="1"/>
-          <w:rtl w:val="0"/>
-        </w:rPr>
-        <w:t xml:space="preserve">Pos-condicoes: </w:t>
-      </w:r>
-      <w:r>
-        <w:rPr>
-          <w:rtl w:val="0"/>
-        </w:rPr>
-        <w:t xml:space="preserve">Repasse com status definitivo; custodia atualizada ou mantida.</w:t>
-      </w:r>
-    </w:p>
-    <w:p>
-      <w:pPr>
-        <w:pStyle w:val="Heading2"/>
-        <w:spacing w:after="150" w:before="300" w:lineRule="auto"/>
-        <w:rPr>
-          <w:color w:val="000000"/>
-        </w:rPr>
-      </w:pPr>
-      <w:r>
-        <w:rPr>
-          <w:color w:val="000000"/>
-          <w:rtl w:val="0"/>
-        </w:rPr>
-        <w:t xml:space="preserve">UC10 - Arquivar Procedimento (RF14)</w:t>
-      </w:r>
-    </w:p>
-    <w:p>
-      <w:pPr>
-        <w:spacing w:after="80" w:lineRule="auto"/>
-        <w:rPr/>
-      </w:pPr>
-      <w:r>
-        <w:rPr>
-          <w:b w:val="1"/>
-          <w:bCs w:val="1"/>
-          <w:rtl w:val="0"/>
-        </w:rPr>
-        <w:t xml:space="preserve">Ator(es): </w:t>
-      </w:r>
-      <w:r>
-        <w:rPr>
-          <w:rtl w:val="0"/>
-        </w:rPr>
-        <w:t xml:space="preserve">Delegado, Policial</w:t>
-      </w:r>
-    </w:p>
-    <w:p>
-      <w:pPr>
-        <w:spacing w:after="80" w:lineRule="auto"/>
-        <w:rPr/>
-      </w:pPr>
-      <w:r>
-        <w:rPr>
-          <w:b w:val="1"/>
-          <w:bCs w:val="1"/>
-          <w:rtl w:val="0"/>
-        </w:rPr>
-        <w:t xml:space="preserve">Pre-condicoes: </w:t>
-      </w:r>
-      <w:r>
-        <w:rPr>
-          <w:rtl w:val="0"/>
-        </w:rPr>
-        <w:t xml:space="preserve">Procedimento existe e nao esta arquivado.</w:t>
-      </w:r>
-    </w:p>
-    <w:p>
-      <w:pPr>
-        <w:spacing w:after="120" w:lineRule="auto"/>
-        <w:rPr/>
-      </w:pPr>
-      <w:r>
-        <w:rPr>
-          <w:b w:val="1"/>
-          <w:bCs w:val="1"/>
-          <w:rtl w:val="0"/>
-        </w:rPr>
-        <w:t xml:space="preserve">Fluxo principal:</w:t>
+        <w:t xml:space="preserve">Sistema atualiza status para "recusado"; custodia permanece com o solicitante original.</w:t>
       </w:r>
       <w:r>
         <w:rPr>
@@ -16189,7 +16515,26 @@
           <w:vertAlign w:val="baseline"/>
           <w:rtl w:val="0"/>
         </w:rPr>
-        <w:t xml:space="preserve">Usuario seleciona o procedimento.</w:t>
+        <w:t xml:space="preserve">Sistema notifica o solicitante com o motivo da recusa.</w:t>
+      </w:r>
+      <w:r>
+        <w:rPr>
+          <w:rtl w:val="0"/>
+        </w:rPr>
+      </w:r>
+    </w:p>
+    <w:p>
+      <w:pPr>
+        <w:spacing w:after="120" w:lineRule="auto"/>
+        <w:rPr/>
+      </w:pPr>
+      <w:r>
+        <w:rPr>
+          <w:b w:val="1"/>
+          <w:bCs w:val="1"/>
+          <w:rtl w:val="0"/>
+        </w:rPr>
+        <w:t xml:space="preserve">Fluxo de excecao:</w:t>
       </w:r>
       <w:r>
         <w:rPr>
@@ -16236,7 +16581,102 @@
           <w:vertAlign w:val="baseline"/>
           <w:rtl w:val="0"/>
         </w:rPr>
-        <w:t xml:space="preserve">Usuario informa data e motivo do arquivamento.</w:t>
+        <w:t xml:space="preserve">Repasse nao esta mais "pendente" (ja foi respondido por outra via): sistema bloqueia acao e exibe estado atual.</w:t>
+      </w:r>
+      <w:r>
+        <w:rPr>
+          <w:rtl w:val="0"/>
+        </w:rPr>
+      </w:r>
+    </w:p>
+    <w:p>
+      <w:pPr>
+        <w:spacing w:after="80" w:lineRule="auto"/>
+        <w:rPr/>
+      </w:pPr>
+      <w:r>
+        <w:rPr>
+          <w:b w:val="1"/>
+          <w:bCs w:val="1"/>
+          <w:rtl w:val="0"/>
+        </w:rPr>
+        <w:t xml:space="preserve">Pos-condicoes: </w:t>
+      </w:r>
+      <w:r>
+        <w:rPr>
+          <w:rtl w:val="0"/>
+        </w:rPr>
+        <w:t xml:space="preserve">Repasse com status definitivo; custodia atualizada ou mantida.</w:t>
+      </w:r>
+    </w:p>
+    <w:p>
+      <w:pPr>
+        <w:pStyle w:val="Heading2"/>
+        <w:spacing w:after="150" w:before="300" w:lineRule="auto"/>
+        <w:rPr>
+          <w:color w:val="000000"/>
+        </w:rPr>
+      </w:pPr>
+      <w:r>
+        <w:rPr>
+          <w:color w:val="000000"/>
+          <w:rtl w:val="0"/>
+        </w:rPr>
+        <w:t xml:space="preserve">UC10 - Arquivar Procedimento (RF14)</w:t>
+      </w:r>
+    </w:p>
+    <w:p>
+      <w:pPr>
+        <w:spacing w:after="80" w:lineRule="auto"/>
+        <w:rPr/>
+      </w:pPr>
+      <w:r>
+        <w:rPr>
+          <w:b w:val="1"/>
+          <w:bCs w:val="1"/>
+          <w:rtl w:val="0"/>
+        </w:rPr>
+        <w:t xml:space="preserve">Ator(es): </w:t>
+      </w:r>
+      <w:r>
+        <w:rPr>
+          <w:rtl w:val="0"/>
+        </w:rPr>
+        <w:t xml:space="preserve">Delegado, Policial</w:t>
+      </w:r>
+    </w:p>
+    <w:p>
+      <w:pPr>
+        <w:spacing w:after="80" w:lineRule="auto"/>
+        <w:rPr/>
+      </w:pPr>
+      <w:r>
+        <w:rPr>
+          <w:b w:val="1"/>
+          <w:bCs w:val="1"/>
+          <w:rtl w:val="0"/>
+        </w:rPr>
+        <w:t xml:space="preserve">Pre-condicoes: </w:t>
+      </w:r>
+      <w:r>
+        <w:rPr>
+          <w:rtl w:val="0"/>
+        </w:rPr>
+        <w:t xml:space="preserve">Procedimento existe e nao esta arquivado.</w:t>
+      </w:r>
+    </w:p>
+    <w:p>
+      <w:pPr>
+        <w:spacing w:after="120" w:lineRule="auto"/>
+        <w:rPr/>
+      </w:pPr>
+      <w:r>
+        <w:rPr>
+          <w:b w:val="1"/>
+          <w:bCs w:val="1"/>
+          <w:rtl w:val="0"/>
+        </w:rPr>
+        <w:t xml:space="preserve">Fluxo principal:</w:t>
       </w:r>
       <w:r>
         <w:rPr>
@@ -16283,26 +16723,7 @@
           <w:vertAlign w:val="baseline"/>
           <w:rtl w:val="0"/>
         </w:rPr>
-        <w:t xml:space="preserve">Sistema atualiza status do procedimento para "arquivado" e registra a transicao em HistoricoStatusProcedimento.</w:t>
-      </w:r>
-      <w:r>
-        <w:rPr>
-          <w:rtl w:val="0"/>
-        </w:rPr>
-      </w:r>
-    </w:p>
-    <w:p>
-      <w:pPr>
-        <w:spacing w:after="120" w:lineRule="auto"/>
-        <w:rPr/>
-      </w:pPr>
-      <w:r>
-        <w:rPr>
-          <w:b w:val="1"/>
-          <w:bCs w:val="1"/>
-          <w:rtl w:val="0"/>
-        </w:rPr>
-        <w:t xml:space="preserve">Fluxo de excecao:</w:t>
+        <w:t xml:space="preserve">Usuario seleciona o procedimento.</w:t>
       </w:r>
       <w:r>
         <w:rPr>
@@ -16349,102 +16770,7 @@
           <w:vertAlign w:val="baseline"/>
           <w:rtl w:val="0"/>
         </w:rPr>
-        <w:t xml:space="preserve">Existe repasse "pendente" em aberto para o procedimento: sistema exige resolucao do repasse antes de permitir arquivamento.</w:t>
-      </w:r>
-      <w:r>
-        <w:rPr>
-          <w:rtl w:val="0"/>
-        </w:rPr>
-      </w:r>
-    </w:p>
-    <w:p>
-      <w:pPr>
-        <w:spacing w:after="80" w:lineRule="auto"/>
-        <w:rPr/>
-      </w:pPr>
-      <w:r>
-        <w:rPr>
-          <w:b w:val="1"/>
-          <w:bCs w:val="1"/>
-          <w:rtl w:val="0"/>
-        </w:rPr>
-        <w:t xml:space="preserve">Pos-condicoes: </w:t>
-      </w:r>
-      <w:r>
-        <w:rPr>
-          <w:rtl w:val="0"/>
-        </w:rPr>
-        <w:t xml:space="preserve">Procedimento arquivado; bloqueado para novas solicitacoes de repasse (UC08); permanece disponivel para reabertura (UC17).</w:t>
-      </w:r>
-    </w:p>
-    <w:p>
-      <w:pPr>
-        <w:pStyle w:val="Heading2"/>
-        <w:spacing w:after="150" w:before="300" w:lineRule="auto"/>
-        <w:rPr>
-          <w:color w:val="000000"/>
-        </w:rPr>
-      </w:pPr>
-      <w:r>
-        <w:rPr>
-          <w:color w:val="000000"/>
-          <w:rtl w:val="0"/>
-        </w:rPr>
-        <w:t xml:space="preserve">UC11 - Registrar Remessa Final (RF15)</w:t>
-      </w:r>
-    </w:p>
-    <w:p>
-      <w:pPr>
-        <w:spacing w:after="80" w:lineRule="auto"/>
-        <w:rPr/>
-      </w:pPr>
-      <w:r>
-        <w:rPr>
-          <w:b w:val="1"/>
-          <w:bCs w:val="1"/>
-          <w:rtl w:val="0"/>
-        </w:rPr>
-        <w:t xml:space="preserve">Ator(es): </w:t>
-      </w:r>
-      <w:r>
-        <w:rPr>
-          <w:rtl w:val="0"/>
-        </w:rPr>
-        <w:t xml:space="preserve">Delegado, Policial</w:t>
-      </w:r>
-    </w:p>
-    <w:p>
-      <w:pPr>
-        <w:spacing w:after="80" w:lineRule="auto"/>
-        <w:rPr/>
-      </w:pPr>
-      <w:r>
-        <w:rPr>
-          <w:b w:val="1"/>
-          <w:bCs w:val="1"/>
-          <w:rtl w:val="0"/>
-        </w:rPr>
-        <w:t xml:space="preserve">Pre-condicoes: </w:t>
-      </w:r>
-      <w:r>
-        <w:rPr>
-          <w:rtl w:val="0"/>
-        </w:rPr>
-        <w:t xml:space="preserve">Procedimento existe.</w:t>
-      </w:r>
-    </w:p>
-    <w:p>
-      <w:pPr>
-        <w:spacing w:after="120" w:lineRule="auto"/>
-        <w:rPr/>
-      </w:pPr>
-      <w:r>
-        <w:rPr>
-          <w:b w:val="1"/>
-          <w:bCs w:val="1"/>
-          <w:rtl w:val="0"/>
-        </w:rPr>
-        <w:t xml:space="preserve">Fluxo principal:</w:t>
+        <w:t xml:space="preserve">Usuario informa data e motivo do arquivamento.</w:t>
       </w:r>
       <w:r>
         <w:rPr>
@@ -16491,7 +16817,26 @@
           <w:vertAlign w:val="baseline"/>
           <w:rtl w:val="0"/>
         </w:rPr>
-        <w:t xml:space="preserve">Usuario seleciona o procedimento.</w:t>
+        <w:t xml:space="preserve">Sistema atualiza status do procedimento para "arquivado" e registra a transicao em HistoricoStatusProcedimento.</w:t>
+      </w:r>
+      <w:r>
+        <w:rPr>
+          <w:rtl w:val="0"/>
+        </w:rPr>
+      </w:r>
+    </w:p>
+    <w:p>
+      <w:pPr>
+        <w:spacing w:after="120" w:lineRule="auto"/>
+        <w:rPr/>
+      </w:pPr>
+      <w:r>
+        <w:rPr>
+          <w:b w:val="1"/>
+          <w:bCs w:val="1"/>
+          <w:rtl w:val="0"/>
+        </w:rPr>
+        <w:t xml:space="preserve">Fluxo de excecao:</w:t>
       </w:r>
       <w:r>
         <w:rPr>
@@ -16538,7 +16883,7 @@
           <w:vertAlign w:val="baseline"/>
           <w:rtl w:val="0"/>
         </w:rPr>
-        <w:t xml:space="preserve">Usuario informa data de remessa final e numero de protocolo.</w:t>
+        <w:t>Existe repasse "pendente" em aberto para o procedimento: sistema exige resolucao do repasse antes de permitir arquivamento.</w:t>
       </w:r>
       <w:r>
         <w:rPr>
@@ -16585,17 +16930,17 @@
           <w:vertAlign w:val="baseline"/>
           <w:rtl w:val="0"/>
         </w:rPr>
-        <w:t xml:space="preserve">Sistema salva os dados e atualiza o status de rastreamento do procedimento.</w:t>
-      </w:r>
-      <w:r>
-        <w:rPr>
-          <w:rtl w:val="0"/>
-        </w:rPr>
-      </w:r>
-    </w:p>
-    <w:p>
-      <w:pPr>
-        <w:spacing w:after="120" w:lineRule="auto"/>
+        <w:t>Existe oitiva "agendada" para o procedimento: sistema lista as datas e orienta concluir as ja realizadas e desmarcar as demais.</w:t>
+      </w:r>
+      <w:r>
+        <w:rPr>
+          <w:rtl w:val="0"/>
+        </w:rPr>
+      </w:r>
+    </w:p>
+    <w:p>
+      <w:pPr>
+        <w:spacing w:after="80" w:lineRule="auto"/>
         <w:rPr/>
       </w:pPr>
       <w:r>
@@ -16604,7 +16949,83 @@
           <w:bCs w:val="1"/>
           <w:rtl w:val="0"/>
         </w:rPr>
-        <w:t xml:space="preserve">Fluxo de excecao:</w:t>
+        <w:t xml:space="preserve">Pos-condicoes: </w:t>
+      </w:r>
+      <w:r>
+        <w:rPr>
+          <w:rtl w:val="0"/>
+        </w:rPr>
+        <w:t>Procedimento arquivado; bloqueado para novas solicitacoes de repasse (UC08) e novas oitivas (UC04); permanece disponivel para reabertura (UC17).</w:t>
+      </w:r>
+    </w:p>
+    <w:p>
+      <w:pPr>
+        <w:pStyle w:val="Heading2"/>
+        <w:spacing w:after="150" w:before="300" w:lineRule="auto"/>
+        <w:rPr>
+          <w:color w:val="000000"/>
+        </w:rPr>
+      </w:pPr>
+      <w:r>
+        <w:rPr>
+          <w:color w:val="000000"/>
+          <w:rtl w:val="0"/>
+        </w:rPr>
+        <w:t xml:space="preserve">UC11 - Registrar Remessa Final (RF15)</w:t>
+      </w:r>
+    </w:p>
+    <w:p>
+      <w:pPr>
+        <w:spacing w:after="80" w:lineRule="auto"/>
+        <w:rPr/>
+      </w:pPr>
+      <w:r>
+        <w:rPr>
+          <w:b w:val="1"/>
+          <w:bCs w:val="1"/>
+          <w:rtl w:val="0"/>
+        </w:rPr>
+        <w:t xml:space="preserve">Ator(es): </w:t>
+      </w:r>
+      <w:r>
+        <w:rPr>
+          <w:rtl w:val="0"/>
+        </w:rPr>
+        <w:t xml:space="preserve">Delegado, Policial</w:t>
+      </w:r>
+    </w:p>
+    <w:p>
+      <w:pPr>
+        <w:spacing w:after="80" w:lineRule="auto"/>
+        <w:rPr/>
+      </w:pPr>
+      <w:r>
+        <w:rPr>
+          <w:b w:val="1"/>
+          <w:bCs w:val="1"/>
+          <w:rtl w:val="0"/>
+        </w:rPr>
+        <w:t xml:space="preserve">Pre-condicoes: </w:t>
+      </w:r>
+      <w:r>
+        <w:rPr>
+          <w:rtl w:val="0"/>
+        </w:rPr>
+        <w:t xml:space="preserve">Procedimento existe.</w:t>
+      </w:r>
+    </w:p>
+    <w:p>
+      <w:pPr>
+        <w:spacing w:after="120" w:lineRule="auto"/>
+        <w:rPr/>
+      </w:pPr>
+      <w:r>
+        <w:rPr>
+          <w:b w:val="1"/>
+          <w:bCs w:val="1"/>
+          <w:rtl w:val="0"/>
+        </w:rPr>
+        <w:t xml:space="preserve">Fluxo principal:</w:t>
       </w:r>
       <w:r>
         <w:rPr>
@@ -16651,102 +17072,7 @@
           <w:vertAlign w:val="baseline"/>
           <w:rtl w:val="0"/>
         </w:rPr>
-        <w:t xml:space="preserve">Procedimento ja possui remessa final registrada: sistema alerta e pede confirmacao de sobrescrita.</w:t>
-      </w:r>
-      <w:r>
-        <w:rPr>
-          <w:rtl w:val="0"/>
-        </w:rPr>
-      </w:r>
-    </w:p>
-    <w:p>
-      <w:pPr>
-        <w:spacing w:after="80" w:lineRule="auto"/>
-        <w:rPr/>
-      </w:pPr>
-      <w:r>
-        <w:rPr>
-          <w:b w:val="1"/>
-          <w:bCs w:val="1"/>
-          <w:rtl w:val="0"/>
-        </w:rPr>
-        <w:t xml:space="preserve">Pos-condicoes: </w:t>
-      </w:r>
-      <w:r>
-        <w:rPr>
-          <w:rtl w:val="0"/>
-        </w:rPr>
-        <w:t xml:space="preserve">Campos de remessa final preenchidos, visiveis via UC12.</w:t>
-      </w:r>
-    </w:p>
-    <w:p>
-      <w:pPr>
-        <w:pStyle w:val="Heading2"/>
-        <w:spacing w:after="150" w:before="300" w:lineRule="auto"/>
-        <w:rPr>
-          <w:color w:val="000000"/>
-        </w:rPr>
-      </w:pPr>
-      <w:r>
-        <w:rPr>
-          <w:color w:val="000000"/>
-          <w:rtl w:val="0"/>
-        </w:rPr>
-        <w:t xml:space="preserve">UC12 - Consultar Historico/Status de Custodia (RF13, RF16)</w:t>
-      </w:r>
-    </w:p>
-    <w:p>
-      <w:pPr>
-        <w:spacing w:after="80" w:lineRule="auto"/>
-        <w:rPr/>
-      </w:pPr>
-      <w:r>
-        <w:rPr>
-          <w:b w:val="1"/>
-          <w:bCs w:val="1"/>
-          <w:rtl w:val="0"/>
-        </w:rPr>
-        <w:t xml:space="preserve">Ator(es): </w:t>
-      </w:r>
-      <w:r>
-        <w:rPr>
-          <w:rtl w:val="0"/>
-        </w:rPr>
-        <w:t xml:space="preserve">Delegado, Policial, Estagiario</w:t>
-      </w:r>
-    </w:p>
-    <w:p>
-      <w:pPr>
-        <w:spacing w:after="80" w:lineRule="auto"/>
-        <w:rPr/>
-      </w:pPr>
-      <w:r>
-        <w:rPr>
-          <w:b w:val="1"/>
-          <w:bCs w:val="1"/>
-          <w:rtl w:val="0"/>
-        </w:rPr>
-        <w:t xml:space="preserve">Pre-condicoes: </w:t>
-      </w:r>
-      <w:r>
-        <w:rPr>
-          <w:rtl w:val="0"/>
-        </w:rPr>
-        <w:t xml:space="preserve">Usuario autenticado.</w:t>
-      </w:r>
-    </w:p>
-    <w:p>
-      <w:pPr>
-        <w:spacing w:after="120" w:lineRule="auto"/>
-        <w:rPr/>
-      </w:pPr>
-      <w:r>
-        <w:rPr>
-          <w:b w:val="1"/>
-          <w:bCs w:val="1"/>
-          <w:rtl w:val="0"/>
-        </w:rPr>
-        <w:t xml:space="preserve">Fluxo principal:</w:t>
+        <w:t xml:space="preserve">Usuario seleciona o procedimento.</w:t>
       </w:r>
       <w:r>
         <w:rPr>
@@ -16793,7 +17119,7 @@
           <w:vertAlign w:val="baseline"/>
           <w:rtl w:val="0"/>
         </w:rPr>
-        <w:t xml:space="preserve">Usuario seleciona um procedimento.</w:t>
+        <w:t xml:space="preserve">Usuario informa data de remessa final e numero de protocolo.</w:t>
       </w:r>
       <w:r>
         <w:rPr>
@@ -16840,17 +17166,17 @@
           <w:vertAlign w:val="baseline"/>
           <w:rtl w:val="0"/>
         </w:rPr>
-        <w:t xml:space="preserve">Sistema exibe historico completo de custodia (quem teve posse, quando) e status atual (arquivado/remetido ou nao).</w:t>
-      </w:r>
-      <w:r>
-        <w:rPr>
-          <w:rtl w:val="0"/>
-        </w:rPr>
-      </w:r>
-    </w:p>
-    <w:p>
-      <w:pPr>
-        <w:spacing w:after="80" w:lineRule="auto"/>
+        <w:t xml:space="preserve">Sistema salva os dados e atualiza o status de rastreamento do procedimento.</w:t>
+      </w:r>
+      <w:r>
+        <w:rPr>
+          <w:rtl w:val="0"/>
+        </w:rPr>
+      </w:r>
+    </w:p>
+    <w:p>
+      <w:pPr>
+        <w:spacing w:after="120" w:lineRule="auto"/>
         <w:rPr/>
       </w:pPr>
       <w:r>
@@ -16859,83 +17185,7 @@
           <w:bCs w:val="1"/>
           <w:rtl w:val="0"/>
         </w:rPr>
-        <w:t xml:space="preserve">Pos-condicoes: </w:t>
-      </w:r>
-      <w:r>
-        <w:rPr>
-          <w:rtl w:val="0"/>
-        </w:rPr>
-        <w:t xml:space="preserve">Nenhuma alteracao de estado. Visualizacao irrestrita entre os papeis operacionais.</w:t>
-      </w:r>
-    </w:p>
-    <w:p>
-      <w:pPr>
-        <w:pStyle w:val="Heading2"/>
-        <w:spacing w:after="150" w:before="300" w:lineRule="auto"/>
-        <w:rPr>
-          <w:color w:val="000000"/>
-        </w:rPr>
-      </w:pPr>
-      <w:r>
-        <w:rPr>
-          <w:color w:val="000000"/>
-          <w:rtl w:val="0"/>
-        </w:rPr>
-        <w:t xml:space="preserve">UC17 - Reabrir Procedimento (RF23)</w:t>
-      </w:r>
-    </w:p>
-    <w:p>
-      <w:pPr>
-        <w:spacing w:after="80" w:lineRule="auto"/>
-        <w:rPr/>
-      </w:pPr>
-      <w:r>
-        <w:rPr>
-          <w:b w:val="1"/>
-          <w:bCs w:val="1"/>
-          <w:rtl w:val="0"/>
-        </w:rPr>
-        <w:t xml:space="preserve">Ator(es): </w:t>
-      </w:r>
-      <w:r>
-        <w:rPr>
-          <w:rtl w:val="0"/>
-        </w:rPr>
-        <w:t xml:space="preserve">Delegado, Policial</w:t>
-      </w:r>
-    </w:p>
-    <w:p>
-      <w:pPr>
-        <w:spacing w:after="80" w:lineRule="auto"/>
-        <w:rPr/>
-      </w:pPr>
-      <w:r>
-        <w:rPr>
-          <w:b w:val="1"/>
-          <w:bCs w:val="1"/>
-          <w:rtl w:val="0"/>
-        </w:rPr>
-        <w:t xml:space="preserve">Pre-condicoes: </w:t>
-      </w:r>
-      <w:r>
-        <w:rPr>
-          <w:rtl w:val="0"/>
-        </w:rPr>
-        <w:t xml:space="preserve">Procedimento esta com status "arquivado".</w:t>
-      </w:r>
-    </w:p>
-    <w:p>
-      <w:pPr>
-        <w:spacing w:after="120" w:lineRule="auto"/>
-        <w:rPr/>
-      </w:pPr>
-      <w:r>
-        <w:rPr>
-          <w:b w:val="1"/>
-          <w:bCs w:val="1"/>
-          <w:rtl w:val="0"/>
-        </w:rPr>
-        <w:t xml:space="preserve">Fluxo principal:</w:t>
+        <w:t xml:space="preserve">Fluxo de excecao:</w:t>
       </w:r>
       <w:r>
         <w:rPr>
@@ -16982,7 +17232,102 @@
           <w:vertAlign w:val="baseline"/>
           <w:rtl w:val="0"/>
         </w:rPr>
-        <w:t xml:space="preserve">Usuario seleciona o procedimento arquivado.</w:t>
+        <w:t xml:space="preserve">Procedimento ja possui remessa final registrada: sistema alerta e pede confirmacao de sobrescrita.</w:t>
+      </w:r>
+      <w:r>
+        <w:rPr>
+          <w:rtl w:val="0"/>
+        </w:rPr>
+      </w:r>
+    </w:p>
+    <w:p>
+      <w:pPr>
+        <w:spacing w:after="80" w:lineRule="auto"/>
+        <w:rPr/>
+      </w:pPr>
+      <w:r>
+        <w:rPr>
+          <w:b w:val="1"/>
+          <w:bCs w:val="1"/>
+          <w:rtl w:val="0"/>
+        </w:rPr>
+        <w:t xml:space="preserve">Pos-condicoes: </w:t>
+      </w:r>
+      <w:r>
+        <w:rPr>
+          <w:rtl w:val="0"/>
+        </w:rPr>
+        <w:t xml:space="preserve">Campos de remessa final preenchidos, visiveis via UC12.</w:t>
+      </w:r>
+    </w:p>
+    <w:p>
+      <w:pPr>
+        <w:pStyle w:val="Heading2"/>
+        <w:spacing w:after="150" w:before="300" w:lineRule="auto"/>
+        <w:rPr>
+          <w:color w:val="000000"/>
+        </w:rPr>
+      </w:pPr>
+      <w:r>
+        <w:rPr>
+          <w:color w:val="000000"/>
+          <w:rtl w:val="0"/>
+        </w:rPr>
+        <w:t xml:space="preserve">UC12 - Consultar Historico/Status de Custodia (RF13, RF16)</w:t>
+      </w:r>
+    </w:p>
+    <w:p>
+      <w:pPr>
+        <w:spacing w:after="80" w:lineRule="auto"/>
+        <w:rPr/>
+      </w:pPr>
+      <w:r>
+        <w:rPr>
+          <w:b w:val="1"/>
+          <w:bCs w:val="1"/>
+          <w:rtl w:val="0"/>
+        </w:rPr>
+        <w:t xml:space="preserve">Ator(es): </w:t>
+      </w:r>
+      <w:r>
+        <w:rPr>
+          <w:rtl w:val="0"/>
+        </w:rPr>
+        <w:t xml:space="preserve">Delegado, Policial, Estagiario</w:t>
+      </w:r>
+    </w:p>
+    <w:p>
+      <w:pPr>
+        <w:spacing w:after="80" w:lineRule="auto"/>
+        <w:rPr/>
+      </w:pPr>
+      <w:r>
+        <w:rPr>
+          <w:b w:val="1"/>
+          <w:bCs w:val="1"/>
+          <w:rtl w:val="0"/>
+        </w:rPr>
+        <w:t xml:space="preserve">Pre-condicoes: </w:t>
+      </w:r>
+      <w:r>
+        <w:rPr>
+          <w:rtl w:val="0"/>
+        </w:rPr>
+        <w:t xml:space="preserve">Usuario autenticado.</w:t>
+      </w:r>
+    </w:p>
+    <w:p>
+      <w:pPr>
+        <w:spacing w:after="120" w:lineRule="auto"/>
+        <w:rPr/>
+      </w:pPr>
+      <w:r>
+        <w:rPr>
+          <w:b w:val="1"/>
+          <w:bCs w:val="1"/>
+          <w:rtl w:val="0"/>
+        </w:rPr>
+        <w:t xml:space="preserve">Fluxo principal:</w:t>
       </w:r>
       <w:r>
         <w:rPr>
@@ -17029,7 +17374,7 @@
           <w:vertAlign w:val="baseline"/>
           <w:rtl w:val="0"/>
         </w:rPr>
-        <w:t xml:space="preserve">Usuario informa motivo da reabertura (ex.: cota judicial/ministerial) e referencia do documento que a determina.</w:t>
+        <w:t xml:space="preserve">Usuario seleciona um procedimento.</w:t>
       </w:r>
       <w:r>
         <w:rPr>
@@ -17076,7 +17421,102 @@
           <w:vertAlign w:val="baseline"/>
           <w:rtl w:val="0"/>
         </w:rPr>
-        <w:t xml:space="preserve">Sistema atualiza status para "em andamento".</w:t>
+        <w:t xml:space="preserve">Sistema exibe historico completo de custodia (quem teve posse, quando) e status atual (arquivado/remetido ou nao).</w:t>
+      </w:r>
+      <w:r>
+        <w:rPr>
+          <w:rtl w:val="0"/>
+        </w:rPr>
+      </w:r>
+    </w:p>
+    <w:p>
+      <w:pPr>
+        <w:spacing w:after="80" w:lineRule="auto"/>
+        <w:rPr/>
+      </w:pPr>
+      <w:r>
+        <w:rPr>
+          <w:b w:val="1"/>
+          <w:bCs w:val="1"/>
+          <w:rtl w:val="0"/>
+        </w:rPr>
+        <w:t xml:space="preserve">Pos-condicoes: </w:t>
+      </w:r>
+      <w:r>
+        <w:rPr>
+          <w:rtl w:val="0"/>
+        </w:rPr>
+        <w:t xml:space="preserve">Nenhuma alteracao de estado. Visualizacao irrestrita entre os papeis operacionais.</w:t>
+      </w:r>
+    </w:p>
+    <w:p>
+      <w:pPr>
+        <w:pStyle w:val="Heading2"/>
+        <w:spacing w:after="150" w:before="300" w:lineRule="auto"/>
+        <w:rPr>
+          <w:color w:val="000000"/>
+        </w:rPr>
+      </w:pPr>
+      <w:r>
+        <w:rPr>
+          <w:color w:val="000000"/>
+          <w:rtl w:val="0"/>
+        </w:rPr>
+        <w:t xml:space="preserve">UC17 - Reabrir Procedimento (RF23)</w:t>
+      </w:r>
+    </w:p>
+    <w:p>
+      <w:pPr>
+        <w:spacing w:after="80" w:lineRule="auto"/>
+        <w:rPr/>
+      </w:pPr>
+      <w:r>
+        <w:rPr>
+          <w:b w:val="1"/>
+          <w:bCs w:val="1"/>
+          <w:rtl w:val="0"/>
+        </w:rPr>
+        <w:t xml:space="preserve">Ator(es): </w:t>
+      </w:r>
+      <w:r>
+        <w:rPr>
+          <w:rtl w:val="0"/>
+        </w:rPr>
+        <w:t xml:space="preserve">Delegado, Policial</w:t>
+      </w:r>
+    </w:p>
+    <w:p>
+      <w:pPr>
+        <w:spacing w:after="80" w:lineRule="auto"/>
+        <w:rPr/>
+      </w:pPr>
+      <w:r>
+        <w:rPr>
+          <w:b w:val="1"/>
+          <w:bCs w:val="1"/>
+          <w:rtl w:val="0"/>
+        </w:rPr>
+        <w:t xml:space="preserve">Pre-condicoes: </w:t>
+      </w:r>
+      <w:r>
+        <w:rPr>
+          <w:rtl w:val="0"/>
+        </w:rPr>
+        <w:t xml:space="preserve">Procedimento esta com status "arquivado".</w:t>
+      </w:r>
+    </w:p>
+    <w:p>
+      <w:pPr>
+        <w:spacing w:after="120" w:lineRule="auto"/>
+        <w:rPr/>
+      </w:pPr>
+      <w:r>
+        <w:rPr>
+          <w:b w:val="1"/>
+          <w:bCs w:val="1"/>
+          <w:rtl w:val="0"/>
+        </w:rPr>
+        <w:t xml:space="preserve">Fluxo principal:</w:t>
       </w:r>
       <w:r>
         <w:rPr>
@@ -17123,102 +17563,7 @@
           <w:vertAlign w:val="baseline"/>
           <w:rtl w:val="0"/>
         </w:rPr>
-        <w:t xml:space="preserve">Sistema registra a transicao em HistoricoStatusProcedimento.</w:t>
-      </w:r>
-      <w:r>
-        <w:rPr>
-          <w:rtl w:val="0"/>
-        </w:rPr>
-      </w:r>
-    </w:p>
-    <w:p>
-      <w:pPr>
-        <w:spacing w:after="80" w:lineRule="auto"/>
-        <w:rPr/>
-      </w:pPr>
-      <w:r>
-        <w:rPr>
-          <w:b w:val="1"/>
-          <w:bCs w:val="1"/>
-          <w:rtl w:val="0"/>
-        </w:rPr>
-        <w:t xml:space="preserve">Pos-condicoes: </w:t>
-      </w:r>
-      <w:r>
-        <w:rPr>
-          <w:rtl w:val="0"/>
-        </w:rPr>
-        <w:t xml:space="preserve">Procedimento volta a aceitar novas oitivas (UC04) e solicitacoes de repasse (UC08); oitivas e historico anteriores permanecem intactos.</w:t>
-      </w:r>
-    </w:p>
-    <w:p>
-      <w:pPr>
-        <w:pStyle w:val="Heading2"/>
-        <w:spacing w:after="150" w:before="300" w:lineRule="auto"/>
-        <w:rPr>
-          <w:color w:val="000000"/>
-        </w:rPr>
-      </w:pPr>
-      <w:r>
-        <w:rPr>
-          <w:color w:val="000000"/>
-          <w:rtl w:val="0"/>
-        </w:rPr>
-        <w:t xml:space="preserve">UC18 - Cadastrar Veiculo Apreendido (RF24)</w:t>
-      </w:r>
-    </w:p>
-    <w:p>
-      <w:pPr>
-        <w:spacing w:after="80" w:lineRule="auto"/>
-        <w:rPr/>
-      </w:pPr>
-      <w:r>
-        <w:rPr>
-          <w:b w:val="1"/>
-          <w:bCs w:val="1"/>
-          <w:rtl w:val="0"/>
-        </w:rPr>
-        <w:t xml:space="preserve">Ator(es): </w:t>
-      </w:r>
-      <w:r>
-        <w:rPr>
-          <w:rtl w:val="0"/>
-        </w:rPr>
-        <w:t xml:space="preserve">Delegado, Policial</w:t>
-      </w:r>
-    </w:p>
-    <w:p>
-      <w:pPr>
-        <w:spacing w:after="80" w:lineRule="auto"/>
-        <w:rPr/>
-      </w:pPr>
-      <w:r>
-        <w:rPr>
-          <w:b w:val="1"/>
-          <w:bCs w:val="1"/>
-          <w:rtl w:val="0"/>
-        </w:rPr>
-        <w:t xml:space="preserve">Pre-condicoes: </w:t>
-      </w:r>
-      <w:r>
-        <w:rPr>
-          <w:rtl w:val="0"/>
-        </w:rPr>
-        <w:t>Usuario autenticado; existe o procedimento ao qual o veiculo sera vinculado (em andamento ou arquivado: o arquivamento encerra as diligencias, nao a destinacao do veiculo).</w:t>
-      </w:r>
-    </w:p>
-    <w:p>
-      <w:pPr>
-        <w:spacing w:after="120" w:lineRule="auto"/>
-        <w:rPr/>
-      </w:pPr>
-      <w:r>
-        <w:rPr>
-          <w:b w:val="1"/>
-          <w:bCs w:val="1"/>
-          <w:rtl w:val="0"/>
-        </w:rPr>
-        <w:t xml:space="preserve">Fluxo principal:</w:t>
+        <w:t xml:space="preserve">Usuario seleciona o procedimento arquivado.</w:t>
       </w:r>
       <w:r>
         <w:rPr>
@@ -17265,7 +17610,7 @@
           <w:vertAlign w:val="baseline"/>
           <w:rtl w:val="0"/>
         </w:rPr>
-        <w:t xml:space="preserve">Usuario seleciona o procedimento relacionado.</w:t>
+        <w:t xml:space="preserve">Usuario informa motivo da reabertura (ex.: cota judicial/ministerial) e referencia do documento que a determina.</w:t>
       </w:r>
       <w:r>
         <w:rPr>
@@ -17312,7 +17657,7 @@
           <w:vertAlign w:val="baseline"/>
           <w:rtl w:val="0"/>
         </w:rPr>
-        <w:t xml:space="preserve">Usuario informa tipo, marca, modelo, cor, motor, caracteristicas visuais, status de pericia e, se houver, placa e chassi.</w:t>
+        <w:t xml:space="preserve">Sistema atualiza status para "em andamento".</w:t>
       </w:r>
       <w:r>
         <w:rPr>
@@ -17359,7 +17704,102 @@
           <w:vertAlign w:val="baseline"/>
           <w:rtl w:val="0"/>
         </w:rPr>
-        <w:t xml:space="preserve">Usuario informa observacoes adicionais, se houver.</w:t>
+        <w:t xml:space="preserve">Sistema registra a transicao em HistoricoStatusProcedimento.</w:t>
+      </w:r>
+      <w:r>
+        <w:rPr>
+          <w:rtl w:val="0"/>
+        </w:rPr>
+      </w:r>
+    </w:p>
+    <w:p>
+      <w:pPr>
+        <w:spacing w:after="80" w:lineRule="auto"/>
+        <w:rPr/>
+      </w:pPr>
+      <w:r>
+        <w:rPr>
+          <w:b w:val="1"/>
+          <w:bCs w:val="1"/>
+          <w:rtl w:val="0"/>
+        </w:rPr>
+        <w:t xml:space="preserve">Pos-condicoes: </w:t>
+      </w:r>
+      <w:r>
+        <w:rPr>
+          <w:rtl w:val="0"/>
+        </w:rPr>
+        <w:t xml:space="preserve">Procedimento volta a aceitar novas oitivas (UC04) e solicitacoes de repasse (UC08); oitivas e historico anteriores permanecem intactos.</w:t>
+      </w:r>
+    </w:p>
+    <w:p>
+      <w:pPr>
+        <w:pStyle w:val="Heading2"/>
+        <w:spacing w:after="150" w:before="300" w:lineRule="auto"/>
+        <w:rPr>
+          <w:color w:val="000000"/>
+        </w:rPr>
+      </w:pPr>
+      <w:r>
+        <w:rPr>
+          <w:color w:val="000000"/>
+          <w:rtl w:val="0"/>
+        </w:rPr>
+        <w:t xml:space="preserve">UC18 - Cadastrar Veiculo Apreendido (RF24)</w:t>
+      </w:r>
+    </w:p>
+    <w:p>
+      <w:pPr>
+        <w:spacing w:after="80" w:lineRule="auto"/>
+        <w:rPr/>
+      </w:pPr>
+      <w:r>
+        <w:rPr>
+          <w:b w:val="1"/>
+          <w:bCs w:val="1"/>
+          <w:rtl w:val="0"/>
+        </w:rPr>
+        <w:t xml:space="preserve">Ator(es): </w:t>
+      </w:r>
+      <w:r>
+        <w:rPr>
+          <w:rtl w:val="0"/>
+        </w:rPr>
+        <w:t xml:space="preserve">Delegado, Policial</w:t>
+      </w:r>
+    </w:p>
+    <w:p>
+      <w:pPr>
+        <w:spacing w:after="80" w:lineRule="auto"/>
+        <w:rPr/>
+      </w:pPr>
+      <w:r>
+        <w:rPr>
+          <w:b w:val="1"/>
+          <w:bCs w:val="1"/>
+          <w:rtl w:val="0"/>
+        </w:rPr>
+        <w:t xml:space="preserve">Pre-condicoes: </w:t>
+      </w:r>
+      <w:r>
+        <w:rPr>
+          <w:rtl w:val="0"/>
+        </w:rPr>
+        <w:t>Usuario autenticado; existe o procedimento ao qual o veiculo sera vinculado (em andamento ou arquivado: o arquivamento encerra as diligencias, nao a destinacao do veiculo).</w:t>
+      </w:r>
+    </w:p>
+    <w:p>
+      <w:pPr>
+        <w:spacing w:after="120" w:lineRule="auto"/>
+        <w:rPr/>
+      </w:pPr>
+      <w:r>
+        <w:rPr>
+          <w:b w:val="1"/>
+          <w:bCs w:val="1"/>
+          <w:rtl w:val="0"/>
+        </w:rPr>
+        <w:t xml:space="preserve">Fluxo principal:</w:t>
       </w:r>
       <w:r>
         <w:rPr>
@@ -17406,7 +17846,7 @@
           <w:vertAlign w:val="baseline"/>
           <w:rtl w:val="0"/>
         </w:rPr>
-        <w:t xml:space="preserve">Sistema valida os campos obrigatorios.</w:t>
+        <w:t xml:space="preserve">Usuario seleciona o procedimento relacionado.</w:t>
       </w:r>
       <w:r>
         <w:rPr>
@@ -17453,7 +17893,7 @@
           <w:vertAlign w:val="baseline"/>
           <w:rtl w:val="0"/>
         </w:rPr>
-        <w:t xml:space="preserve">Sistema gera o lacre no formato LAC-AAAA-NNNNNN (ano corrente + sequencial) e cria o veiculo com situacao "NA_DEPOL".</w:t>
+        <w:t xml:space="preserve">Usuario informa tipo, marca, modelo, cor, motor, caracteristicas visuais, status de pericia e, se houver, placa e chassi.</w:t>
       </w:r>
       <w:r>
         <w:rPr>
@@ -17500,26 +17940,7 @@
           <w:vertAlign w:val="baseline"/>
           <w:rtl w:val="0"/>
         </w:rPr>
-        <w:t xml:space="preserve">Sistema exibe o lacre gerado, para identificacao fisica do veiculo.</w:t>
-      </w:r>
-      <w:r>
-        <w:rPr>
-          <w:rtl w:val="0"/>
-        </w:rPr>
-      </w:r>
-    </w:p>
-    <w:p>
-      <w:pPr>
-        <w:spacing w:after="120" w:lineRule="auto"/>
-        <w:rPr/>
-      </w:pPr>
-      <w:r>
-        <w:rPr>
-          <w:b w:val="1"/>
-          <w:bCs w:val="1"/>
-          <w:rtl w:val="0"/>
-        </w:rPr>
-        <w:t xml:space="preserve">Fluxo de excecao:</w:t>
+        <w:t xml:space="preserve">Usuario informa observacoes adicionais, se houver.</w:t>
       </w:r>
       <w:r>
         <w:rPr>
@@ -17566,102 +17987,7 @@
           <w:vertAlign w:val="baseline"/>
           <w:rtl w:val="0"/>
         </w:rPr>
-        <w:t xml:space="preserve">Placa ou chassi informado ja pertence a outro veiculo ainda nao devolvido nem descartado (NA_DEPOL ou EM_PATIO): sistema alerta possivel duplicidade e pede confirmacao.</w:t>
-      </w:r>
-      <w:r>
-        <w:rPr>
-          <w:rtl w:val="0"/>
-        </w:rPr>
-      </w:r>
-    </w:p>
-    <w:p>
-      <w:pPr>
-        <w:spacing w:after="80" w:lineRule="auto"/>
-        <w:rPr/>
-      </w:pPr>
-      <w:r>
-        <w:rPr>
-          <w:b w:val="1"/>
-          <w:bCs w:val="1"/>
-          <w:rtl w:val="0"/>
-        </w:rPr>
-        <w:t xml:space="preserve">Pos-condicoes: </w:t>
-      </w:r>
-      <w:r>
-        <w:rPr>
-          <w:rtl w:val="0"/>
-        </w:rPr>
-        <w:t xml:space="preserve">Veiculo cadastrado com lacre unico e situacao "NA_DEPOL", visivel em UC20.</w:t>
-      </w:r>
-    </w:p>
-    <w:p>
-      <w:pPr>
-        <w:pStyle w:val="Heading2"/>
-        <w:spacing w:after="150" w:before="300" w:lineRule="auto"/>
-        <w:rPr>
-          <w:color w:val="000000"/>
-        </w:rPr>
-      </w:pPr>
-      <w:r>
-        <w:rPr>
-          <w:color w:val="000000"/>
-          <w:rtl w:val="0"/>
-        </w:rPr>
-        <w:t xml:space="preserve">UC19 - Alterar Situacao do Veiculo (RF25)</w:t>
-      </w:r>
-    </w:p>
-    <w:p>
-      <w:pPr>
-        <w:spacing w:after="80" w:lineRule="auto"/>
-        <w:rPr/>
-      </w:pPr>
-      <w:r>
-        <w:rPr>
-          <w:b w:val="1"/>
-          <w:bCs w:val="1"/>
-          <w:rtl w:val="0"/>
-        </w:rPr>
-        <w:t xml:space="preserve">Ator(es): </w:t>
-      </w:r>
-      <w:r>
-        <w:rPr>
-          <w:rtl w:val="0"/>
-        </w:rPr>
-        <w:t xml:space="preserve">Delegado, Policial</w:t>
-      </w:r>
-    </w:p>
-    <w:p>
-      <w:pPr>
-        <w:spacing w:after="80" w:lineRule="auto"/>
-        <w:rPr/>
-      </w:pPr>
-      <w:r>
-        <w:rPr>
-          <w:b w:val="1"/>
-          <w:bCs w:val="1"/>
-          <w:rtl w:val="0"/>
-        </w:rPr>
-        <w:t xml:space="preserve">Pre-condicoes: </w:t>
-      </w:r>
-      <w:r>
-        <w:rPr>
-          <w:rtl w:val="0"/>
-        </w:rPr>
-        <w:t xml:space="preserve">Veiculo cadastrado.</w:t>
-      </w:r>
-    </w:p>
-    <w:p>
-      <w:pPr>
-        <w:spacing w:after="120" w:lineRule="auto"/>
-        <w:rPr/>
-      </w:pPr>
-      <w:r>
-        <w:rPr>
-          <w:b w:val="1"/>
-          <w:bCs w:val="1"/>
-          <w:rtl w:val="0"/>
-        </w:rPr>
-        <w:t xml:space="preserve">Fluxo principal:</w:t>
+        <w:t xml:space="preserve">Sistema valida os campos obrigatorios.</w:t>
       </w:r>
       <w:r>
         <w:rPr>
@@ -17708,7 +18034,7 @@
           <w:vertAlign w:val="baseline"/>
           <w:rtl w:val="0"/>
         </w:rPr>
-        <w:t xml:space="preserve">Usuario seleciona o veiculo (por lacre, placa ou procedimento).</w:t>
+        <w:t xml:space="preserve">Sistema gera o lacre no formato LAC-AAAA-NNNNNN (ano corrente + sequencial) e cria o veiculo com situacao "NA_DEPOL".</w:t>
       </w:r>
       <w:r>
         <w:rPr>
@@ -17755,7 +18081,26 @@
           <w:vertAlign w:val="baseline"/>
           <w:rtl w:val="0"/>
         </w:rPr>
-        <w:t xml:space="preserve">Usuario escolhe a nova situacao (NA_DEPOL, EM_PATIO, DEVOLVIDO ou DESCARTADO) e informa o motivo.</w:t>
+        <w:t xml:space="preserve">Sistema exibe o lacre gerado, para identificacao fisica do veiculo.</w:t>
+      </w:r>
+      <w:r>
+        <w:rPr>
+          <w:rtl w:val="0"/>
+        </w:rPr>
+      </w:r>
+    </w:p>
+    <w:p>
+      <w:pPr>
+        <w:spacing w:after="120" w:lineRule="auto"/>
+        <w:rPr/>
+      </w:pPr>
+      <w:r>
+        <w:rPr>
+          <w:b w:val="1"/>
+          <w:bCs w:val="1"/>
+          <w:rtl w:val="0"/>
+        </w:rPr>
+        <w:t xml:space="preserve">Fluxo de excecao:</w:t>
       </w:r>
       <w:r>
         <w:rPr>
@@ -17802,7 +18147,102 @@
           <w:vertAlign w:val="baseline"/>
           <w:rtl w:val="0"/>
         </w:rPr>
-        <w:t xml:space="preserve">Sistema atualiza a situacao do veiculo.</w:t>
+        <w:t>Placa, chassi ou motor informado ja pertence a outro veiculo ainda nao devolvido nem descartado (NA_DEPOL ou EM_PATIO): sistema alerta possivel duplicidade e pede confirmacao.</w:t>
+      </w:r>
+      <w:r>
+        <w:rPr>
+          <w:rtl w:val="0"/>
+        </w:rPr>
+      </w:r>
+    </w:p>
+    <w:p>
+      <w:pPr>
+        <w:spacing w:after="80" w:lineRule="auto"/>
+        <w:rPr/>
+      </w:pPr>
+      <w:r>
+        <w:rPr>
+          <w:b w:val="1"/>
+          <w:bCs w:val="1"/>
+          <w:rtl w:val="0"/>
+        </w:rPr>
+        <w:t xml:space="preserve">Pos-condicoes: </w:t>
+      </w:r>
+      <w:r>
+        <w:rPr>
+          <w:rtl w:val="0"/>
+        </w:rPr>
+        <w:t xml:space="preserve">Veiculo cadastrado com lacre unico e situacao "NA_DEPOL", visivel em UC20.</w:t>
+      </w:r>
+    </w:p>
+    <w:p>
+      <w:pPr>
+        <w:pStyle w:val="Heading2"/>
+        <w:spacing w:after="150" w:before="300" w:lineRule="auto"/>
+        <w:rPr>
+          <w:color w:val="000000"/>
+        </w:rPr>
+      </w:pPr>
+      <w:r>
+        <w:rPr>
+          <w:color w:val="000000"/>
+          <w:rtl w:val="0"/>
+        </w:rPr>
+        <w:t xml:space="preserve">UC19 - Alterar Situacao do Veiculo (RF25)</w:t>
+      </w:r>
+    </w:p>
+    <w:p>
+      <w:pPr>
+        <w:spacing w:after="80" w:lineRule="auto"/>
+        <w:rPr/>
+      </w:pPr>
+      <w:r>
+        <w:rPr>
+          <w:b w:val="1"/>
+          <w:bCs w:val="1"/>
+          <w:rtl w:val="0"/>
+        </w:rPr>
+        <w:t xml:space="preserve">Ator(es): </w:t>
+      </w:r>
+      <w:r>
+        <w:rPr>
+          <w:rtl w:val="0"/>
+        </w:rPr>
+        <w:t xml:space="preserve">Delegado, Policial</w:t>
+      </w:r>
+    </w:p>
+    <w:p>
+      <w:pPr>
+        <w:spacing w:after="80" w:lineRule="auto"/>
+        <w:rPr/>
+      </w:pPr>
+      <w:r>
+        <w:rPr>
+          <w:b w:val="1"/>
+          <w:bCs w:val="1"/>
+          <w:rtl w:val="0"/>
+        </w:rPr>
+        <w:t xml:space="preserve">Pre-condicoes: </w:t>
+      </w:r>
+      <w:r>
+        <w:rPr>
+          <w:rtl w:val="0"/>
+        </w:rPr>
+        <w:t xml:space="preserve">Veiculo cadastrado.</w:t>
+      </w:r>
+    </w:p>
+    <w:p>
+      <w:pPr>
+        <w:spacing w:after="120" w:lineRule="auto"/>
+        <w:rPr/>
+      </w:pPr>
+      <w:r>
+        <w:rPr>
+          <w:b w:val="1"/>
+          <w:bCs w:val="1"/>
+          <w:rtl w:val="0"/>
+        </w:rPr>
+        <w:t xml:space="preserve">Fluxo principal:</w:t>
       </w:r>
       <w:r>
         <w:rPr>
@@ -17849,26 +18289,7 @@
           <w:vertAlign w:val="baseline"/>
           <w:rtl w:val="0"/>
         </w:rPr>
-        <w:t xml:space="preserve">Sistema registra a transicao em HistoricoSituacaoVeiculo, com situacao anterior, nova, motivo, responsavel e data/hora.</w:t>
-      </w:r>
-      <w:r>
-        <w:rPr>
-          <w:rtl w:val="0"/>
-        </w:rPr>
-      </w:r>
-    </w:p>
-    <w:p>
-      <w:pPr>
-        <w:spacing w:after="120" w:lineRule="auto"/>
-        <w:rPr/>
-      </w:pPr>
-      <w:r>
-        <w:rPr>
-          <w:b w:val="1"/>
-          <w:bCs w:val="1"/>
-          <w:rtl w:val="0"/>
-        </w:rPr>
-        <w:t xml:space="preserve">Fluxo alternativo:</w:t>
+        <w:t xml:space="preserve">Usuario seleciona o veiculo (por lacre, placa ou procedimento).</w:t>
       </w:r>
       <w:r>
         <w:rPr>
@@ -17915,26 +18336,7 @@
           <w:vertAlign w:val="baseline"/>
           <w:rtl w:val="0"/>
         </w:rPr>
-        <w:t xml:space="preserve">Veiculo com situacao DEVOLVIDO ou DESCARTADO: sistema alerta que essas situacoes sao, em regra, definitivas e pede confirmacao. A reversao nao e bloqueada (evitando engessar excecoes reais), mas exige motivo e fica registrada em HistoricoSituacaoVeiculo com o responsavel.</w:t>
-      </w:r>
-      <w:r>
-        <w:rPr>
-          <w:rtl w:val="0"/>
-        </w:rPr>
-      </w:r>
-    </w:p>
-    <w:p>
-      <w:pPr>
-        <w:spacing w:after="120" w:lineRule="auto"/>
-        <w:rPr/>
-      </w:pPr>
-      <w:r>
-        <w:rPr>
-          <w:b w:val="1"/>
-          <w:bCs w:val="1"/>
-          <w:rtl w:val="0"/>
-        </w:rPr>
-        <w:t xml:space="preserve">Fluxo de excecao:</w:t>
+        <w:t xml:space="preserve">Usuario escolhe a nova situacao (NA_DEPOL, EM_PATIO, DEVOLVIDO ou DESCARTADO) e informa o motivo.</w:t>
       </w:r>
       <w:r>
         <w:rPr>
@@ -17981,7 +18383,7 @@
           <w:vertAlign w:val="baseline"/>
           <w:rtl w:val="0"/>
         </w:rPr>
-        <w:t xml:space="preserve">Nova situacao igual a atual: sistema bloqueia a operacao.</w:t>
+        <w:t xml:space="preserve">Sistema atualiza a situacao do veiculo.</w:t>
       </w:r>
       <w:r>
         <w:rPr>
@@ -18028,17 +18430,17 @@
           <w:vertAlign w:val="baseline"/>
           <w:rtl w:val="0"/>
         </w:rPr>
-        <w:t xml:space="preserve">Motivo nao informado: sistema rejeita com mensagem de validacao.</w:t>
-      </w:r>
-      <w:r>
-        <w:rPr>
-          <w:rtl w:val="0"/>
-        </w:rPr>
-      </w:r>
-    </w:p>
-    <w:p>
-      <w:pPr>
-        <w:spacing w:after="80" w:lineRule="auto"/>
+        <w:t xml:space="preserve">Sistema registra a transicao em HistoricoSituacaoVeiculo, com situacao anterior, nova, motivo, responsavel e data/hora.</w:t>
+      </w:r>
+      <w:r>
+        <w:rPr>
+          <w:rtl w:val="0"/>
+        </w:rPr>
+      </w:r>
+    </w:p>
+    <w:p>
+      <w:pPr>
+        <w:spacing w:after="120" w:lineRule="auto"/>
         <w:rPr/>
       </w:pPr>
       <w:r>
@@ -18047,83 +18449,7 @@
           <w:bCs w:val="1"/>
           <w:rtl w:val="0"/>
         </w:rPr>
-        <w:t xml:space="preserve">Pos-condicoes: </w:t>
-      </w:r>
-      <w:r>
-        <w:rPr>
-          <w:rtl w:val="0"/>
-        </w:rPr>
-        <w:t xml:space="preserve">Situacao do veiculo atualizada; historico anterior preservado (RNF12).</w:t>
-      </w:r>
-    </w:p>
-    <w:p>
-      <w:pPr>
-        <w:pStyle w:val="Heading2"/>
-        <w:spacing w:after="150" w:before="300" w:lineRule="auto"/>
-        <w:rPr>
-          <w:color w:val="000000"/>
-        </w:rPr>
-      </w:pPr>
-      <w:r>
-        <w:rPr>
-          <w:color w:val="000000"/>
-          <w:rtl w:val="0"/>
-        </w:rPr>
-        <w:t xml:space="preserve">UC20 - Consultar Veiculos Apreendidos (RF27)</w:t>
-      </w:r>
-    </w:p>
-    <w:p>
-      <w:pPr>
-        <w:spacing w:after="80" w:lineRule="auto"/>
-        <w:rPr/>
-      </w:pPr>
-      <w:r>
-        <w:rPr>
-          <w:b w:val="1"/>
-          <w:bCs w:val="1"/>
-          <w:rtl w:val="0"/>
-        </w:rPr>
-        <w:t xml:space="preserve">Ator(es): </w:t>
-      </w:r>
-      <w:r>
-        <w:rPr>
-          <w:rtl w:val="0"/>
-        </w:rPr>
-        <w:t xml:space="preserve">Delegado, Policial, Estagiario</w:t>
-      </w:r>
-    </w:p>
-    <w:p>
-      <w:pPr>
-        <w:spacing w:after="80" w:lineRule="auto"/>
-        <w:rPr/>
-      </w:pPr>
-      <w:r>
-        <w:rPr>
-          <w:b w:val="1"/>
-          <w:bCs w:val="1"/>
-          <w:rtl w:val="0"/>
-        </w:rPr>
-        <w:t xml:space="preserve">Pre-condicoes: </w:t>
-      </w:r>
-      <w:r>
-        <w:rPr>
-          <w:rtl w:val="0"/>
-        </w:rPr>
-        <w:t xml:space="preserve">Usuario autenticado.</w:t>
-      </w:r>
-    </w:p>
-    <w:p>
-      <w:pPr>
-        <w:spacing w:after="120" w:lineRule="auto"/>
-        <w:rPr/>
-      </w:pPr>
-      <w:r>
-        <w:rPr>
-          <w:b w:val="1"/>
-          <w:bCs w:val="1"/>
-          <w:rtl w:val="0"/>
-        </w:rPr>
-        <w:t xml:space="preserve">Fluxo principal:</w:t>
+        <w:t xml:space="preserve">Fluxo alternativo:</w:t>
       </w:r>
       <w:r>
         <w:rPr>
@@ -18170,7 +18496,26 @@
           <w:vertAlign w:val="baseline"/>
           <w:rtl w:val="0"/>
         </w:rPr>
-        <w:t xml:space="preserve">Usuario acessa a listagem de veiculos.</w:t>
+        <w:t xml:space="preserve">Veiculo com situacao DEVOLVIDO ou DESCARTADO: sistema alerta que essas situacoes sao, em regra, definitivas e pede confirmacao. A reversao nao e bloqueada (evitando engessar excecoes reais), mas exige motivo e fica registrada em HistoricoSituacaoVeiculo com o responsavel.</w:t>
+      </w:r>
+      <w:r>
+        <w:rPr>
+          <w:rtl w:val="0"/>
+        </w:rPr>
+      </w:r>
+    </w:p>
+    <w:p>
+      <w:pPr>
+        <w:spacing w:after="120" w:lineRule="auto"/>
+        <w:rPr/>
+      </w:pPr>
+      <w:r>
+        <w:rPr>
+          <w:b w:val="1"/>
+          <w:bCs w:val="1"/>
+          <w:rtl w:val="0"/>
+        </w:rPr>
+        <w:t xml:space="preserve">Fluxo de excecao:</w:t>
       </w:r>
       <w:r>
         <w:rPr>
@@ -18217,7 +18562,7 @@
           <w:vertAlign w:val="baseline"/>
           <w:rtl w:val="0"/>
         </w:rPr>
-        <w:t xml:space="preserve">Usuario aplica filtros (lacre, placa, chassi, situacao, procedimento) - opcional.</w:t>
+        <w:t xml:space="preserve">Nova situacao igual a atual: sistema bloqueia a operacao.</w:t>
       </w:r>
       <w:r>
         <w:rPr>
@@ -18264,7 +18609,7 @@
           <w:vertAlign w:val="baseline"/>
           <w:rtl w:val="0"/>
         </w:rPr>
-        <w:t xml:space="preserve">Usuario seleciona um veiculo e visualiza seus dados e o historico de situacoes.</w:t>
+        <w:t xml:space="preserve">Motivo nao informado: sistema rejeita com mensagem de validacao.</w:t>
       </w:r>
       <w:r>
         <w:rPr>
@@ -18289,7 +18634,7 @@
         <w:rPr>
           <w:rtl w:val="0"/>
         </w:rPr>
-        <w:t xml:space="preserve">Nenhuma alteracao de estado. Para o Estagiario, a interface nao exibe opcoes de cadastrar/editar/alterar situacao - restricao validada tanto no frontend quanto no backend.</w:t>
+        <w:t xml:space="preserve">Situacao do veiculo atualizada; historico anterior preservado (RNF12).</w:t>
       </w:r>
     </w:p>
     <w:p>
@@ -18305,7 +18650,227 @@
           <w:color w:val="000000"/>
           <w:rtl w:val="0"/>
         </w:rPr>
-        <w:t xml:space="preserve">Casos de Uso Resumidos (RFs Should/Could have)</w:t>
+        <w:t xml:space="preserve">UC20 - Consultar Veiculos Apreendidos (RF27)</w:t>
+      </w:r>
+    </w:p>
+    <w:p>
+      <w:pPr>
+        <w:spacing w:after="80" w:lineRule="auto"/>
+        <w:rPr/>
+      </w:pPr>
+      <w:r>
+        <w:rPr>
+          <w:b w:val="1"/>
+          <w:bCs w:val="1"/>
+          <w:rtl w:val="0"/>
+        </w:rPr>
+        <w:t xml:space="preserve">Ator(es): </w:t>
+      </w:r>
+      <w:r>
+        <w:rPr>
+          <w:rtl w:val="0"/>
+        </w:rPr>
+        <w:t xml:space="preserve">Delegado, Policial, Estagiario</w:t>
+      </w:r>
+    </w:p>
+    <w:p>
+      <w:pPr>
+        <w:spacing w:after="80" w:lineRule="auto"/>
+        <w:rPr/>
+      </w:pPr>
+      <w:r>
+        <w:rPr>
+          <w:b w:val="1"/>
+          <w:bCs w:val="1"/>
+          <w:rtl w:val="0"/>
+        </w:rPr>
+        <w:t xml:space="preserve">Pre-condicoes: </w:t>
+      </w:r>
+      <w:r>
+        <w:rPr>
+          <w:rtl w:val="0"/>
+        </w:rPr>
+        <w:t xml:space="preserve">Usuario autenticado.</w:t>
+      </w:r>
+    </w:p>
+    <w:p>
+      <w:pPr>
+        <w:spacing w:after="120" w:lineRule="auto"/>
+        <w:rPr/>
+      </w:pPr>
+      <w:r>
+        <w:rPr>
+          <w:b w:val="1"/>
+          <w:bCs w:val="1"/>
+          <w:rtl w:val="0"/>
+        </w:rPr>
+        <w:t xml:space="preserve">Fluxo principal:</w:t>
+      </w:r>
+      <w:r>
+        <w:rPr>
+          <w:rtl w:val="0"/>
+        </w:rPr>
+      </w:r>
+    </w:p>
+    <w:p>
+      <w:pPr>
+        <w:keepNext w:val="0"/>
+        <w:keepLines w:val="0"/>
+        <w:pageBreakBefore w:val="0"/>
+        <w:widowControl w:val="1"/>
+        <w:numPr>
+          <w:ilvl w:val="0"/>
+          <w:numId w:val="1"/>
+        </w:numPr>
+        <w:pBdr>
+          <w:top w:space="0" w:sz="0" w:val="nil"/>
+          <w:left w:space="0" w:sz="0" w:val="nil"/>
+          <w:bottom w:space="0" w:sz="0" w:val="nil"/>
+          <w:right w:space="0" w:sz="0" w:val="nil"/>
+          <w:between w:space="0" w:sz="0" w:val="nil"/>
+        </w:pBdr>
+        <w:shd w:fill="auto" w:val="clear"/>
+        <w:spacing w:after="60" w:before="0" w:line="240" w:lineRule="auto"/>
+        <w:ind w:left="720" w:right="0" w:hanging="360"/>
+        <w:jc w:val="left"/>
+        <w:rPr/>
+      </w:pPr>
+      <w:r>
+        <w:rPr>
+          <w:rFonts w:ascii="Times New Roman" w:cs="Times New Roman" w:eastAsia="Times New Roman" w:hAnsi="Times New Roman"/>
+          <w:b w:val="0"/>
+          <w:bCs w:val="0"/>
+          <w:i w:val="0"/>
+          <w:iCs w:val="0"/>
+          <w:smallCaps w:val="0"/>
+          <w:strike w:val="0"/>
+          <w:sz w:val="20"/>
+          <w:szCs w:val="20"/>
+          <w:u w:val="none"/>
+          <w:shd w:fill="auto" w:val="clear"/>
+          <w:vertAlign w:val="baseline"/>
+          <w:rtl w:val="0"/>
+        </w:rPr>
+        <w:t xml:space="preserve">Usuario acessa a listagem de veiculos.</w:t>
+      </w:r>
+      <w:r>
+        <w:rPr>
+          <w:rtl w:val="0"/>
+        </w:rPr>
+      </w:r>
+    </w:p>
+    <w:p>
+      <w:pPr>
+        <w:keepNext w:val="0"/>
+        <w:keepLines w:val="0"/>
+        <w:pageBreakBefore w:val="0"/>
+        <w:widowControl w:val="1"/>
+        <w:numPr>
+          <w:ilvl w:val="0"/>
+          <w:numId w:val="1"/>
+        </w:numPr>
+        <w:pBdr>
+          <w:top w:space="0" w:sz="0" w:val="nil"/>
+          <w:left w:space="0" w:sz="0" w:val="nil"/>
+          <w:bottom w:space="0" w:sz="0" w:val="nil"/>
+          <w:right w:space="0" w:sz="0" w:val="nil"/>
+          <w:between w:space="0" w:sz="0" w:val="nil"/>
+        </w:pBdr>
+        <w:shd w:fill="auto" w:val="clear"/>
+        <w:spacing w:after="60" w:before="0" w:line="240" w:lineRule="auto"/>
+        <w:ind w:left="720" w:right="0" w:hanging="360"/>
+        <w:jc w:val="left"/>
+        <w:rPr/>
+      </w:pPr>
+      <w:r>
+        <w:rPr>
+          <w:rFonts w:ascii="Times New Roman" w:cs="Times New Roman" w:eastAsia="Times New Roman" w:hAnsi="Times New Roman"/>
+          <w:b w:val="0"/>
+          <w:bCs w:val="0"/>
+          <w:i w:val="0"/>
+          <w:iCs w:val="0"/>
+          <w:smallCaps w:val="0"/>
+          <w:strike w:val="0"/>
+          <w:sz w:val="20"/>
+          <w:szCs w:val="20"/>
+          <w:u w:val="none"/>
+          <w:shd w:fill="auto" w:val="clear"/>
+          <w:vertAlign w:val="baseline"/>
+          <w:rtl w:val="0"/>
+        </w:rPr>
+        <w:t>Usuario aplica filtros (lacre, placa, chassi, motor, situacao, procedimento) - opcional.</w:t>
+      </w:r>
+      <w:r>
+        <w:rPr>
+          <w:rtl w:val="0"/>
+        </w:rPr>
+      </w:r>
+    </w:p>
+    <w:p>
+      <w:pPr>
+        <w:keepNext w:val="0"/>
+        <w:keepLines w:val="0"/>
+        <w:pageBreakBefore w:val="0"/>
+        <w:widowControl w:val="1"/>
+        <w:numPr>
+          <w:ilvl w:val="0"/>
+          <w:numId w:val="1"/>
+        </w:numPr>
+        <w:pBdr>
+          <w:top w:space="0" w:sz="0" w:val="nil"/>
+          <w:left w:space="0" w:sz="0" w:val="nil"/>
+          <w:bottom w:space="0" w:sz="0" w:val="nil"/>
+          <w:right w:space="0" w:sz="0" w:val="nil"/>
+          <w:between w:space="0" w:sz="0" w:val="nil"/>
+        </w:pBdr>
+        <w:shd w:fill="auto" w:val="clear"/>
+        <w:spacing w:after="60" w:before="0" w:line="240" w:lineRule="auto"/>
+        <w:ind w:left="720" w:right="0" w:hanging="360"/>
+        <w:jc w:val="left"/>
+        <w:rPr/>
+      </w:pPr>
+      <w:r>
+        <w:rPr>
+          <w:rFonts w:ascii="Times New Roman" w:cs="Times New Roman" w:eastAsia="Times New Roman" w:hAnsi="Times New Roman"/>
+          <w:b w:val="0"/>
+          <w:bCs w:val="0"/>
+          <w:i w:val="0"/>
+          <w:iCs w:val="0"/>
+          <w:smallCaps w:val="0"/>
+          <w:strike w:val="0"/>
+          <w:sz w:val="20"/>
+          <w:szCs w:val="20"/>
+          <w:u w:val="none"/>
+          <w:shd w:fill="auto" w:val="clear"/>
+          <w:vertAlign w:val="baseline"/>
+          <w:rtl w:val="0"/>
+        </w:rPr>
+        <w:t>Usuario seleciona um veiculo e visualiza seus dados e o historico de situacoes, podendo imprimir a etiqueta (UC23).</w:t>
+      </w:r>
+      <w:r>
+        <w:rPr>
+          <w:rtl w:val="0"/>
+        </w:rPr>
+      </w:r>
+    </w:p>
+    <w:p>
+      <w:pPr>
+        <w:spacing w:after="80" w:lineRule="auto"/>
+        <w:rPr/>
+      </w:pPr>
+      <w:r>
+        <w:rPr>
+          <w:b w:val="1"/>
+          <w:bCs w:val="1"/>
+          <w:rtl w:val="0"/>
+        </w:rPr>
+        <w:t xml:space="preserve">Pos-condicoes: </w:t>
+      </w:r>
+      <w:r>
+        <w:rPr>
+          <w:rtl w:val="0"/>
+        </w:rPr>
+        <w:t xml:space="preserve">Nenhuma alteracao de estado. Para o Estagiario, a interface nao exibe opcoes de cadastrar/editar/alterar situacao - restricao validada tanto no frontend quanto no backend.</w:t>
       </w:r>
     </w:p>
     <w:p>
@@ -18321,19 +18886,7 @@
           <w:color w:val="000000"/>
           <w:rtl w:val="0"/>
         </w:rPr>
-        <w:t xml:space="preserve">UC13 - Gerenciar Usuarios (RF04)</w:t>
-      </w:r>
-    </w:p>
-    <w:p>
-      <w:pPr>
-        <w:spacing w:after="120" w:lineRule="auto"/>
-        <w:rPr/>
-      </w:pPr>
-      <w:r>
-        <w:rPr>
-          <w:rtl w:val="0"/>
-        </w:rPr>
-        <w:t xml:space="preserve">Admin edita, desativa ou altera papel de usuario existente. Excecao: nao permitir que Admin desative a si mesmo (evitar lockout).</w:t>
+        <w:t xml:space="preserve">Casos de Uso Resumidos (RFs Should/Could have)</w:t>
       </w:r>
     </w:p>
     <w:p>
@@ -18349,7 +18902,7 @@
           <w:color w:val="000000"/>
           <w:rtl w:val="0"/>
         </w:rPr>
-        <w:t xml:space="preserve">UC14 - Redefinir Senha (RF05)</w:t>
+        <w:t xml:space="preserve">UC13 - Gerenciar Usuarios (RF04)</w:t>
       </w:r>
     </w:p>
     <w:p>
@@ -18361,7 +18914,7 @@
         <w:rPr>
           <w:rtl w:val="0"/>
         </w:rPr>
-        <w:t xml:space="preserve">Admin localiza o usuario e define uma senha provisoria (mesmo fluxo de reset de senha do sistema v1), que e armazenada com hash (RNF03) e repassada pessoalmente ao servidor. Como o sistema nao armazena e-mail (autenticacao apenas por login), nao ha recuperacao self-service via link.</w:t>
+        <w:t xml:space="preserve">Admin edita, desativa ou altera papel de usuario existente. Excecao: nao permitir que Admin desative a si mesmo (evitar lockout).</w:t>
       </w:r>
     </w:p>
     <w:p>
@@ -18377,7 +18930,7 @@
           <w:color w:val="000000"/>
           <w:rtl w:val="0"/>
         </w:rPr>
-        <w:t xml:space="preserve">UC15 - Notificar Eventos (RF17, RF18, RF19)</w:t>
+        <w:t xml:space="preserve">UC14 - Redefinir Senha (RF05)</w:t>
       </w:r>
     </w:p>
     <w:p>
@@ -18389,7 +18942,7 @@
         <w:rPr>
           <w:rtl w:val="0"/>
         </w:rPr>
-        <w:t xml:space="preserve">Sistema gera notificacao automatica (oitiva proxima, repasse recebido, repasse aceito/recusado, cadastro pendente para o Admin) exibida no cabecalho. Cada notificacao guarda a referencia ao registro de origem (oitiva, repasse ou usuario), usada para abrir a tela correspondente e para nao repetir a notificacao de oitiva proxima. Nao ha interacao direta do usuario para disparar - e evento de sistema; usuario apenas visualiza ou marca como lida.</w:t>
+        <w:t xml:space="preserve">Admin localiza o usuario e define uma senha provisoria (mesmo fluxo de reset de senha do sistema v1), que e armazenada com hash (RNF03) e repassada pessoalmente ao servidor. Como o sistema nao armazena e-mail (autenticacao apenas por login), nao ha recuperacao self-service via link.</w:t>
       </w:r>
     </w:p>
     <w:p>
@@ -18405,7 +18958,7 @@
           <w:color w:val="000000"/>
           <w:rtl w:val="0"/>
         </w:rPr>
-        <w:t xml:space="preserve">UC16 - Exportar Procedimentos (RF20)</w:t>
+        <w:t xml:space="preserve">UC15 - Notificar Eventos (RF17, RF18, RF19)</w:t>
       </w:r>
     </w:p>
     <w:p>
@@ -18417,7 +18970,7 @@
         <w:rPr>
           <w:rtl w:val="0"/>
         </w:rPr>
-        <w:t xml:space="preserve">Usuario seleciona filtro (periodo, tipo, status) e formato (XLSX/PDF); sistema gera arquivo com procedimentos nativos do sistema. Excecao: nenhum registro encontrado com o filtro - sistema informa lista vazia em vez de gerar arquivo vazio.</w:t>
+        <w:t>Sistema gera notificacao automatica (oitiva proxima, oitiva atribuida a outro responsavel, oitiva sem baixa, repasse recebido, repasse aceito/recusado, cadastro pendente para o Admin) exibida no cabecalho. Cada notificacao guarda a referencia ao registro de origem (oitiva, repasse ou usuario), usada para abrir a tela correspondente e para nao repetir os avisos de oitiva (um de cada tipo por oitiva; remarcacao ou troca de responsavel gera novos avisos, e concluir/desmarcar baixa os pendentes). Nao ha interacao direta do usuario para disparar - e evento de sistema; usuario apenas visualiza ou marca como lida.</w:t>
       </w:r>
     </w:p>
     <w:p>
@@ -18433,7 +18986,7 @@
           <w:color w:val="000000"/>
           <w:rtl w:val="0"/>
         </w:rPr>
-        <w:t xml:space="preserve">UC21 - Editar Dados e Pericia do Veiculo (RF26)</w:t>
+        <w:t xml:space="preserve">UC16 - Exportar Procedimentos (RF20)</w:t>
       </w:r>
     </w:p>
     <w:p>
@@ -18445,7 +18998,91 @@
         <w:rPr>
           <w:rtl w:val="0"/>
         </w:rPr>
-        <w:t xml:space="preserve">Delegado/Policial corrige dados descritivos do veiculo, atualiza o status de pericia (SEM_PERICIA, PERICIA_EM_ANDAMENTO, PERICIA_CONCLUIDA, NAO_PRECISA_PERICIA). Excecao: o lacre e somente leitura e nao pode ser alterado.</w:t>
+        <w:t>Delegado/Policial seleciona filtro (periodo de abertura, tipo, status) e formato (XLSX/PDF); sistema gera o arquivo com os procedimentos nativos do sistema, informando os filtros usados, quem gerou e quando. Excecao: nenhum registro encontrado com o filtro - sistema informa lista vazia em vez de gerar arquivo vazio.</w:t>
+      </w:r>
+    </w:p>
+    <w:p>
+      <w:pPr>
+        <w:pStyle w:val="Heading2"/>
+        <w:spacing w:after="150" w:before="300" w:lineRule="auto"/>
+        <w:rPr>
+          <w:color w:val="000000"/>
+        </w:rPr>
+      </w:pPr>
+      <w:r>
+        <w:rPr>
+          <w:color w:val="000000"/>
+          <w:rtl w:val="0"/>
+        </w:rPr>
+        <w:t>UC21 - Editar Dados e Pericia do Veiculo (RF26)</w:t>
+      </w:r>
+    </w:p>
+    <w:p>
+      <w:pPr>
+        <w:spacing w:after="120" w:lineRule="auto"/>
+        <w:rPr/>
+      </w:pPr>
+      <w:r>
+        <w:rPr>
+          <w:rtl w:val="0"/>
+        </w:rPr>
+        <w:t>Delegado/Policial corrige dados descritivos do veiculo, atualiza o status de pericia (SEM_PERICIA, PERICIA_EM_ANDAMENTO, PERICIA_CONCLUIDA, NAO_PRECISA_PERICIA). Excecao: o lacre e somente leitura e nao pode ser alterado.</w:t>
+      </w:r>
+    </w:p>
+    <w:p>
+      <w:pPr>
+        <w:pStyle w:val="Heading2"/>
+        <w:spacing w:after="150" w:before="300" w:lineRule="auto"/>
+        <w:rPr>
+          <w:color w:val="000000"/>
+        </w:rPr>
+      </w:pPr>
+      <w:r>
+        <w:rPr>
+          <w:color w:val="000000"/>
+          <w:rtl w:val="0"/>
+        </w:rPr>
+        <w:t>UC22 - Exportar Veiculos / Relatorio de Carga (RF28)</w:t>
+      </w:r>
+    </w:p>
+    <w:p>
+      <w:pPr>
+        <w:spacing w:after="120" w:lineRule="auto"/>
+        <w:rPr/>
+      </w:pPr>
+      <w:r>
+        <w:rPr>
+          <w:rtl w:val="0"/>
+        </w:rPr>
+        <w:t>Delegado/Policial seleciona filtros (situacao, pericia, procedimento, periodo de entrada) e formato (XLSX/PDF). Com as situacoes NA_DEPOL e EM_PATIO, o sistema gera o relatorio de carga: totais por situacao, veiculos ordenados por situacao e lacre e, no PDF, coluna "Conferido" e campo de assinatura para a conferencia fisica no patio. Excecao: nenhum veiculo encontrado - sistema informa em vez de gerar arquivo vazio.</w:t>
+      </w:r>
+    </w:p>
+    <w:p>
+      <w:pPr>
+        <w:pStyle w:val="Heading2"/>
+        <w:spacing w:after="150" w:before="300" w:lineRule="auto"/>
+        <w:rPr>
+          <w:color w:val="000000"/>
+        </w:rPr>
+      </w:pPr>
+      <w:r>
+        <w:rPr>
+          <w:color w:val="000000"/>
+          <w:rtl w:val="0"/>
+        </w:rPr>
+        <w:t>UC23 - Gerar Etiqueta do Veiculo (RF29)</w:t>
+      </w:r>
+    </w:p>
+    <w:p>
+      <w:pPr>
+        <w:spacing w:after="120" w:lineRule="auto"/>
+        <w:rPr/>
+      </w:pPr>
+      <w:r>
+        <w:rPr>
+          <w:rtl w:val="0"/>
+        </w:rPr>
+        <w:t>Usuario (Delegado, Policial ou Estagiario) solicita a etiqueta de um veiculo; sistema gera PDF de 100 x 50 mm com unidade, lacre, tipo/marca/modelo, cor, placa (se houver), procedimento, data de entrada e QR code com o endereco da ficha do veiculo, para impressao em etiqueta adesiva e fixacao no veiculo.</w:t>
       </w:r>
     </w:p>
     <w:p>
@@ -18464,6 +19101,7 @@
     <w:p>
       <w:pPr>
         <w:pStyle w:val="Heading1"/>
+        <w:keepNext/>
         <w:spacing w:after="200" w:before="400" w:lineRule="auto"/>
         <w:rPr>
           <w:b w:val="1"/>
@@ -18497,12 +19135,13 @@
           <w:szCs w:val="24"/>
           <w:rtl w:val="0"/>
         </w:rPr>
-        <w:t xml:space="preserve">Os casos de uso foram organizados em quatro diagramas, um por módulo funcional, para preservar a legibilidade. A notação segue o padrão UML: elipses representam casos de uso, bonecos representam atores, setas de triângulo vazado indicam generalização de atores, e as estereótipos &lt;&lt;include&gt;&gt; e &lt;&lt;extend&gt;&gt; indicam relações de inclusão obrigatória e extensao condicional, respectivamente.</w:t>
+        <w:t>Os casos de uso foram organizados em cinco diagramas, um por módulo funcional, para preservar a legibilidade. A notação segue o padrão UML: elipses representam casos de uso, bonecos representam atores, setas de triângulo vazado indicam generalização de atores, e as estereótipos &lt;&lt;include&gt;&gt; e &lt;&lt;extend&gt;&gt; indicam relações de inclusão obrigatória e extensao condicional, respectivamente.</w:t>
       </w:r>
     </w:p>
     <w:p>
       <w:pPr>
         <w:pStyle w:val="Heading2"/>
+        <w:keepNext/>
         <w:spacing w:after="150" w:before="300" w:lineRule="auto"/>
         <w:rPr>
           <w:b w:val="1"/>
@@ -18530,7 +19169,7 @@
         <w:rPr/>
         <w:drawing>
           <wp:inline distB="0" distT="0" distL="0" distR="0">
-            <wp:extent cx="4685164" cy="3118849"/>
+            <wp:extent cx="4685164" cy="3670045"/>
             <wp:effectExtent b="0" l="0" r="0" t="0"/>
             <wp:docPr id="24" name="image3.png"/>
             <a:graphic>
@@ -18550,7 +19189,7 @@
                   <pic:spPr>
                     <a:xfrm>
                       <a:off x="0" y="0"/>
-                      <a:ext cx="4685164" cy="3118849"/>
+                      <a:ext cx="4685164" cy="3670045"/>
                     </a:xfrm>
                     <a:prstGeom prst="rect"/>
                     <a:ln/>
@@ -18610,6 +19249,7 @@
     <w:p>
       <w:pPr>
         <w:pStyle w:val="Heading2"/>
+        <w:keepNext/>
         <w:spacing w:after="150" w:before="300" w:lineRule="auto"/>
         <w:rPr>
           <w:b w:val="1"/>
@@ -18743,6 +19383,7 @@
     <w:p>
       <w:pPr>
         <w:pStyle w:val="Heading2"/>
+        <w:keepNext/>
         <w:spacing w:after="150" w:before="300" w:lineRule="auto"/>
         <w:rPr>
           <w:b w:val="1"/>
@@ -18850,6 +19491,7 @@
     <w:p>
       <w:pPr>
         <w:pStyle w:val="Heading2"/>
+        <w:keepNext/>
         <w:spacing w:after="150" w:before="300" w:lineRule="auto"/>
         <w:rPr>
           <w:b w:val="1"/>
@@ -18974,6 +19616,7 @@
     </w:p>
     <w:p>
       <w:pPr>
+        <w:keepNext/>
         <w:spacing w:after="80" w:lineRule="auto"/>
         <w:ind w:left="400" w:firstLine="0"/>
         <w:rPr/>
@@ -19037,7 +19680,7 @@
         <w:rPr/>
         <w:drawing>
           <wp:inline distB="0" distT="0" distL="0" distR="0">
-            <wp:extent cx="5677152" cy="4076736"/>
+            <wp:extent cx="5677152" cy="5455472"/>
             <wp:effectExtent b="0" l="0" r="0" t="0"/>
             <wp:docPr id="900" name="image23.png"/>
             <a:graphic>
@@ -19057,7 +19700,7 @@
                   <pic:spPr>
                     <a:xfrm>
                       <a:off x="0" y="0"/>
-                      <a:ext cx="5677152" cy="4076736"/>
+                      <a:ext cx="5677152" cy="5455472"/>
                     </a:xfrm>
                     <a:prstGeom prst="rect"/>
                     <a:ln/>
@@ -19135,6 +19778,7 @@
     <w:p>
       <w:pPr>
         <w:pStyle w:val="Heading1"/>
+        <w:keepNext/>
         <w:spacing w:after="200" w:before="400" w:lineRule="auto"/>
         <w:rPr>
           <w:b w:val="1"/>
@@ -19181,7 +19825,7 @@
         <w:rPr/>
         <w:drawing>
           <wp:inline distB="0" distT="0" distL="0" distR="0">
-            <wp:extent cx="5731510" cy="3966659"/>
+            <wp:extent cx="5731510" cy="4027189"/>
             <wp:effectExtent b="0" l="0" r="0" t="0"/>
             <wp:docPr id="27" name="image9.png"/>
             <a:graphic>
@@ -19201,7 +19845,7 @@
                   <pic:spPr>
                     <a:xfrm>
                       <a:off x="0" y="0"/>
-                      <a:ext cx="5731510" cy="3966659"/>
+                      <a:ext cx="5731510" cy="4027189"/>
                     </a:xfrm>
                     <a:prstGeom prst="rect"/>
                     <a:ln/>
@@ -19264,6 +19908,7 @@
     <w:p>
       <w:pPr>
         <w:pStyle w:val="Heading1"/>
+        <w:keepNext/>
         <w:spacing w:after="200" w:before="400" w:lineRule="auto"/>
         <w:rPr>
           <w:b w:val="1"/>
@@ -19294,13 +19939,13 @@
           <w:szCs w:val="24"/>
           <w:rtl w:val="0"/>
         </w:rPr>
-        <w:t xml:space="preserve">O MER espelha o diagrama de classes no "sotaque" de banco de dados relacional, com chaves primárias, chaves estrangeiras, constraints de unicidade e regras de integridade referencial explícitas. Note que role.acesso recebe UNIQUE (nao ha dois papeis com a mesma authority, ex.: ROLE_ADMIN), enquanto matrícula e login em usuário também são UNIQUE por serem identificadores administrativo e de acesso, respectivamente. As entidades veiculo e historico_situacao_veiculo foram incorporadas ao modelo para dar suporte ao controle de veículos apreendidos, com rastreabilidade de mudanças de situação (na DEPOL, em pátio, devolvido, descartado) via histórico dedicado, seguindo o mesmo padrão de auditoria já usado em historico_status_procedimento. Em procedimento, a unicidade é composta por (tipo, numero, ano), pois cada tipo de procedimento (BO - Boletim de Ocorrência, IP - Inquérito Policial, TCO - Termo Circunstanciado de Ocorrência, APF - Auto de Prisão em Flagrante, AIAI - Auto de Investigação de Ato Infracional, AAFAI - Auto de Apreensão em Flagrante de Ato Infracional, ROP - Registro de Ocorrência Policial da PM) possui numeração própria, que reinicia a cada ano e pode coincidir entre tipos. O número é armazenado como valor numérico (bigint), o que garante ordenação correta e evita duplicidades causadas por zeros à esquerda; a formatação para exibição fica a cargo da interface. Em oitiva, responsavel_id indica o servidor que conduz a oitiva (e que recebe a notificação de oitiva próxima), enquanto cadastrado_por_id e data_cadastro registram a autoria do agendamento. O lacre do veículo é gerado automaticamente pela camada de serviço no formato LAC-AAAA-NNNNNN (ano corrente + sequencial de seis dígitos obtido de uma sequence dedicada do banco), garantindo a unicidade exigida pela constraint. Em notificacao, referencia_id guarda o id do registro que originou o aviso, cuja tabela é determinada pelo tipo (OITIVA_PROXIMA aponta para oitiva; REPASSE_RECEBIDO, REPASSE_ACEITO e REPASSE_RECUSADO para repasse; CADASTRO_PENDENTE para usuario); por apontar para tabelas diferentes, não possui chave estrangeira. O índice (usuario_destinatario_id, lida) acelera a consulta de notificações não lidas exibidas no cabeçalho. </w:t>
+        <w:t xml:space="preserve">O MER espelha o diagrama de classes no "sotaque" de banco de dados relacional, com chaves primárias, chaves estrangeiras, constraints de unicidade e regras de integridade referencial explícitas. Note que role.acesso recebe UNIQUE (nao ha dois papeis com a mesma authority, ex.: ROLE_ADMIN), enquanto matrícula e login em usuário também são UNIQUE por serem identificadores administrativo e de acesso, respectivamente. As entidades veiculo e historico_situacao_veiculo foram incorporadas ao modelo para dar suporte ao controle de veículos apreendidos, com rastreabilidade de mudanças de situação (na DEPOL, em pátio, devolvido, descartado) via histórico dedicado, seguindo o mesmo padrão de auditoria já usado em historico_status_procedimento. Em procedimento, a unicidade é composta por (tipo, numero, ano), pois cada tipo de procedimento (BO - Boletim de Ocorrência, IP - Inquérito Policial, TCO - Termo Circunstanciado de Ocorrência, APF - Auto de Prisão em Flagrante, AIAI - Auto de Investigação de Ato Infracional, AAFAI - Auto de Apreensão em Flagrante de Ato Infracional, ROP - Registro de Ocorrência Policial da PM) possui numeração própria, que reinicia a cada ano e pode coincidir entre tipos. O número é armazenado como valor numérico (bigint), o que garante ordenação correta e evita duplicidades causadas por zeros à esquerda; a formatação para exibição fica a cargo da interface. Em oitiva, responsavel_id indica o servidor que conduz a oitiva (e que recebe a notificação de oitiva próxima), enquanto cadastrado_por_id e data_cadastro registram a autoria do agendamento e alterado_por_id, o último usuário que editou, remarcou, desmarcou ou concluiu a oitiva. O lacre do veículo é gerado automaticamente pela camada de serviço no formato LAC-AAAA-NNNNNN (ano corrente + sequencial de seis dígitos obtido de uma sequence dedicada do banco), garantindo a unicidade exigida pela constraint. Em notificacao, referencia_id guarda o id do registro que originou o aviso, cuja tabela é determinada pelo tipo (OITIVA_PROXIMA, OITIVA_SEM_BAIXA e OITIVA_ATRIBUIDA apontam para oitiva; REPASSE_RECEBIDO, REPASSE_ACEITO e REPASSE_RECUSADO para repasse; CADASTRO_PENDENTE para usuario); por apontar para tabelas diferentes, não possui chave estrangeira. O índice (usuario_destinatario_id, lida) acelera a consulta de notificações não lidas exibidas no cabeçalho. </w:t>
       </w:r>
       <w:r>
         <w:rPr/>
         <w:drawing>
           <wp:inline distB="0" distT="0" distL="0" distR="0">
-            <wp:extent cx="5731510" cy="4085829"/>
+            <wp:extent cx="5731510" cy="4146359"/>
             <wp:effectExtent b="0" l="0" r="0" t="0"/>
             <wp:docPr id="30" name="image7.png"/>
             <a:graphic>
@@ -19320,7 +19965,7 @@
                   <pic:spPr>
                     <a:xfrm>
                       <a:off x="0" y="0"/>
-                      <a:ext cx="5731510" cy="4085829"/>
+                      <a:ext cx="5731510" cy="4146359"/>
                     </a:xfrm>
                     <a:prstGeom prst="rect"/>
                     <a:ln/>
@@ -19375,6 +20020,7 @@
     <w:p>
       <w:pPr>
         <w:pStyle w:val="Heading1"/>
+        <w:keepNext/>
         <w:spacing w:after="200" w:before="400" w:lineRule="auto"/>
         <w:rPr>
           <w:b w:val="1"/>
@@ -19408,7 +20054,7 @@
           <w:szCs w:val="24"/>
           <w:rtl w:val="0"/>
         </w:rPr>
-        <w:t xml:space="preserve">A arquitetura segue o padrão em camadas (Angular como SPA no cliente, API REST em Spring Boot no servidor), com o filtro JWT do Spring Security interceptando toda requisição antes de alcançar a camada de Controllers.</w:t>
+        <w:t>A arquitetura segue o padrão em camadas (React como SPA no cliente, API REST em Spring Boot no servidor), com o filtro JWT do Spring Security interceptando toda requisição antes de alcançar a camada de Controllers.</w:t>
       </w:r>
     </w:p>
     <w:p>
@@ -19421,7 +20067,7 @@
         <w:rPr/>
         <w:drawing>
           <wp:inline distB="0" distT="0" distL="0" distR="0">
-            <wp:extent cx="4100166" cy="4555599"/>
+            <wp:extent cx="4100166" cy="4578518"/>
             <wp:effectExtent b="0" l="0" r="0" t="0"/>
             <wp:docPr id="29" name="image4.png"/>
             <a:graphic>
@@ -19441,7 +20087,7 @@
                   <pic:spPr>
                     <a:xfrm>
                       <a:off x="0" y="0"/>
-                      <a:ext cx="4100166" cy="4555599"/>
+                      <a:ext cx="4100166" cy="4578518"/>
                     </a:xfrm>
                     <a:prstGeom prst="rect"/>
                     <a:ln/>
